--- a/exerc/lista10.docx
+++ b/exerc/lista10.docx
@@ -1,6 +1,6 @@
 
 <file path=word/document.xml><?xml version="1.0" encoding="utf-8"?>
-<w:document xmlns:wpc="http://schemas.microsoft.com/office/word/2010/wordprocessingCanvas" xmlns:mc="http://schemas.openxmlformats.org/markup-compatibility/2006" xmlns:o="urn:schemas-microsoft-com:office:office" xmlns:r="http://schemas.openxmlformats.org/officeDocument/2006/relationships" xmlns:m="http://schemas.openxmlformats.org/officeDocument/2006/math" xmlns:v="urn:schemas-microsoft-com:vml" xmlns:wp14="http://schemas.microsoft.com/office/word/2010/wordprocessingDrawing" xmlns:wp="http://schemas.openxmlformats.org/drawingml/2006/wordprocessingDrawing" xmlns:w10="urn:schemas-microsoft-com:office:word" xmlns:w="http://schemas.openxmlformats.org/wordprocessingml/2006/main" xmlns:w14="http://schemas.microsoft.com/office/word/2010/wordml" xmlns:w15="http://schemas.microsoft.com/office/word/2012/wordml" xmlns:wpg="http://schemas.microsoft.com/office/word/2010/wordprocessingGroup" xmlns:wpi="http://schemas.microsoft.com/office/word/2010/wordprocessingInk" xmlns:wne="http://schemas.microsoft.com/office/word/2006/wordml" xmlns:wps="http://schemas.microsoft.com/office/word/2010/wordprocessingShape" mc:Ignorable="w14 w15 wp14">
+<w:document xmlns:wpc="http://schemas.microsoft.com/office/word/2010/wordprocessingCanvas" xmlns:cx="http://schemas.microsoft.com/office/drawing/2014/chartex" xmlns:cx1="http://schemas.microsoft.com/office/drawing/2015/9/8/chartex" xmlns:cx2="http://schemas.microsoft.com/office/drawing/2015/10/21/chartex" xmlns:cx3="http://schemas.microsoft.com/office/drawing/2016/5/9/chartex" xmlns:cx4="http://schemas.microsoft.com/office/drawing/2016/5/10/chartex" xmlns:cx5="http://schemas.microsoft.com/office/drawing/2016/5/11/chartex" xmlns:cx6="http://schemas.microsoft.com/office/drawing/2016/5/12/chartex" xmlns:cx7="http://schemas.microsoft.com/office/drawing/2016/5/13/chartex" xmlns:cx8="http://schemas.microsoft.com/office/drawing/2016/5/14/chartex" xmlns:mc="http://schemas.openxmlformats.org/markup-compatibility/2006" xmlns:aink="http://schemas.microsoft.com/office/drawing/2016/ink" xmlns:am3d="http://schemas.microsoft.com/office/drawing/2017/model3d" xmlns:o="urn:schemas-microsoft-com:office:office" xmlns:oel="http://schemas.microsoft.com/office/2019/extlst" xmlns:r="http://schemas.openxmlformats.org/officeDocument/2006/relationships" xmlns:m="http://schemas.openxmlformats.org/officeDocument/2006/math" xmlns:v="urn:schemas-microsoft-com:vml" xmlns:wp14="http://schemas.microsoft.com/office/word/2010/wordprocessingDrawing" xmlns:wp="http://schemas.openxmlformats.org/drawingml/2006/wordprocessingDrawing" xmlns:w10="urn:schemas-microsoft-com:office:word" xmlns:w="http://schemas.openxmlformats.org/wordprocessingml/2006/main" xmlns:w14="http://schemas.microsoft.com/office/word/2010/wordml" xmlns:w15="http://schemas.microsoft.com/office/word/2012/wordml" xmlns:w16cex="http://schemas.microsoft.com/office/word/2018/wordml/cex" xmlns:w16cid="http://schemas.microsoft.com/office/word/2016/wordml/cid" xmlns:w16="http://schemas.microsoft.com/office/word/2018/wordml" xmlns:w16du="http://schemas.microsoft.com/office/word/2023/wordml/word16du" xmlns:w16sdtdh="http://schemas.microsoft.com/office/word/2020/wordml/sdtdatahash" xmlns:w16sdtfl="http://schemas.microsoft.com/office/word/2024/wordml/sdtformatlock" xmlns:w16se="http://schemas.microsoft.com/office/word/2015/wordml/symex" xmlns:wpg="http://schemas.microsoft.com/office/word/2010/wordprocessingGroup" xmlns:wpi="http://schemas.microsoft.com/office/word/2010/wordprocessingInk" xmlns:wne="http://schemas.microsoft.com/office/word/2006/wordml" xmlns:wps="http://schemas.microsoft.com/office/word/2010/wordprocessingShape" mc:Ignorable="w14 w15 w16se w16cid w16 w16cex w16sdtdh w16sdtfl w16du wp14">
   <w:body>
     <w:p>
       <w:pPr>
@@ -64,10 +64,8 @@
           <w:b/>
           <w:sz w:val="24"/>
         </w:rPr>
-        <w:t>4</w:t>
+        <w:t>5</w:t>
       </w:r>
-      <w:bookmarkStart w:id="0" w:name="_GoBack"/>
-      <w:bookmarkEnd w:id="0"/>
     </w:p>
     <w:p>
       <w:pPr>
@@ -5261,7 +5259,7 @@
                 <w:noProof/>
               </w:rPr>
               <w:drawing>
-                <wp:inline distT="0" distB="0" distL="0" distR="0" wp14:anchorId="4DB6AD64" wp14:editId="7426A80C">
+                <wp:inline distT="0" distB="0" distL="0" distR="0" wp14:anchorId="38CA6B37" wp14:editId="38CA6B38">
                   <wp:extent cx="2847072" cy="1459523"/>
                   <wp:effectExtent l="0" t="0" r="0" b="7620"/>
                   <wp:docPr id="1" name="Imagem 1"/>
@@ -5320,7 +5318,7 @@
                 <w:noProof/>
               </w:rPr>
               <w:drawing>
-                <wp:inline distT="0" distB="0" distL="0" distR="0" wp14:anchorId="0A09C295" wp14:editId="337A8919">
+                <wp:inline distT="0" distB="0" distL="0" distR="0" wp14:anchorId="38CA6B39" wp14:editId="38CA6B3A">
                   <wp:extent cx="2831123" cy="1477108"/>
                   <wp:effectExtent l="0" t="0" r="7620" b="8890"/>
                   <wp:docPr id="3" name="Imagem 3"/>
@@ -6846,7 +6844,7 @@
 </file>
 
 <file path=word/numbering.xml><?xml version="1.0" encoding="utf-8"?>
-<w:numbering xmlns:wpc="http://schemas.microsoft.com/office/word/2010/wordprocessingCanvas" xmlns:mc="http://schemas.openxmlformats.org/markup-compatibility/2006" xmlns:o="urn:schemas-microsoft-com:office:office" xmlns:r="http://schemas.openxmlformats.org/officeDocument/2006/relationships" xmlns:m="http://schemas.openxmlformats.org/officeDocument/2006/math" xmlns:v="urn:schemas-microsoft-com:vml" xmlns:wp14="http://schemas.microsoft.com/office/word/2010/wordprocessingDrawing" xmlns:wp="http://schemas.openxmlformats.org/drawingml/2006/wordprocessingDrawing" xmlns:w10="urn:schemas-microsoft-com:office:word" xmlns:w="http://schemas.openxmlformats.org/wordprocessingml/2006/main" xmlns:w14="http://schemas.microsoft.com/office/word/2010/wordml" xmlns:w15="http://schemas.microsoft.com/office/word/2012/wordml" xmlns:wpg="http://schemas.microsoft.com/office/word/2010/wordprocessingGroup" xmlns:wpi="http://schemas.microsoft.com/office/word/2010/wordprocessingInk" xmlns:wne="http://schemas.microsoft.com/office/word/2006/wordml" xmlns:wps="http://schemas.microsoft.com/office/word/2010/wordprocessingShape" mc:Ignorable="w14 w15 wp14">
+<w:numbering xmlns:wpc="http://schemas.microsoft.com/office/word/2010/wordprocessingCanvas" xmlns:cx="http://schemas.microsoft.com/office/drawing/2014/chartex" xmlns:cx1="http://schemas.microsoft.com/office/drawing/2015/9/8/chartex" xmlns:cx2="http://schemas.microsoft.com/office/drawing/2015/10/21/chartex" xmlns:cx3="http://schemas.microsoft.com/office/drawing/2016/5/9/chartex" xmlns:cx4="http://schemas.microsoft.com/office/drawing/2016/5/10/chartex" xmlns:cx5="http://schemas.microsoft.com/office/drawing/2016/5/11/chartex" xmlns:cx6="http://schemas.microsoft.com/office/drawing/2016/5/12/chartex" xmlns:cx7="http://schemas.microsoft.com/office/drawing/2016/5/13/chartex" xmlns:cx8="http://schemas.microsoft.com/office/drawing/2016/5/14/chartex" xmlns:mc="http://schemas.openxmlformats.org/markup-compatibility/2006" xmlns:aink="http://schemas.microsoft.com/office/drawing/2016/ink" xmlns:am3d="http://schemas.microsoft.com/office/drawing/2017/model3d" xmlns:o="urn:schemas-microsoft-com:office:office" xmlns:oel="http://schemas.microsoft.com/office/2019/extlst" xmlns:r="http://schemas.openxmlformats.org/officeDocument/2006/relationships" xmlns:m="http://schemas.openxmlformats.org/officeDocument/2006/math" xmlns:v="urn:schemas-microsoft-com:vml" xmlns:wp14="http://schemas.microsoft.com/office/word/2010/wordprocessingDrawing" xmlns:wp="http://schemas.openxmlformats.org/drawingml/2006/wordprocessingDrawing" xmlns:w10="urn:schemas-microsoft-com:office:word" xmlns:w="http://schemas.openxmlformats.org/wordprocessingml/2006/main" xmlns:w14="http://schemas.microsoft.com/office/word/2010/wordml" xmlns:w15="http://schemas.microsoft.com/office/word/2012/wordml" xmlns:w16cex="http://schemas.microsoft.com/office/word/2018/wordml/cex" xmlns:w16cid="http://schemas.microsoft.com/office/word/2016/wordml/cid" xmlns:w16="http://schemas.microsoft.com/office/word/2018/wordml" xmlns:w16du="http://schemas.microsoft.com/office/word/2023/wordml/word16du" xmlns:w16sdtdh="http://schemas.microsoft.com/office/word/2020/wordml/sdtdatahash" xmlns:w16sdtfl="http://schemas.microsoft.com/office/word/2024/wordml/sdtformatlock" xmlns:w16se="http://schemas.microsoft.com/office/word/2015/wordml/symex" xmlns:wpg="http://schemas.microsoft.com/office/word/2010/wordprocessingGroup" xmlns:wpi="http://schemas.microsoft.com/office/word/2010/wordprocessingInk" xmlns:wne="http://schemas.microsoft.com/office/word/2006/wordml" xmlns:wps="http://schemas.microsoft.com/office/word/2010/wordprocessingShape" mc:Ignorable="w14 w15 w16se w16cid w16 w16cex w16sdtdh w16sdtfl w16du wp14">
   <w:abstractNum w:abstractNumId="0" w15:restartNumberingAfterBreak="0">
     <w:nsid w:val="050C42CB"/>
     <w:multiLevelType w:val="hybridMultilevel"/>
@@ -8034,59 +8032,59 @@
       </w:pPr>
     </w:lvl>
   </w:abstractNum>
-  <w:num w:numId="1">
+  <w:num w:numId="1" w16cid:durableId="1910773516">
     <w:abstractNumId w:val="9"/>
   </w:num>
-  <w:num w:numId="2">
+  <w:num w:numId="2" w16cid:durableId="84036473">
     <w:abstractNumId w:val="6"/>
   </w:num>
-  <w:num w:numId="3">
+  <w:num w:numId="3" w16cid:durableId="1613054453">
     <w:abstractNumId w:val="7"/>
   </w:num>
-  <w:num w:numId="4">
+  <w:num w:numId="4" w16cid:durableId="363482287">
     <w:abstractNumId w:val="8"/>
   </w:num>
-  <w:num w:numId="5">
+  <w:num w:numId="5" w16cid:durableId="1186405879">
     <w:abstractNumId w:val="14"/>
   </w:num>
-  <w:num w:numId="6">
+  <w:num w:numId="6" w16cid:durableId="1719434184">
     <w:abstractNumId w:val="12"/>
   </w:num>
-  <w:num w:numId="7">
+  <w:num w:numId="7" w16cid:durableId="2145006062">
     <w:abstractNumId w:val="3"/>
   </w:num>
-  <w:num w:numId="8">
+  <w:num w:numId="8" w16cid:durableId="908996751">
     <w:abstractNumId w:val="0"/>
   </w:num>
-  <w:num w:numId="9">
+  <w:num w:numId="9" w16cid:durableId="1303998542">
     <w:abstractNumId w:val="2"/>
   </w:num>
-  <w:num w:numId="10">
+  <w:num w:numId="10" w16cid:durableId="1596670391">
     <w:abstractNumId w:val="15"/>
   </w:num>
-  <w:num w:numId="11">
+  <w:num w:numId="11" w16cid:durableId="752359417">
     <w:abstractNumId w:val="11"/>
   </w:num>
-  <w:num w:numId="12">
+  <w:num w:numId="12" w16cid:durableId="1874734206">
     <w:abstractNumId w:val="4"/>
   </w:num>
-  <w:num w:numId="13">
+  <w:num w:numId="13" w16cid:durableId="1697190049">
     <w:abstractNumId w:val="1"/>
   </w:num>
-  <w:num w:numId="14">
+  <w:num w:numId="14" w16cid:durableId="671222551">
     <w:abstractNumId w:val="10"/>
   </w:num>
-  <w:num w:numId="15">
+  <w:num w:numId="15" w16cid:durableId="1200817626">
     <w:abstractNumId w:val="13"/>
   </w:num>
-  <w:num w:numId="16">
+  <w:num w:numId="16" w16cid:durableId="1733116342">
     <w:abstractNumId w:val="5"/>
   </w:num>
 </w:numbering>
 </file>
 
 <file path=word/styles.xml><?xml version="1.0" encoding="utf-8"?>
-<w:styles xmlns:mc="http://schemas.openxmlformats.org/markup-compatibility/2006" xmlns:r="http://schemas.openxmlformats.org/officeDocument/2006/relationships" xmlns:w="http://schemas.openxmlformats.org/wordprocessingml/2006/main" xmlns:w14="http://schemas.microsoft.com/office/word/2010/wordml" xmlns:w15="http://schemas.microsoft.com/office/word/2012/wordml" mc:Ignorable="w14 w15">
+<w:styles xmlns:mc="http://schemas.openxmlformats.org/markup-compatibility/2006" xmlns:r="http://schemas.openxmlformats.org/officeDocument/2006/relationships" xmlns:w="http://schemas.openxmlformats.org/wordprocessingml/2006/main" xmlns:w14="http://schemas.microsoft.com/office/word/2010/wordml" xmlns:w15="http://schemas.microsoft.com/office/word/2012/wordml" xmlns:w16cex="http://schemas.microsoft.com/office/word/2018/wordml/cex" xmlns:w16cid="http://schemas.microsoft.com/office/word/2016/wordml/cid" xmlns:w16="http://schemas.microsoft.com/office/word/2018/wordml" xmlns:w16du="http://schemas.microsoft.com/office/word/2023/wordml/word16du" xmlns:w16sdtdh="http://schemas.microsoft.com/office/word/2020/wordml/sdtdatahash" xmlns:w16sdtfl="http://schemas.microsoft.com/office/word/2024/wordml/sdtformatlock" xmlns:w16se="http://schemas.microsoft.com/office/word/2015/wordml/symex" mc:Ignorable="w14 w15 w16se w16cid w16 w16cex w16sdtdh w16sdtfl w16du">
   <w:docDefaults>
     <w:rPrDefault>
       <w:rPr>
@@ -8096,7 +8094,7 @@
     </w:rPrDefault>
     <w:pPrDefault/>
   </w:docDefaults>
-  <w:latentStyles w:defLockedState="0" w:defUIPriority="0" w:defSemiHidden="0" w:defUnhideWhenUsed="0" w:defQFormat="0" w:count="371">
+  <w:latentStyles w:defLockedState="0" w:defUIPriority="0" w:defSemiHidden="0" w:defUnhideWhenUsed="0" w:defQFormat="0" w:count="376">
     <w:lsdException w:name="Normal" w:qFormat="1"/>
     <w:lsdException w:name="heading 1" w:qFormat="1"/>
     <w:lsdException w:name="heading 2" w:semiHidden="1" w:unhideWhenUsed="1" w:qFormat="1"/>
@@ -8461,6 +8459,11 @@
     <w:lsdException w:name="List Table 5 Dark Accent 6" w:uiPriority="50"/>
     <w:lsdException w:name="List Table 6 Colorful Accent 6" w:uiPriority="51"/>
     <w:lsdException w:name="List Table 7 Colorful Accent 6" w:uiPriority="52"/>
+    <w:lsdException w:name="Mention" w:semiHidden="1" w:uiPriority="99" w:unhideWhenUsed="1"/>
+    <w:lsdException w:name="Smart Hyperlink" w:semiHidden="1" w:uiPriority="99" w:unhideWhenUsed="1"/>
+    <w:lsdException w:name="Hashtag" w:semiHidden="1" w:uiPriority="99" w:unhideWhenUsed="1"/>
+    <w:lsdException w:name="Unresolved Mention" w:semiHidden="1" w:uiPriority="99" w:unhideWhenUsed="1"/>
+    <w:lsdException w:name="Smart Link" w:semiHidden="1" w:uiPriority="99" w:unhideWhenUsed="1"/>
   </w:latentStyles>
   <w:style w:type="paragraph" w:default="1" w:styleId="Normal">
     <w:name w:val="Normal"/>

--- a/exerc/lista10.docx
+++ b/exerc/lista10.docx
@@ -64,7 +64,7 @@
           <w:b/>
           <w:sz w:val="24"/>
         </w:rPr>
-        <w:t>5</w:t>
+        <w:t>6</w:t>
       </w:r>
     </w:p>
     <w:p>
@@ -108,10 +108,49 @@
         </w:rPr>
       </w:pPr>
       <w:r>
-        <w:t>A transformação por componentes principais baseia-se no cálculo de autovalores e autovetores. O que representam os autovalores e os autovetores?</w:t>
-      </w:r>
-      <w:r>
-        <w:t xml:space="preserve"> Qual a relação dos autovalores e a</w:t>
+        <w:t>O que representam os autovalores e os autovetores</w:t>
+      </w:r>
+      <w:r>
+        <w:t xml:space="preserve"> numa </w:t>
+      </w:r>
+      <w:r>
+        <w:t>transformação por componentes principais</w:t>
+      </w:r>
+      <w:r>
+        <w:t xml:space="preserve"> a partir de uma matriz de covariância</w:t>
+      </w:r>
+      <w:r>
+        <w:t>?</w:t>
+      </w:r>
+      <w:r>
+        <w:t xml:space="preserve"> </w:t>
+      </w:r>
+      <w:r>
+        <w:t xml:space="preserve">Por que os autovalores não podem </w:t>
+      </w:r>
+      <w:r>
+        <w:t xml:space="preserve">ser negativos? </w:t>
+      </w:r>
+      <w:r>
+        <w:t xml:space="preserve">Qual </w:t>
+      </w:r>
+      <w:r>
+        <w:t xml:space="preserve">é </w:t>
+      </w:r>
+      <w:r>
+        <w:t xml:space="preserve">a relação </w:t>
+      </w:r>
+      <w:r>
+        <w:t>entre</w:t>
+      </w:r>
+      <w:r>
+        <w:t xml:space="preserve"> </w:t>
+      </w:r>
+      <w:r>
+        <w:t xml:space="preserve">os </w:t>
+      </w:r>
+      <w:r>
+        <w:t>autovalores e a</w:t>
       </w:r>
       <w:r>
         <w:t>s</w:t>
@@ -123,13 +162,13 @@
         <w:t>s</w:t>
       </w:r>
       <w:r>
-        <w:t xml:space="preserve"> </w:t>
-      </w:r>
-      <w:r>
-        <w:t xml:space="preserve">originais </w:t>
-      </w:r>
-      <w:r>
-        <w:t>das variáveis?</w:t>
+        <w:t xml:space="preserve"> das variáveis</w:t>
+      </w:r>
+      <w:r>
+        <w:t xml:space="preserve"> originais</w:t>
+      </w:r>
+      <w:r>
+        <w:t>?</w:t>
       </w:r>
     </w:p>
     <w:p>
@@ -145,13 +184,28 @@
         </w:rPr>
       </w:pPr>
       <w:r>
-        <w:t xml:space="preserve">Em muitos casos, as componentes principais são obtidas a partir da matriz de correlação. Em </w:t>
-      </w:r>
-      <w:r>
-        <w:t>que casos isso é recomendado</w:t>
+        <w:t>Em que situações</w:t>
+      </w:r>
+      <w:r>
+        <w:t xml:space="preserve"> as componentes principais obtidas a partir da matriz de correlação</w:t>
+      </w:r>
+      <w:r>
+        <w:t xml:space="preserve"> </w:t>
+      </w:r>
+      <w:r>
+        <w:t>são mais</w:t>
+      </w:r>
+      <w:r>
+        <w:t xml:space="preserve"> recomendad</w:t>
+      </w:r>
+      <w:r>
+        <w:t>as</w:t>
       </w:r>
       <w:r>
         <w:t>?</w:t>
+      </w:r>
+      <w:r>
+        <w:t xml:space="preserve"> Nesse caso, a relação entre os autovalores e as variância das variáveis originais é mantida?</w:t>
       </w:r>
     </w:p>
     <w:p>
@@ -167,13 +221,31 @@
         </w:rPr>
       </w:pPr>
       <w:r>
-        <w:t>Por que se diz que a informação é menor nas últimas componentes principais? Nesse caso, sempre podemos descartar estas últimas componentes</w:t>
-      </w:r>
-      <w:r>
-        <w:t xml:space="preserve"> por conterem apenas ruídos</w:t>
-      </w:r>
-      <w:r>
-        <w:t>?</w:t>
+        <w:t xml:space="preserve">Em uma transformação por componentes principais aplicada </w:t>
+      </w:r>
+      <w:r>
+        <w:t>a um conjunto grande de variáveis, podemos afirmar que a</w:t>
+      </w:r>
+      <w:r>
+        <w:t xml:space="preserve">s </w:t>
+      </w:r>
+      <w:r>
+        <w:t>últimas componentes</w:t>
+      </w:r>
+      <w:r>
+        <w:t xml:space="preserve"> </w:t>
+      </w:r>
+      <w:r>
+        <w:t>podem ser sempre descartadas</w:t>
+      </w:r>
+      <w:r>
+        <w:t xml:space="preserve"> por </w:t>
+      </w:r>
+      <w:r>
+        <w:t>apresentarem apenas ruídos</w:t>
+      </w:r>
+      <w:r>
+        <w:t xml:space="preserve">? </w:t>
       </w:r>
     </w:p>
     <w:p>
@@ -196,7 +268,7 @@
         <w:rPr>
           <w:szCs w:val="24"/>
         </w:rPr>
-        <w:t>A partir dos dados abaixo, calcule a matriz de variância/covariância e a matriz de correlação. Obtenha os autovalores e autovetores considerando apenas a matriz de variância/covariância. Responda:</w:t>
+        <w:t>A partir dos dados abaixo, calcule a matriz de covariância e a matriz de correlação. Obtenha os autovalores e autovetores considerando apenas a matriz de covariância. Responda:</w:t>
       </w:r>
     </w:p>
     <w:p>
@@ -268,7 +340,7 @@
         <w:rPr>
           <w:szCs w:val="24"/>
         </w:rPr>
-        <w:t xml:space="preserve">Calcule a matriz de variância-covariância das componentes principais. </w:t>
+        <w:t xml:space="preserve">Calcule a matriz de covariância das componentes principais. </w:t>
       </w:r>
       <w:r>
         <w:rPr>
@@ -310,27 +382,43 @@
         <w:rPr>
           <w:szCs w:val="24"/>
         </w:rPr>
-        <w:t xml:space="preserve">Por que a variável </w:t>
-      </w:r>
-      <w:r>
-        <w:rPr>
-          <w:i/>
-          <w:szCs w:val="24"/>
-        </w:rPr>
-        <w:t>X</w:t>
-      </w:r>
-      <w:r>
-        <w:rPr>
-          <w:szCs w:val="24"/>
-          <w:vertAlign w:val="subscript"/>
-        </w:rPr>
-        <w:t>2</w:t>
+        <w:t>Qual</w:t>
       </w:r>
       <w:r>
         <w:rPr>
           <w:szCs w:val="24"/>
         </w:rPr>
-        <w:t xml:space="preserve"> só está representada efetivamente na última componente principal, aquela com menor autovalor?</w:t>
+        <w:t xml:space="preserve"> variável </w:t>
+      </w:r>
+      <w:r>
+        <w:rPr>
+          <w:szCs w:val="24"/>
+        </w:rPr>
+        <w:t xml:space="preserve">está representada </w:t>
+      </w:r>
+      <w:r>
+        <w:rPr>
+          <w:szCs w:val="24"/>
+        </w:rPr>
+        <w:t>quase que integralmente</w:t>
+      </w:r>
+      <w:r>
+        <w:rPr>
+          <w:szCs w:val="24"/>
+        </w:rPr>
+        <w:t xml:space="preserve"> na última componente principal</w:t>
+      </w:r>
+      <w:r>
+        <w:rPr>
+          <w:szCs w:val="24"/>
+        </w:rPr>
+        <w:t>? Por que isso aconteceu</w:t>
+      </w:r>
+      <w:r>
+        <w:rPr>
+          <w:szCs w:val="24"/>
+        </w:rPr>
+        <w:t>?</w:t>
       </w:r>
     </w:p>
     <w:p>
@@ -388,7 +476,6 @@
               <w:bottom w:val="single" w:sz="4" w:space="0" w:color="auto"/>
               <w:right w:val="nil"/>
             </w:tcBorders>
-            <w:shd w:val="clear" w:color="auto" w:fill="auto"/>
             <w:noWrap/>
             <w:vAlign w:val="bottom"/>
             <w:hideMark/>
@@ -434,7 +521,6 @@
               <w:bottom w:val="single" w:sz="4" w:space="0" w:color="auto"/>
               <w:right w:val="single" w:sz="4" w:space="0" w:color="auto"/>
             </w:tcBorders>
-            <w:shd w:val="clear" w:color="auto" w:fill="auto"/>
             <w:noWrap/>
             <w:vAlign w:val="bottom"/>
             <w:hideMark/>
@@ -480,7 +566,6 @@
               <w:bottom w:val="single" w:sz="4" w:space="0" w:color="auto"/>
               <w:right w:val="nil"/>
             </w:tcBorders>
-            <w:shd w:val="clear" w:color="auto" w:fill="auto"/>
             <w:noWrap/>
             <w:vAlign w:val="bottom"/>
             <w:hideMark/>
@@ -526,7 +611,6 @@
               <w:bottom w:val="single" w:sz="4" w:space="0" w:color="auto"/>
               <w:right w:val="single" w:sz="4" w:space="0" w:color="auto"/>
             </w:tcBorders>
-            <w:shd w:val="clear" w:color="auto" w:fill="auto"/>
             <w:noWrap/>
             <w:vAlign w:val="bottom"/>
             <w:hideMark/>
@@ -572,7 +656,6 @@
               <w:bottom w:val="single" w:sz="4" w:space="0" w:color="auto"/>
               <w:right w:val="single" w:sz="4" w:space="0" w:color="auto"/>
             </w:tcBorders>
-            <w:shd w:val="clear" w:color="auto" w:fill="auto"/>
             <w:noWrap/>
             <w:vAlign w:val="bottom"/>
             <w:hideMark/>
@@ -624,47 +707,21 @@
               <w:bottom w:val="nil"/>
               <w:right w:val="nil"/>
             </w:tcBorders>
-            <w:shd w:val="clear" w:color="auto" w:fill="auto"/>
-            <w:noWrap/>
-            <w:vAlign w:val="bottom"/>
-            <w:hideMark/>
-          </w:tcPr>
-          <w:p>
-            <w:pPr>
-              <w:jc w:val="center"/>
-              <w:rPr>
-                <w:rFonts w:ascii="Calibri" w:hAnsi="Calibri"/>
-                <w:color w:val="000000"/>
-                <w:sz w:val="22"/>
-                <w:szCs w:val="22"/>
-              </w:rPr>
-            </w:pPr>
-            <w:r>
-              <w:rPr>
-                <w:rFonts w:ascii="Calibri" w:hAnsi="Calibri"/>
-                <w:color w:val="000000"/>
-                <w:sz w:val="22"/>
-                <w:szCs w:val="22"/>
-              </w:rPr>
-              <w:t>34</w:t>
-            </w:r>
-            <w:r>
-              <w:rPr>
-                <w:rFonts w:ascii="Calibri" w:hAnsi="Calibri"/>
-                <w:color w:val="000000"/>
-                <w:sz w:val="22"/>
-                <w:szCs w:val="22"/>
-              </w:rPr>
-              <w:t>,</w:t>
-            </w:r>
-            <w:r>
-              <w:rPr>
-                <w:rFonts w:ascii="Calibri" w:hAnsi="Calibri"/>
-                <w:color w:val="000000"/>
-                <w:sz w:val="22"/>
-                <w:szCs w:val="22"/>
-              </w:rPr>
-              <w:t>78</w:t>
+            <w:noWrap/>
+            <w:hideMark/>
+          </w:tcPr>
+          <w:p>
+            <w:pPr>
+              <w:jc w:val="center"/>
+              <w:rPr>
+                <w:rFonts w:ascii="Calibri" w:hAnsi="Calibri"/>
+                <w:color w:val="000000"/>
+                <w:sz w:val="22"/>
+                <w:szCs w:val="22"/>
+              </w:rPr>
+            </w:pPr>
+            <w:r>
+              <w:t>64,13</w:t>
             </w:r>
           </w:p>
         </w:tc>
@@ -677,56 +734,21 @@
               <w:bottom w:val="nil"/>
               <w:right w:val="single" w:sz="4" w:space="0" w:color="auto"/>
             </w:tcBorders>
-            <w:shd w:val="clear" w:color="auto" w:fill="auto"/>
-            <w:noWrap/>
-            <w:vAlign w:val="bottom"/>
-            <w:hideMark/>
-          </w:tcPr>
-          <w:p>
-            <w:pPr>
-              <w:jc w:val="center"/>
-              <w:rPr>
-                <w:rFonts w:ascii="Calibri" w:hAnsi="Calibri"/>
-                <w:color w:val="000000"/>
-                <w:sz w:val="22"/>
-                <w:szCs w:val="22"/>
-              </w:rPr>
-            </w:pPr>
-            <w:r>
-              <w:rPr>
-                <w:rFonts w:ascii="Calibri" w:hAnsi="Calibri"/>
-                <w:color w:val="000000"/>
-                <w:sz w:val="22"/>
-                <w:szCs w:val="22"/>
-              </w:rPr>
-              <w:t>-</w:t>
-            </w:r>
-            <w:r>
-              <w:rPr>
-                <w:rFonts w:ascii="Calibri" w:hAnsi="Calibri"/>
-                <w:color w:val="000000"/>
-                <w:sz w:val="22"/>
-                <w:szCs w:val="22"/>
-              </w:rPr>
-              <w:t>0</w:t>
-            </w:r>
-            <w:r>
-              <w:rPr>
-                <w:rFonts w:ascii="Calibri" w:hAnsi="Calibri"/>
-                <w:color w:val="000000"/>
-                <w:sz w:val="22"/>
-                <w:szCs w:val="22"/>
-              </w:rPr>
-              <w:t>,</w:t>
-            </w:r>
-            <w:r>
-              <w:rPr>
-                <w:rFonts w:ascii="Calibri" w:hAnsi="Calibri"/>
-                <w:color w:val="000000"/>
-                <w:sz w:val="22"/>
-                <w:szCs w:val="22"/>
-              </w:rPr>
-              <w:t>94</w:t>
+            <w:noWrap/>
+            <w:hideMark/>
+          </w:tcPr>
+          <w:p>
+            <w:pPr>
+              <w:jc w:val="center"/>
+              <w:rPr>
+                <w:rFonts w:ascii="Calibri" w:hAnsi="Calibri"/>
+                <w:color w:val="000000"/>
+                <w:sz w:val="22"/>
+                <w:szCs w:val="22"/>
+              </w:rPr>
+            </w:pPr>
+            <w:r>
+              <w:t>50,13</w:t>
             </w:r>
           </w:p>
         </w:tc>
@@ -739,47 +761,21 @@
               <w:bottom w:val="nil"/>
               <w:right w:val="nil"/>
             </w:tcBorders>
-            <w:shd w:val="clear" w:color="auto" w:fill="auto"/>
-            <w:noWrap/>
-            <w:vAlign w:val="bottom"/>
-            <w:hideMark/>
-          </w:tcPr>
-          <w:p>
-            <w:pPr>
-              <w:jc w:val="center"/>
-              <w:rPr>
-                <w:rFonts w:ascii="Calibri" w:hAnsi="Calibri"/>
-                <w:color w:val="000000"/>
-                <w:sz w:val="22"/>
-                <w:szCs w:val="22"/>
-              </w:rPr>
-            </w:pPr>
-            <w:r>
-              <w:rPr>
-                <w:rFonts w:ascii="Calibri" w:hAnsi="Calibri"/>
-                <w:color w:val="000000"/>
-                <w:sz w:val="22"/>
-                <w:szCs w:val="22"/>
-              </w:rPr>
-              <w:t>41</w:t>
-            </w:r>
-            <w:r>
-              <w:rPr>
-                <w:rFonts w:ascii="Calibri" w:hAnsi="Calibri"/>
-                <w:color w:val="000000"/>
-                <w:sz w:val="22"/>
-                <w:szCs w:val="22"/>
-              </w:rPr>
-              <w:t>,</w:t>
-            </w:r>
-            <w:r>
-              <w:rPr>
-                <w:rFonts w:ascii="Calibri" w:hAnsi="Calibri"/>
-                <w:color w:val="000000"/>
-                <w:sz w:val="22"/>
-                <w:szCs w:val="22"/>
-              </w:rPr>
-              <w:t>77</w:t>
+            <w:noWrap/>
+            <w:hideMark/>
+          </w:tcPr>
+          <w:p>
+            <w:pPr>
+              <w:jc w:val="center"/>
+              <w:rPr>
+                <w:rFonts w:ascii="Calibri" w:hAnsi="Calibri"/>
+                <w:color w:val="000000"/>
+                <w:sz w:val="22"/>
+                <w:szCs w:val="22"/>
+              </w:rPr>
+            </w:pPr>
+            <w:r>
+              <w:t>-8,87</w:t>
             </w:r>
           </w:p>
         </w:tc>
@@ -792,47 +788,21 @@
               <w:bottom w:val="nil"/>
               <w:right w:val="single" w:sz="4" w:space="0" w:color="auto"/>
             </w:tcBorders>
-            <w:shd w:val="clear" w:color="auto" w:fill="auto"/>
-            <w:noWrap/>
-            <w:vAlign w:val="bottom"/>
-            <w:hideMark/>
-          </w:tcPr>
-          <w:p>
-            <w:pPr>
-              <w:jc w:val="center"/>
-              <w:rPr>
-                <w:rFonts w:ascii="Calibri" w:hAnsi="Calibri"/>
-                <w:color w:val="000000"/>
-                <w:sz w:val="22"/>
-                <w:szCs w:val="22"/>
-              </w:rPr>
-            </w:pPr>
-            <w:r>
-              <w:rPr>
-                <w:rFonts w:ascii="Calibri" w:hAnsi="Calibri"/>
-                <w:color w:val="000000"/>
-                <w:sz w:val="22"/>
-                <w:szCs w:val="22"/>
-              </w:rPr>
-              <w:t>89</w:t>
-            </w:r>
-            <w:r>
-              <w:rPr>
-                <w:rFonts w:ascii="Calibri" w:hAnsi="Calibri"/>
-                <w:color w:val="000000"/>
-                <w:sz w:val="22"/>
-                <w:szCs w:val="22"/>
-              </w:rPr>
-              <w:t>,</w:t>
-            </w:r>
-            <w:r>
-              <w:rPr>
-                <w:rFonts w:ascii="Calibri" w:hAnsi="Calibri"/>
-                <w:color w:val="000000"/>
-                <w:sz w:val="22"/>
-                <w:szCs w:val="22"/>
-              </w:rPr>
-              <w:t>34</w:t>
+            <w:noWrap/>
+            <w:hideMark/>
+          </w:tcPr>
+          <w:p>
+            <w:pPr>
+              <w:jc w:val="center"/>
+              <w:rPr>
+                <w:rFonts w:ascii="Calibri" w:hAnsi="Calibri"/>
+                <w:color w:val="000000"/>
+                <w:sz w:val="22"/>
+                <w:szCs w:val="22"/>
+              </w:rPr>
+            </w:pPr>
+            <w:r>
+              <w:t>0,13</w:t>
             </w:r>
           </w:p>
         </w:tc>
@@ -845,56 +815,21 @@
               <w:bottom w:val="nil"/>
               <w:right w:val="single" w:sz="4" w:space="0" w:color="auto"/>
             </w:tcBorders>
-            <w:shd w:val="clear" w:color="auto" w:fill="auto"/>
-            <w:noWrap/>
-            <w:vAlign w:val="bottom"/>
-            <w:hideMark/>
-          </w:tcPr>
-          <w:p>
-            <w:pPr>
-              <w:jc w:val="center"/>
-              <w:rPr>
-                <w:rFonts w:ascii="Calibri" w:hAnsi="Calibri"/>
-                <w:color w:val="000000"/>
-                <w:sz w:val="22"/>
-                <w:szCs w:val="22"/>
-              </w:rPr>
-            </w:pPr>
-            <w:r>
-              <w:rPr>
-                <w:rFonts w:ascii="Calibri" w:hAnsi="Calibri"/>
-                <w:color w:val="000000"/>
-                <w:sz w:val="22"/>
-                <w:szCs w:val="22"/>
-              </w:rPr>
-              <w:t>-</w:t>
-            </w:r>
-            <w:r>
-              <w:rPr>
-                <w:rFonts w:ascii="Calibri" w:hAnsi="Calibri"/>
-                <w:color w:val="000000"/>
-                <w:sz w:val="22"/>
-                <w:szCs w:val="22"/>
-              </w:rPr>
-              <w:t>63</w:t>
-            </w:r>
-            <w:r>
-              <w:rPr>
-                <w:rFonts w:ascii="Calibri" w:hAnsi="Calibri"/>
-                <w:color w:val="000000"/>
-                <w:sz w:val="22"/>
-                <w:szCs w:val="22"/>
-              </w:rPr>
-              <w:t>,</w:t>
-            </w:r>
-            <w:r>
-              <w:rPr>
-                <w:rFonts w:ascii="Calibri" w:hAnsi="Calibri"/>
-                <w:color w:val="000000"/>
-                <w:sz w:val="22"/>
-                <w:szCs w:val="22"/>
-              </w:rPr>
-              <w:t>17</w:t>
+            <w:noWrap/>
+            <w:hideMark/>
+          </w:tcPr>
+          <w:p>
+            <w:pPr>
+              <w:jc w:val="center"/>
+              <w:rPr>
+                <w:rFonts w:ascii="Calibri" w:hAnsi="Calibri"/>
+                <w:color w:val="000000"/>
+                <w:sz w:val="22"/>
+                <w:szCs w:val="22"/>
+              </w:rPr>
+            </w:pPr>
+            <w:r>
+              <w:t>161,77</w:t>
             </w:r>
           </w:p>
         </w:tc>
@@ -913,47 +848,21 @@
               <w:bottom w:val="nil"/>
               <w:right w:val="nil"/>
             </w:tcBorders>
-            <w:shd w:val="clear" w:color="auto" w:fill="auto"/>
-            <w:noWrap/>
-            <w:vAlign w:val="bottom"/>
-            <w:hideMark/>
-          </w:tcPr>
-          <w:p>
-            <w:pPr>
-              <w:jc w:val="center"/>
-              <w:rPr>
-                <w:rFonts w:ascii="Calibri" w:hAnsi="Calibri"/>
-                <w:color w:val="000000"/>
-                <w:sz w:val="22"/>
-                <w:szCs w:val="22"/>
-              </w:rPr>
-            </w:pPr>
-            <w:r>
-              <w:rPr>
-                <w:rFonts w:ascii="Calibri" w:hAnsi="Calibri"/>
-                <w:color w:val="000000"/>
-                <w:sz w:val="22"/>
-                <w:szCs w:val="22"/>
-              </w:rPr>
-              <w:t>16</w:t>
-            </w:r>
-            <w:r>
-              <w:rPr>
-                <w:rFonts w:ascii="Calibri" w:hAnsi="Calibri"/>
-                <w:color w:val="000000"/>
-                <w:sz w:val="22"/>
-                <w:szCs w:val="22"/>
-              </w:rPr>
-              <w:t>,</w:t>
-            </w:r>
-            <w:r>
-              <w:rPr>
-                <w:rFonts w:ascii="Calibri" w:hAnsi="Calibri"/>
-                <w:color w:val="000000"/>
-                <w:sz w:val="22"/>
-                <w:szCs w:val="22"/>
-              </w:rPr>
-              <w:t>56</w:t>
+            <w:noWrap/>
+            <w:hideMark/>
+          </w:tcPr>
+          <w:p>
+            <w:pPr>
+              <w:jc w:val="center"/>
+              <w:rPr>
+                <w:rFonts w:ascii="Calibri" w:hAnsi="Calibri"/>
+                <w:color w:val="000000"/>
+                <w:sz w:val="22"/>
+                <w:szCs w:val="22"/>
+              </w:rPr>
+            </w:pPr>
+            <w:r>
+              <w:t>51,95</w:t>
             </w:r>
           </w:p>
         </w:tc>
@@ -966,56 +875,21 @@
               <w:bottom w:val="nil"/>
               <w:right w:val="single" w:sz="4" w:space="0" w:color="auto"/>
             </w:tcBorders>
-            <w:shd w:val="clear" w:color="auto" w:fill="auto"/>
-            <w:noWrap/>
-            <w:vAlign w:val="bottom"/>
-            <w:hideMark/>
-          </w:tcPr>
-          <w:p>
-            <w:pPr>
-              <w:jc w:val="center"/>
-              <w:rPr>
-                <w:rFonts w:ascii="Calibri" w:hAnsi="Calibri"/>
-                <w:color w:val="000000"/>
-                <w:sz w:val="22"/>
-                <w:szCs w:val="22"/>
-              </w:rPr>
-            </w:pPr>
-            <w:r>
-              <w:rPr>
-                <w:rFonts w:ascii="Calibri" w:hAnsi="Calibri"/>
-                <w:color w:val="000000"/>
-                <w:sz w:val="22"/>
-                <w:szCs w:val="22"/>
-              </w:rPr>
-              <w:t>-</w:t>
-            </w:r>
-            <w:r>
-              <w:rPr>
-                <w:rFonts w:ascii="Calibri" w:hAnsi="Calibri"/>
-                <w:color w:val="000000"/>
-                <w:sz w:val="22"/>
-                <w:szCs w:val="22"/>
-              </w:rPr>
-              <w:t>0</w:t>
-            </w:r>
-            <w:r>
-              <w:rPr>
-                <w:rFonts w:ascii="Calibri" w:hAnsi="Calibri"/>
-                <w:color w:val="000000"/>
-                <w:sz w:val="22"/>
-                <w:szCs w:val="22"/>
-              </w:rPr>
-              <w:t>,</w:t>
-            </w:r>
-            <w:r>
-              <w:rPr>
-                <w:rFonts w:ascii="Calibri" w:hAnsi="Calibri"/>
-                <w:color w:val="000000"/>
-                <w:sz w:val="22"/>
-                <w:szCs w:val="22"/>
-              </w:rPr>
-              <w:t>46</w:t>
+            <w:noWrap/>
+            <w:hideMark/>
+          </w:tcPr>
+          <w:p>
+            <w:pPr>
+              <w:jc w:val="center"/>
+              <w:rPr>
+                <w:rFonts w:ascii="Calibri" w:hAnsi="Calibri"/>
+                <w:color w:val="000000"/>
+                <w:sz w:val="22"/>
+                <w:szCs w:val="22"/>
+              </w:rPr>
+            </w:pPr>
+            <w:r>
+              <w:t>17,89</w:t>
             </w:r>
           </w:p>
         </w:tc>
@@ -1028,47 +902,21 @@
               <w:bottom w:val="nil"/>
               <w:right w:val="nil"/>
             </w:tcBorders>
-            <w:shd w:val="clear" w:color="auto" w:fill="auto"/>
-            <w:noWrap/>
-            <w:vAlign w:val="bottom"/>
-            <w:hideMark/>
-          </w:tcPr>
-          <w:p>
-            <w:pPr>
-              <w:jc w:val="center"/>
-              <w:rPr>
-                <w:rFonts w:ascii="Calibri" w:hAnsi="Calibri"/>
-                <w:color w:val="000000"/>
-                <w:sz w:val="22"/>
-                <w:szCs w:val="22"/>
-              </w:rPr>
-            </w:pPr>
-            <w:r>
-              <w:rPr>
-                <w:rFonts w:ascii="Calibri" w:hAnsi="Calibri"/>
-                <w:color w:val="000000"/>
-                <w:sz w:val="22"/>
-                <w:szCs w:val="22"/>
-              </w:rPr>
-              <w:t>17</w:t>
-            </w:r>
-            <w:r>
-              <w:rPr>
-                <w:rFonts w:ascii="Calibri" w:hAnsi="Calibri"/>
-                <w:color w:val="000000"/>
-                <w:sz w:val="22"/>
-                <w:szCs w:val="22"/>
-              </w:rPr>
-              <w:t>,</w:t>
-            </w:r>
-            <w:r>
-              <w:rPr>
-                <w:rFonts w:ascii="Calibri" w:hAnsi="Calibri"/>
-                <w:color w:val="000000"/>
-                <w:sz w:val="22"/>
-                <w:szCs w:val="22"/>
-              </w:rPr>
-              <w:t>54</w:t>
+            <w:noWrap/>
+            <w:hideMark/>
+          </w:tcPr>
+          <w:p>
+            <w:pPr>
+              <w:jc w:val="center"/>
+              <w:rPr>
+                <w:rFonts w:ascii="Calibri" w:hAnsi="Calibri"/>
+                <w:color w:val="000000"/>
+                <w:sz w:val="22"/>
+                <w:szCs w:val="22"/>
+              </w:rPr>
+            </w:pPr>
+            <w:r>
+              <w:t>13,12</w:t>
             </w:r>
           </w:p>
         </w:tc>
@@ -1081,47 +929,21 @@
               <w:bottom w:val="nil"/>
               <w:right w:val="single" w:sz="4" w:space="0" w:color="auto"/>
             </w:tcBorders>
-            <w:shd w:val="clear" w:color="auto" w:fill="auto"/>
-            <w:noWrap/>
-            <w:vAlign w:val="bottom"/>
-            <w:hideMark/>
-          </w:tcPr>
-          <w:p>
-            <w:pPr>
-              <w:jc w:val="center"/>
-              <w:rPr>
-                <w:rFonts w:ascii="Calibri" w:hAnsi="Calibri"/>
-                <w:color w:val="000000"/>
-                <w:sz w:val="22"/>
-                <w:szCs w:val="22"/>
-              </w:rPr>
-            </w:pPr>
-            <w:r>
-              <w:rPr>
-                <w:rFonts w:ascii="Calibri" w:hAnsi="Calibri"/>
-                <w:color w:val="000000"/>
-                <w:sz w:val="22"/>
-                <w:szCs w:val="22"/>
-              </w:rPr>
-              <w:t>58</w:t>
-            </w:r>
-            <w:r>
-              <w:rPr>
-                <w:rFonts w:ascii="Calibri" w:hAnsi="Calibri"/>
-                <w:color w:val="000000"/>
-                <w:sz w:val="22"/>
-                <w:szCs w:val="22"/>
-              </w:rPr>
-              <w:t>,</w:t>
-            </w:r>
-            <w:r>
-              <w:rPr>
-                <w:rFonts w:ascii="Calibri" w:hAnsi="Calibri"/>
-                <w:color w:val="000000"/>
-                <w:sz w:val="22"/>
-                <w:szCs w:val="22"/>
-              </w:rPr>
-              <w:t>15</w:t>
+            <w:noWrap/>
+            <w:hideMark/>
+          </w:tcPr>
+          <w:p>
+            <w:pPr>
+              <w:jc w:val="center"/>
+              <w:rPr>
+                <w:rFonts w:ascii="Calibri" w:hAnsi="Calibri"/>
+                <w:color w:val="000000"/>
+                <w:sz w:val="22"/>
+                <w:szCs w:val="22"/>
+              </w:rPr>
+            </w:pPr>
+            <w:r>
+              <w:t>0,18</w:t>
             </w:r>
           </w:p>
         </w:tc>
@@ -1134,56 +956,21 @@
               <w:bottom w:val="nil"/>
               <w:right w:val="single" w:sz="4" w:space="0" w:color="auto"/>
             </w:tcBorders>
-            <w:shd w:val="clear" w:color="auto" w:fill="auto"/>
-            <w:noWrap/>
-            <w:vAlign w:val="bottom"/>
-            <w:hideMark/>
-          </w:tcPr>
-          <w:p>
-            <w:pPr>
-              <w:jc w:val="center"/>
-              <w:rPr>
-                <w:rFonts w:ascii="Calibri" w:hAnsi="Calibri"/>
-                <w:color w:val="000000"/>
-                <w:sz w:val="22"/>
-                <w:szCs w:val="22"/>
-              </w:rPr>
-            </w:pPr>
-            <w:r>
-              <w:rPr>
-                <w:rFonts w:ascii="Calibri" w:hAnsi="Calibri"/>
-                <w:color w:val="000000"/>
-                <w:sz w:val="22"/>
-                <w:szCs w:val="22"/>
-              </w:rPr>
-              <w:t>-</w:t>
-            </w:r>
-            <w:r>
-              <w:rPr>
-                <w:rFonts w:ascii="Calibri" w:hAnsi="Calibri"/>
-                <w:color w:val="000000"/>
-                <w:sz w:val="22"/>
-                <w:szCs w:val="22"/>
-              </w:rPr>
-              <w:t>47</w:t>
-            </w:r>
-            <w:r>
-              <w:rPr>
-                <w:rFonts w:ascii="Calibri" w:hAnsi="Calibri"/>
-                <w:color w:val="000000"/>
-                <w:sz w:val="22"/>
-                <w:szCs w:val="22"/>
-              </w:rPr>
-              <w:t>,</w:t>
-            </w:r>
-            <w:r>
-              <w:rPr>
-                <w:rFonts w:ascii="Calibri" w:hAnsi="Calibri"/>
-                <w:color w:val="000000"/>
-                <w:sz w:val="22"/>
-                <w:szCs w:val="22"/>
-              </w:rPr>
-              <w:t>84</w:t>
+            <w:noWrap/>
+            <w:hideMark/>
+          </w:tcPr>
+          <w:p>
+            <w:pPr>
+              <w:jc w:val="center"/>
+              <w:rPr>
+                <w:rFonts w:ascii="Calibri" w:hAnsi="Calibri"/>
+                <w:color w:val="000000"/>
+                <w:sz w:val="22"/>
+                <w:szCs w:val="22"/>
+              </w:rPr>
+            </w:pPr>
+            <w:r>
+              <w:t>177,25</w:t>
             </w:r>
           </w:p>
         </w:tc>
@@ -1202,47 +989,21 @@
               <w:bottom w:val="nil"/>
               <w:right w:val="nil"/>
             </w:tcBorders>
-            <w:shd w:val="clear" w:color="auto" w:fill="auto"/>
-            <w:noWrap/>
-            <w:vAlign w:val="bottom"/>
-            <w:hideMark/>
-          </w:tcPr>
-          <w:p>
-            <w:pPr>
-              <w:jc w:val="center"/>
-              <w:rPr>
-                <w:rFonts w:ascii="Calibri" w:hAnsi="Calibri"/>
-                <w:color w:val="000000"/>
-                <w:sz w:val="22"/>
-                <w:szCs w:val="22"/>
-              </w:rPr>
-            </w:pPr>
-            <w:r>
-              <w:rPr>
-                <w:rFonts w:ascii="Calibri" w:hAnsi="Calibri"/>
-                <w:color w:val="000000"/>
-                <w:sz w:val="22"/>
-                <w:szCs w:val="22"/>
-              </w:rPr>
-              <w:t>82</w:t>
-            </w:r>
-            <w:r>
-              <w:rPr>
-                <w:rFonts w:ascii="Calibri" w:hAnsi="Calibri"/>
-                <w:color w:val="000000"/>
-                <w:sz w:val="22"/>
-                <w:szCs w:val="22"/>
-              </w:rPr>
-              <w:t>,</w:t>
-            </w:r>
-            <w:r>
-              <w:rPr>
-                <w:rFonts w:ascii="Calibri" w:hAnsi="Calibri"/>
-                <w:color w:val="000000"/>
-                <w:sz w:val="22"/>
-                <w:szCs w:val="22"/>
-              </w:rPr>
-              <w:t>34</w:t>
+            <w:noWrap/>
+            <w:hideMark/>
+          </w:tcPr>
+          <w:p>
+            <w:pPr>
+              <w:jc w:val="center"/>
+              <w:rPr>
+                <w:rFonts w:ascii="Calibri" w:hAnsi="Calibri"/>
+                <w:color w:val="000000"/>
+                <w:sz w:val="22"/>
+                <w:szCs w:val="22"/>
+              </w:rPr>
+            </w:pPr>
+            <w:r>
+              <w:t>53,72</w:t>
             </w:r>
           </w:p>
         </w:tc>
@@ -1255,56 +1016,21 @@
               <w:bottom w:val="nil"/>
               <w:right w:val="single" w:sz="4" w:space="0" w:color="auto"/>
             </w:tcBorders>
-            <w:shd w:val="clear" w:color="auto" w:fill="auto"/>
-            <w:noWrap/>
-            <w:vAlign w:val="bottom"/>
-            <w:hideMark/>
-          </w:tcPr>
-          <w:p>
-            <w:pPr>
-              <w:jc w:val="center"/>
-              <w:rPr>
-                <w:rFonts w:ascii="Calibri" w:hAnsi="Calibri"/>
-                <w:color w:val="000000"/>
-                <w:sz w:val="22"/>
-                <w:szCs w:val="22"/>
-              </w:rPr>
-            </w:pPr>
-            <w:r>
-              <w:rPr>
-                <w:rFonts w:ascii="Calibri" w:hAnsi="Calibri"/>
-                <w:color w:val="000000"/>
-                <w:sz w:val="22"/>
-                <w:szCs w:val="22"/>
-              </w:rPr>
-              <w:t>-</w:t>
-            </w:r>
-            <w:r>
-              <w:rPr>
-                <w:rFonts w:ascii="Calibri" w:hAnsi="Calibri"/>
-                <w:color w:val="000000"/>
-                <w:sz w:val="22"/>
-                <w:szCs w:val="22"/>
-              </w:rPr>
-              <w:t>1</w:t>
-            </w:r>
-            <w:r>
-              <w:rPr>
-                <w:rFonts w:ascii="Calibri" w:hAnsi="Calibri"/>
-                <w:color w:val="000000"/>
-                <w:sz w:val="22"/>
-                <w:szCs w:val="22"/>
-              </w:rPr>
-              <w:t>,</w:t>
-            </w:r>
-            <w:r>
-              <w:rPr>
-                <w:rFonts w:ascii="Calibri" w:hAnsi="Calibri"/>
-                <w:color w:val="000000"/>
-                <w:sz w:val="22"/>
-                <w:szCs w:val="22"/>
-              </w:rPr>
-              <w:t>82</w:t>
+            <w:noWrap/>
+            <w:hideMark/>
+          </w:tcPr>
+          <w:p>
+            <w:pPr>
+              <w:jc w:val="center"/>
+              <w:rPr>
+                <w:rFonts w:ascii="Calibri" w:hAnsi="Calibri"/>
+                <w:color w:val="000000"/>
+                <w:sz w:val="22"/>
+                <w:szCs w:val="22"/>
+              </w:rPr>
+            </w:pPr>
+            <w:r>
+              <w:t>18,82</w:t>
             </w:r>
           </w:p>
         </w:tc>
@@ -1317,47 +1043,21 @@
               <w:bottom w:val="nil"/>
               <w:right w:val="nil"/>
             </w:tcBorders>
-            <w:shd w:val="clear" w:color="auto" w:fill="auto"/>
-            <w:noWrap/>
-            <w:vAlign w:val="bottom"/>
-            <w:hideMark/>
-          </w:tcPr>
-          <w:p>
-            <w:pPr>
-              <w:jc w:val="center"/>
-              <w:rPr>
-                <w:rFonts w:ascii="Calibri" w:hAnsi="Calibri"/>
-                <w:color w:val="000000"/>
-                <w:sz w:val="22"/>
-                <w:szCs w:val="22"/>
-              </w:rPr>
-            </w:pPr>
-            <w:r>
-              <w:rPr>
-                <w:rFonts w:ascii="Calibri" w:hAnsi="Calibri"/>
-                <w:color w:val="000000"/>
-                <w:sz w:val="22"/>
-                <w:szCs w:val="22"/>
-              </w:rPr>
-              <w:t>77</w:t>
-            </w:r>
-            <w:r>
-              <w:rPr>
-                <w:rFonts w:ascii="Calibri" w:hAnsi="Calibri"/>
-                <w:color w:val="000000"/>
-                <w:sz w:val="22"/>
-                <w:szCs w:val="22"/>
-              </w:rPr>
-              <w:t>,</w:t>
-            </w:r>
-            <w:r>
-              <w:rPr>
-                <w:rFonts w:ascii="Calibri" w:hAnsi="Calibri"/>
-                <w:color w:val="000000"/>
-                <w:sz w:val="22"/>
-                <w:szCs w:val="22"/>
-              </w:rPr>
-              <w:t>05</w:t>
+            <w:noWrap/>
+            <w:hideMark/>
+          </w:tcPr>
+          <w:p>
+            <w:pPr>
+              <w:jc w:val="center"/>
+              <w:rPr>
+                <w:rFonts w:ascii="Calibri" w:hAnsi="Calibri"/>
+                <w:color w:val="000000"/>
+                <w:sz w:val="22"/>
+                <w:szCs w:val="22"/>
+              </w:rPr>
+            </w:pPr>
+            <w:r>
+              <w:t>4,76</w:t>
             </w:r>
           </w:p>
         </w:tc>
@@ -1370,47 +1070,21 @@
               <w:bottom w:val="nil"/>
               <w:right w:val="single" w:sz="4" w:space="0" w:color="auto"/>
             </w:tcBorders>
-            <w:shd w:val="clear" w:color="auto" w:fill="auto"/>
-            <w:noWrap/>
-            <w:vAlign w:val="bottom"/>
-            <w:hideMark/>
-          </w:tcPr>
-          <w:p>
-            <w:pPr>
-              <w:jc w:val="center"/>
-              <w:rPr>
-                <w:rFonts w:ascii="Calibri" w:hAnsi="Calibri"/>
-                <w:color w:val="000000"/>
-                <w:sz w:val="22"/>
-                <w:szCs w:val="22"/>
-              </w:rPr>
-            </w:pPr>
-            <w:r>
-              <w:rPr>
-                <w:rFonts w:ascii="Calibri" w:hAnsi="Calibri"/>
-                <w:color w:val="000000"/>
-                <w:sz w:val="22"/>
-                <w:szCs w:val="22"/>
-              </w:rPr>
-              <w:t>118</w:t>
-            </w:r>
-            <w:r>
-              <w:rPr>
-                <w:rFonts w:ascii="Calibri" w:hAnsi="Calibri"/>
-                <w:color w:val="000000"/>
-                <w:sz w:val="22"/>
-                <w:szCs w:val="22"/>
-              </w:rPr>
-              <w:t>,</w:t>
-            </w:r>
-            <w:r>
-              <w:rPr>
-                <w:rFonts w:ascii="Calibri" w:hAnsi="Calibri"/>
-                <w:color w:val="000000"/>
-                <w:sz w:val="22"/>
-                <w:szCs w:val="22"/>
-              </w:rPr>
-              <w:t>70</w:t>
+            <w:noWrap/>
+            <w:hideMark/>
+          </w:tcPr>
+          <w:p>
+            <w:pPr>
+              <w:jc w:val="center"/>
+              <w:rPr>
+                <w:rFonts w:ascii="Calibri" w:hAnsi="Calibri"/>
+                <w:color w:val="000000"/>
+                <w:sz w:val="22"/>
+                <w:szCs w:val="22"/>
+              </w:rPr>
+            </w:pPr>
+            <w:r>
+              <w:t>0,18</w:t>
             </w:r>
           </w:p>
         </w:tc>
@@ -1423,56 +1097,21 @@
               <w:bottom w:val="nil"/>
               <w:right w:val="single" w:sz="4" w:space="0" w:color="auto"/>
             </w:tcBorders>
-            <w:shd w:val="clear" w:color="auto" w:fill="auto"/>
-            <w:noWrap/>
-            <w:vAlign w:val="bottom"/>
-            <w:hideMark/>
-          </w:tcPr>
-          <w:p>
-            <w:pPr>
-              <w:jc w:val="center"/>
-              <w:rPr>
-                <w:rFonts w:ascii="Calibri" w:hAnsi="Calibri"/>
-                <w:color w:val="000000"/>
-                <w:sz w:val="22"/>
-                <w:szCs w:val="22"/>
-              </w:rPr>
-            </w:pPr>
-            <w:r>
-              <w:rPr>
-                <w:rFonts w:ascii="Calibri" w:hAnsi="Calibri"/>
-                <w:color w:val="000000"/>
-                <w:sz w:val="22"/>
-                <w:szCs w:val="22"/>
-              </w:rPr>
-              <w:t>-</w:t>
-            </w:r>
-            <w:r>
-              <w:rPr>
-                <w:rFonts w:ascii="Calibri" w:hAnsi="Calibri"/>
-                <w:color w:val="000000"/>
-                <w:sz w:val="22"/>
-                <w:szCs w:val="22"/>
-              </w:rPr>
-              <w:t>75</w:t>
-            </w:r>
-            <w:r>
-              <w:rPr>
-                <w:rFonts w:ascii="Calibri" w:hAnsi="Calibri"/>
-                <w:color w:val="000000"/>
-                <w:sz w:val="22"/>
-                <w:szCs w:val="22"/>
-              </w:rPr>
-              <w:t>,</w:t>
-            </w:r>
-            <w:r>
-              <w:rPr>
-                <w:rFonts w:ascii="Calibri" w:hAnsi="Calibri"/>
-                <w:color w:val="000000"/>
-                <w:sz w:val="22"/>
-                <w:szCs w:val="22"/>
-              </w:rPr>
-              <w:t>06</w:t>
+            <w:noWrap/>
+            <w:hideMark/>
+          </w:tcPr>
+          <w:p>
+            <w:pPr>
+              <w:jc w:val="center"/>
+              <w:rPr>
+                <w:rFonts w:ascii="Calibri" w:hAnsi="Calibri"/>
+                <w:color w:val="000000"/>
+                <w:sz w:val="22"/>
+                <w:szCs w:val="22"/>
+              </w:rPr>
+            </w:pPr>
+            <w:r>
+              <w:t>184,95</w:t>
             </w:r>
           </w:p>
         </w:tc>
@@ -1491,47 +1130,21 @@
               <w:bottom w:val="nil"/>
               <w:right w:val="nil"/>
             </w:tcBorders>
-            <w:shd w:val="clear" w:color="auto" w:fill="auto"/>
-            <w:noWrap/>
-            <w:vAlign w:val="bottom"/>
-            <w:hideMark/>
-          </w:tcPr>
-          <w:p>
-            <w:pPr>
-              <w:jc w:val="center"/>
-              <w:rPr>
-                <w:rFonts w:ascii="Calibri" w:hAnsi="Calibri"/>
-                <w:color w:val="000000"/>
-                <w:sz w:val="22"/>
-                <w:szCs w:val="22"/>
-              </w:rPr>
-            </w:pPr>
-            <w:r>
-              <w:rPr>
-                <w:rFonts w:ascii="Calibri" w:hAnsi="Calibri"/>
-                <w:color w:val="000000"/>
-                <w:sz w:val="22"/>
-                <w:szCs w:val="22"/>
-              </w:rPr>
-              <w:t>30</w:t>
-            </w:r>
-            <w:r>
-              <w:rPr>
-                <w:rFonts w:ascii="Calibri" w:hAnsi="Calibri"/>
-                <w:color w:val="000000"/>
-                <w:sz w:val="22"/>
-                <w:szCs w:val="22"/>
-              </w:rPr>
-              <w:t>,</w:t>
-            </w:r>
-            <w:r>
-              <w:rPr>
-                <w:rFonts w:ascii="Calibri" w:hAnsi="Calibri"/>
-                <w:color w:val="000000"/>
-                <w:sz w:val="22"/>
-                <w:szCs w:val="22"/>
-              </w:rPr>
-              <w:t>47</w:t>
+            <w:noWrap/>
+            <w:hideMark/>
+          </w:tcPr>
+          <w:p>
+            <w:pPr>
+              <w:jc w:val="center"/>
+              <w:rPr>
+                <w:rFonts w:ascii="Calibri" w:hAnsi="Calibri"/>
+                <w:color w:val="000000"/>
+                <w:sz w:val="22"/>
+                <w:szCs w:val="22"/>
+              </w:rPr>
+            </w:pPr>
+            <w:r>
+              <w:t>59,39</w:t>
             </w:r>
           </w:p>
         </w:tc>
@@ -1544,56 +1157,21 @@
               <w:bottom w:val="nil"/>
               <w:right w:val="single" w:sz="4" w:space="0" w:color="auto"/>
             </w:tcBorders>
-            <w:shd w:val="clear" w:color="auto" w:fill="auto"/>
-            <w:noWrap/>
-            <w:vAlign w:val="bottom"/>
-            <w:hideMark/>
-          </w:tcPr>
-          <w:p>
-            <w:pPr>
-              <w:jc w:val="center"/>
-              <w:rPr>
-                <w:rFonts w:ascii="Calibri" w:hAnsi="Calibri"/>
-                <w:color w:val="000000"/>
-                <w:sz w:val="22"/>
-                <w:szCs w:val="22"/>
-              </w:rPr>
-            </w:pPr>
-            <w:r>
-              <w:rPr>
-                <w:rFonts w:ascii="Calibri" w:hAnsi="Calibri"/>
-                <w:color w:val="000000"/>
-                <w:sz w:val="22"/>
-                <w:szCs w:val="22"/>
-              </w:rPr>
-              <w:t>-</w:t>
-            </w:r>
-            <w:r>
-              <w:rPr>
-                <w:rFonts w:ascii="Calibri" w:hAnsi="Calibri"/>
-                <w:color w:val="000000"/>
-                <w:sz w:val="22"/>
-                <w:szCs w:val="22"/>
-              </w:rPr>
-              <w:t>0</w:t>
-            </w:r>
-            <w:r>
-              <w:rPr>
-                <w:rFonts w:ascii="Calibri" w:hAnsi="Calibri"/>
-                <w:color w:val="000000"/>
-                <w:sz w:val="22"/>
-                <w:szCs w:val="22"/>
-              </w:rPr>
-              <w:t>,</w:t>
-            </w:r>
-            <w:r>
-              <w:rPr>
-                <w:rFonts w:ascii="Calibri" w:hAnsi="Calibri"/>
-                <w:color w:val="000000"/>
-                <w:sz w:val="22"/>
-                <w:szCs w:val="22"/>
-              </w:rPr>
-              <w:t>83</w:t>
+            <w:noWrap/>
+            <w:hideMark/>
+          </w:tcPr>
+          <w:p>
+            <w:pPr>
+              <w:jc w:val="center"/>
+              <w:rPr>
+                <w:rFonts w:ascii="Calibri" w:hAnsi="Calibri"/>
+                <w:color w:val="000000"/>
+                <w:sz w:val="22"/>
+                <w:szCs w:val="22"/>
+              </w:rPr>
+            </w:pPr>
+            <w:r>
+              <w:t>54,92</w:t>
             </w:r>
           </w:p>
         </w:tc>
@@ -1606,47 +1184,21 @@
               <w:bottom w:val="nil"/>
               <w:right w:val="nil"/>
             </w:tcBorders>
-            <w:shd w:val="clear" w:color="auto" w:fill="auto"/>
-            <w:noWrap/>
-            <w:vAlign w:val="bottom"/>
-            <w:hideMark/>
-          </w:tcPr>
-          <w:p>
-            <w:pPr>
-              <w:jc w:val="center"/>
-              <w:rPr>
-                <w:rFonts w:ascii="Calibri" w:hAnsi="Calibri"/>
-                <w:color w:val="000000"/>
-                <w:sz w:val="22"/>
-                <w:szCs w:val="22"/>
-              </w:rPr>
-            </w:pPr>
-            <w:r>
-              <w:rPr>
-                <w:rFonts w:ascii="Calibri" w:hAnsi="Calibri"/>
-                <w:color w:val="000000"/>
-                <w:sz w:val="22"/>
-                <w:szCs w:val="22"/>
-              </w:rPr>
-              <w:t>33</w:t>
-            </w:r>
-            <w:r>
-              <w:rPr>
-                <w:rFonts w:ascii="Calibri" w:hAnsi="Calibri"/>
-                <w:color w:val="000000"/>
-                <w:sz w:val="22"/>
-                <w:szCs w:val="22"/>
-              </w:rPr>
-              <w:t>,</w:t>
-            </w:r>
-            <w:r>
-              <w:rPr>
-                <w:rFonts w:ascii="Calibri" w:hAnsi="Calibri"/>
-                <w:color w:val="000000"/>
-                <w:sz w:val="22"/>
-                <w:szCs w:val="22"/>
-              </w:rPr>
-              <w:t>96</w:t>
+            <w:noWrap/>
+            <w:hideMark/>
+          </w:tcPr>
+          <w:p>
+            <w:pPr>
+              <w:jc w:val="center"/>
+              <w:rPr>
+                <w:rFonts w:ascii="Calibri" w:hAnsi="Calibri"/>
+                <w:color w:val="000000"/>
+                <w:sz w:val="22"/>
+                <w:szCs w:val="22"/>
+              </w:rPr>
+            </w:pPr>
+            <w:r>
+              <w:t>0,13</w:t>
             </w:r>
           </w:p>
         </w:tc>
@@ -1659,47 +1211,21 @@
               <w:bottom w:val="nil"/>
               <w:right w:val="single" w:sz="4" w:space="0" w:color="auto"/>
             </w:tcBorders>
-            <w:shd w:val="clear" w:color="auto" w:fill="auto"/>
-            <w:noWrap/>
-            <w:vAlign w:val="bottom"/>
-            <w:hideMark/>
-          </w:tcPr>
-          <w:p>
-            <w:pPr>
-              <w:jc w:val="center"/>
-              <w:rPr>
-                <w:rFonts w:ascii="Calibri" w:hAnsi="Calibri"/>
-                <w:color w:val="000000"/>
-                <w:sz w:val="22"/>
-                <w:szCs w:val="22"/>
-              </w:rPr>
-            </w:pPr>
-            <w:r>
-              <w:rPr>
-                <w:rFonts w:ascii="Calibri" w:hAnsi="Calibri"/>
-                <w:color w:val="000000"/>
-                <w:sz w:val="22"/>
-                <w:szCs w:val="22"/>
-              </w:rPr>
-              <w:t>80</w:t>
-            </w:r>
-            <w:r>
-              <w:rPr>
-                <w:rFonts w:ascii="Calibri" w:hAnsi="Calibri"/>
-                <w:color w:val="000000"/>
-                <w:sz w:val="22"/>
-                <w:szCs w:val="22"/>
-              </w:rPr>
-              <w:t>,</w:t>
-            </w:r>
-            <w:r>
-              <w:rPr>
-                <w:rFonts w:ascii="Calibri" w:hAnsi="Calibri"/>
-                <w:color w:val="000000"/>
-                <w:sz w:val="22"/>
-                <w:szCs w:val="22"/>
-              </w:rPr>
-              <w:t>42</w:t>
+            <w:noWrap/>
+            <w:hideMark/>
+          </w:tcPr>
+          <w:p>
+            <w:pPr>
+              <w:jc w:val="center"/>
+              <w:rPr>
+                <w:rFonts w:ascii="Calibri" w:hAnsi="Calibri"/>
+                <w:color w:val="000000"/>
+                <w:sz w:val="22"/>
+                <w:szCs w:val="22"/>
+              </w:rPr>
+            </w:pPr>
+            <w:r>
+              <w:t>0,1</w:t>
             </w:r>
           </w:p>
         </w:tc>
@@ -1712,56 +1238,21 @@
               <w:bottom w:val="nil"/>
               <w:right w:val="single" w:sz="4" w:space="0" w:color="auto"/>
             </w:tcBorders>
-            <w:shd w:val="clear" w:color="auto" w:fill="auto"/>
-            <w:noWrap/>
-            <w:vAlign w:val="bottom"/>
-            <w:hideMark/>
-          </w:tcPr>
-          <w:p>
-            <w:pPr>
-              <w:jc w:val="center"/>
-              <w:rPr>
-                <w:rFonts w:ascii="Calibri" w:hAnsi="Calibri"/>
-                <w:color w:val="000000"/>
-                <w:sz w:val="22"/>
-                <w:szCs w:val="22"/>
-              </w:rPr>
-            </w:pPr>
-            <w:r>
-              <w:rPr>
-                <w:rFonts w:ascii="Calibri" w:hAnsi="Calibri"/>
-                <w:color w:val="000000"/>
-                <w:sz w:val="22"/>
-                <w:szCs w:val="22"/>
-              </w:rPr>
-              <w:t>-</w:t>
-            </w:r>
-            <w:r>
-              <w:rPr>
-                <w:rFonts w:ascii="Calibri" w:hAnsi="Calibri"/>
-                <w:color w:val="000000"/>
-                <w:sz w:val="22"/>
-                <w:szCs w:val="22"/>
-              </w:rPr>
-              <w:t>38</w:t>
-            </w:r>
-            <w:r>
-              <w:rPr>
-                <w:rFonts w:ascii="Calibri" w:hAnsi="Calibri"/>
-                <w:color w:val="000000"/>
-                <w:sz w:val="22"/>
-                <w:szCs w:val="22"/>
-              </w:rPr>
-              <w:t>,</w:t>
-            </w:r>
-            <w:r>
-              <w:rPr>
-                <w:rFonts w:ascii="Calibri" w:hAnsi="Calibri"/>
-                <w:color w:val="000000"/>
-                <w:sz w:val="22"/>
-                <w:szCs w:val="22"/>
-              </w:rPr>
-              <w:t>09</w:t>
+            <w:noWrap/>
+            <w:hideMark/>
+          </w:tcPr>
+          <w:p>
+            <w:pPr>
+              <w:jc w:val="center"/>
+              <w:rPr>
+                <w:rFonts w:ascii="Calibri" w:hAnsi="Calibri"/>
+                <w:color w:val="000000"/>
+                <w:sz w:val="22"/>
+                <w:szCs w:val="22"/>
+              </w:rPr>
+            </w:pPr>
+            <w:r>
+              <w:t>178,39</w:t>
             </w:r>
           </w:p>
         </w:tc>
@@ -1780,47 +1271,21 @@
               <w:bottom w:val="nil"/>
               <w:right w:val="nil"/>
             </w:tcBorders>
-            <w:shd w:val="clear" w:color="auto" w:fill="auto"/>
-            <w:noWrap/>
-            <w:vAlign w:val="bottom"/>
-            <w:hideMark/>
-          </w:tcPr>
-          <w:p>
-            <w:pPr>
-              <w:jc w:val="center"/>
-              <w:rPr>
-                <w:rFonts w:ascii="Calibri" w:hAnsi="Calibri"/>
-                <w:color w:val="000000"/>
-                <w:sz w:val="22"/>
-                <w:szCs w:val="22"/>
-              </w:rPr>
-            </w:pPr>
-            <w:r>
-              <w:rPr>
-                <w:rFonts w:ascii="Calibri" w:hAnsi="Calibri"/>
-                <w:color w:val="000000"/>
-                <w:sz w:val="22"/>
-                <w:szCs w:val="22"/>
-              </w:rPr>
-              <w:t>4</w:t>
-            </w:r>
-            <w:r>
-              <w:rPr>
-                <w:rFonts w:ascii="Calibri" w:hAnsi="Calibri"/>
-                <w:color w:val="000000"/>
-                <w:sz w:val="22"/>
-                <w:szCs w:val="22"/>
-              </w:rPr>
-              <w:t>,</w:t>
-            </w:r>
-            <w:r>
-              <w:rPr>
-                <w:rFonts w:ascii="Calibri" w:hAnsi="Calibri"/>
-                <w:color w:val="000000"/>
-                <w:sz w:val="22"/>
-                <w:szCs w:val="22"/>
-              </w:rPr>
-              <w:t>48</w:t>
+            <w:noWrap/>
+            <w:hideMark/>
+          </w:tcPr>
+          <w:p>
+            <w:pPr>
+              <w:jc w:val="center"/>
+              <w:rPr>
+                <w:rFonts w:ascii="Calibri" w:hAnsi="Calibri"/>
+                <w:color w:val="000000"/>
+                <w:sz w:val="22"/>
+                <w:szCs w:val="22"/>
+              </w:rPr>
+            </w:pPr>
+            <w:r>
+              <w:t>65,82</w:t>
             </w:r>
           </w:p>
         </w:tc>
@@ -1833,56 +1298,21 @@
               <w:bottom w:val="nil"/>
               <w:right w:val="single" w:sz="4" w:space="0" w:color="auto"/>
             </w:tcBorders>
-            <w:shd w:val="clear" w:color="auto" w:fill="auto"/>
-            <w:noWrap/>
-            <w:vAlign w:val="bottom"/>
-            <w:hideMark/>
-          </w:tcPr>
-          <w:p>
-            <w:pPr>
-              <w:jc w:val="center"/>
-              <w:rPr>
-                <w:rFonts w:ascii="Calibri" w:hAnsi="Calibri"/>
-                <w:color w:val="000000"/>
-                <w:sz w:val="22"/>
-                <w:szCs w:val="22"/>
-              </w:rPr>
-            </w:pPr>
-            <w:r>
-              <w:rPr>
-                <w:rFonts w:ascii="Calibri" w:hAnsi="Calibri"/>
-                <w:color w:val="000000"/>
-                <w:sz w:val="22"/>
-                <w:szCs w:val="22"/>
-              </w:rPr>
-              <w:t>-</w:t>
-            </w:r>
-            <w:r>
-              <w:rPr>
-                <w:rFonts w:ascii="Calibri" w:hAnsi="Calibri"/>
-                <w:color w:val="000000"/>
-                <w:sz w:val="22"/>
-                <w:szCs w:val="22"/>
-              </w:rPr>
-              <w:t>0</w:t>
-            </w:r>
-            <w:r>
-              <w:rPr>
-                <w:rFonts w:ascii="Calibri" w:hAnsi="Calibri"/>
-                <w:color w:val="000000"/>
-                <w:sz w:val="22"/>
-                <w:szCs w:val="22"/>
-              </w:rPr>
-              <w:t>,</w:t>
-            </w:r>
-            <w:r>
-              <w:rPr>
-                <w:rFonts w:ascii="Calibri" w:hAnsi="Calibri"/>
-                <w:color w:val="000000"/>
-                <w:sz w:val="22"/>
-                <w:szCs w:val="22"/>
-              </w:rPr>
-              <w:t>43</w:t>
+            <w:noWrap/>
+            <w:hideMark/>
+          </w:tcPr>
+          <w:p>
+            <w:pPr>
+              <w:jc w:val="center"/>
+              <w:rPr>
+                <w:rFonts w:ascii="Calibri" w:hAnsi="Calibri"/>
+                <w:color w:val="000000"/>
+                <w:sz w:val="22"/>
+                <w:szCs w:val="22"/>
+              </w:rPr>
+            </w:pPr>
+            <w:r>
+              <w:t>76,15</w:t>
             </w:r>
           </w:p>
         </w:tc>
@@ -1895,47 +1325,21 @@
               <w:bottom w:val="nil"/>
               <w:right w:val="nil"/>
             </w:tcBorders>
-            <w:shd w:val="clear" w:color="auto" w:fill="auto"/>
-            <w:noWrap/>
-            <w:vAlign w:val="bottom"/>
-            <w:hideMark/>
-          </w:tcPr>
-          <w:p>
-            <w:pPr>
-              <w:jc w:val="center"/>
-              <w:rPr>
-                <w:rFonts w:ascii="Calibri" w:hAnsi="Calibri"/>
-                <w:color w:val="000000"/>
-                <w:sz w:val="22"/>
-                <w:szCs w:val="22"/>
-              </w:rPr>
-            </w:pPr>
-            <w:r>
-              <w:rPr>
-                <w:rFonts w:ascii="Calibri" w:hAnsi="Calibri"/>
-                <w:color w:val="000000"/>
-                <w:sz w:val="22"/>
-                <w:szCs w:val="22"/>
-              </w:rPr>
-              <w:t>29</w:t>
-            </w:r>
-            <w:r>
-              <w:rPr>
-                <w:rFonts w:ascii="Calibri" w:hAnsi="Calibri"/>
-                <w:color w:val="000000"/>
-                <w:sz w:val="22"/>
-                <w:szCs w:val="22"/>
-              </w:rPr>
-              <w:t>,</w:t>
-            </w:r>
-            <w:r>
-              <w:rPr>
-                <w:rFonts w:ascii="Calibri" w:hAnsi="Calibri"/>
-                <w:color w:val="000000"/>
-                <w:sz w:val="22"/>
-                <w:szCs w:val="22"/>
-              </w:rPr>
-              <w:t>82</w:t>
+            <w:noWrap/>
+            <w:hideMark/>
+          </w:tcPr>
+          <w:p>
+            <w:pPr>
+              <w:jc w:val="center"/>
+              <w:rPr>
+                <w:rFonts w:ascii="Calibri" w:hAnsi="Calibri"/>
+                <w:color w:val="000000"/>
+                <w:sz w:val="22"/>
+                <w:szCs w:val="22"/>
+              </w:rPr>
+            </w:pPr>
+            <w:r>
+              <w:t>-15,14</w:t>
             </w:r>
           </w:p>
         </w:tc>
@@ -1948,47 +1352,21 @@
               <w:bottom w:val="nil"/>
               <w:right w:val="single" w:sz="4" w:space="0" w:color="auto"/>
             </w:tcBorders>
-            <w:shd w:val="clear" w:color="auto" w:fill="auto"/>
-            <w:noWrap/>
-            <w:vAlign w:val="bottom"/>
-            <w:hideMark/>
-          </w:tcPr>
-          <w:p>
-            <w:pPr>
-              <w:jc w:val="center"/>
-              <w:rPr>
-                <w:rFonts w:ascii="Calibri" w:hAnsi="Calibri"/>
-                <w:color w:val="000000"/>
-                <w:sz w:val="22"/>
-                <w:szCs w:val="22"/>
-              </w:rPr>
-            </w:pPr>
-            <w:r>
-              <w:rPr>
-                <w:rFonts w:ascii="Calibri" w:hAnsi="Calibri"/>
-                <w:color w:val="000000"/>
-                <w:sz w:val="22"/>
-                <w:szCs w:val="22"/>
-              </w:rPr>
-              <w:t>71</w:t>
-            </w:r>
-            <w:r>
-              <w:rPr>
-                <w:rFonts w:ascii="Calibri" w:hAnsi="Calibri"/>
-                <w:color w:val="000000"/>
-                <w:sz w:val="22"/>
-                <w:szCs w:val="22"/>
-              </w:rPr>
-              <w:t>,</w:t>
-            </w:r>
-            <w:r>
-              <w:rPr>
-                <w:rFonts w:ascii="Calibri" w:hAnsi="Calibri"/>
-                <w:color w:val="000000"/>
-                <w:sz w:val="22"/>
-                <w:szCs w:val="22"/>
-              </w:rPr>
-              <w:t>39</w:t>
+            <w:noWrap/>
+            <w:hideMark/>
+          </w:tcPr>
+          <w:p>
+            <w:pPr>
+              <w:jc w:val="center"/>
+              <w:rPr>
+                <w:rFonts w:ascii="Calibri" w:hAnsi="Calibri"/>
+                <w:color w:val="000000"/>
+                <w:sz w:val="22"/>
+                <w:szCs w:val="22"/>
+              </w:rPr>
+            </w:pPr>
+            <w:r>
+              <w:t>0,12</w:t>
             </w:r>
           </w:p>
         </w:tc>
@@ -2001,56 +1379,21 @@
               <w:bottom w:val="nil"/>
               <w:right w:val="single" w:sz="4" w:space="0" w:color="auto"/>
             </w:tcBorders>
-            <w:shd w:val="clear" w:color="auto" w:fill="auto"/>
-            <w:noWrap/>
-            <w:vAlign w:val="bottom"/>
-            <w:hideMark/>
-          </w:tcPr>
-          <w:p>
-            <w:pPr>
-              <w:jc w:val="center"/>
-              <w:rPr>
-                <w:rFonts w:ascii="Calibri" w:hAnsi="Calibri"/>
-                <w:color w:val="000000"/>
-                <w:sz w:val="22"/>
-                <w:szCs w:val="22"/>
-              </w:rPr>
-            </w:pPr>
-            <w:r>
-              <w:rPr>
-                <w:rFonts w:ascii="Calibri" w:hAnsi="Calibri"/>
-                <w:color w:val="000000"/>
-                <w:sz w:val="22"/>
-                <w:szCs w:val="22"/>
-              </w:rPr>
-              <w:t>-</w:t>
-            </w:r>
-            <w:r>
-              <w:rPr>
-                <w:rFonts w:ascii="Calibri" w:hAnsi="Calibri"/>
-                <w:color w:val="000000"/>
-                <w:sz w:val="22"/>
-                <w:szCs w:val="22"/>
-              </w:rPr>
-              <w:t>33</w:t>
-            </w:r>
-            <w:r>
-              <w:rPr>
-                <w:rFonts w:ascii="Calibri" w:hAnsi="Calibri"/>
-                <w:color w:val="000000"/>
-                <w:sz w:val="22"/>
-                <w:szCs w:val="22"/>
-              </w:rPr>
-              <w:t>,</w:t>
-            </w:r>
-            <w:r>
-              <w:rPr>
-                <w:rFonts w:ascii="Calibri" w:hAnsi="Calibri"/>
-                <w:color w:val="000000"/>
-                <w:sz w:val="22"/>
-                <w:szCs w:val="22"/>
-              </w:rPr>
-              <w:t>48</w:t>
+            <w:noWrap/>
+            <w:hideMark/>
+          </w:tcPr>
+          <w:p>
+            <w:pPr>
+              <w:jc w:val="center"/>
+              <w:rPr>
+                <w:rFonts w:ascii="Calibri" w:hAnsi="Calibri"/>
+                <w:color w:val="000000"/>
+                <w:sz w:val="22"/>
+                <w:szCs w:val="22"/>
+              </w:rPr>
+            </w:pPr>
+            <w:r>
+              <w:t>169,84</w:t>
             </w:r>
           </w:p>
         </w:tc>
@@ -2069,47 +1412,21 @@
               <w:bottom w:val="nil"/>
               <w:right w:val="nil"/>
             </w:tcBorders>
-            <w:shd w:val="clear" w:color="auto" w:fill="auto"/>
-            <w:noWrap/>
-            <w:vAlign w:val="bottom"/>
-            <w:hideMark/>
-          </w:tcPr>
-          <w:p>
-            <w:pPr>
-              <w:jc w:val="center"/>
-              <w:rPr>
-                <w:rFonts w:ascii="Calibri" w:hAnsi="Calibri"/>
-                <w:color w:val="000000"/>
-                <w:sz w:val="22"/>
-                <w:szCs w:val="22"/>
-              </w:rPr>
-            </w:pPr>
-            <w:r>
-              <w:rPr>
-                <w:rFonts w:ascii="Calibri" w:hAnsi="Calibri"/>
-                <w:color w:val="000000"/>
-                <w:sz w:val="22"/>
-                <w:szCs w:val="22"/>
-              </w:rPr>
-              <w:t>16</w:t>
-            </w:r>
-            <w:r>
-              <w:rPr>
-                <w:rFonts w:ascii="Calibri" w:hAnsi="Calibri"/>
-                <w:color w:val="000000"/>
-                <w:sz w:val="22"/>
-                <w:szCs w:val="22"/>
-              </w:rPr>
-              <w:t>,</w:t>
-            </w:r>
-            <w:r>
-              <w:rPr>
-                <w:rFonts w:ascii="Calibri" w:hAnsi="Calibri"/>
-                <w:color w:val="000000"/>
-                <w:sz w:val="22"/>
-                <w:szCs w:val="22"/>
-              </w:rPr>
-              <w:t>49</w:t>
+            <w:noWrap/>
+            <w:hideMark/>
+          </w:tcPr>
+          <w:p>
+            <w:pPr>
+              <w:jc w:val="center"/>
+              <w:rPr>
+                <w:rFonts w:ascii="Calibri" w:hAnsi="Calibri"/>
+                <w:color w:val="000000"/>
+                <w:sz w:val="22"/>
+                <w:szCs w:val="22"/>
+              </w:rPr>
+            </w:pPr>
+            <w:r>
+              <w:t>61,02</w:t>
             </w:r>
           </w:p>
         </w:tc>
@@ -2122,56 +1439,21 @@
               <w:bottom w:val="nil"/>
               <w:right w:val="single" w:sz="4" w:space="0" w:color="auto"/>
             </w:tcBorders>
-            <w:shd w:val="clear" w:color="auto" w:fill="auto"/>
-            <w:noWrap/>
-            <w:vAlign w:val="bottom"/>
-            <w:hideMark/>
-          </w:tcPr>
-          <w:p>
-            <w:pPr>
-              <w:jc w:val="center"/>
-              <w:rPr>
-                <w:rFonts w:ascii="Calibri" w:hAnsi="Calibri"/>
-                <w:color w:val="000000"/>
-                <w:sz w:val="22"/>
-                <w:szCs w:val="22"/>
-              </w:rPr>
-            </w:pPr>
-            <w:r>
-              <w:rPr>
-                <w:rFonts w:ascii="Calibri" w:hAnsi="Calibri"/>
-                <w:color w:val="000000"/>
-                <w:sz w:val="22"/>
-                <w:szCs w:val="22"/>
-              </w:rPr>
-              <w:t>-</w:t>
-            </w:r>
-            <w:r>
-              <w:rPr>
-                <w:rFonts w:ascii="Calibri" w:hAnsi="Calibri"/>
-                <w:color w:val="000000"/>
-                <w:sz w:val="22"/>
-                <w:szCs w:val="22"/>
-              </w:rPr>
-              <w:t>0</w:t>
-            </w:r>
-            <w:r>
-              <w:rPr>
-                <w:rFonts w:ascii="Calibri" w:hAnsi="Calibri"/>
-                <w:color w:val="000000"/>
-                <w:sz w:val="22"/>
-                <w:szCs w:val="22"/>
-              </w:rPr>
-              <w:t>,</w:t>
-            </w:r>
-            <w:r>
-              <w:rPr>
-                <w:rFonts w:ascii="Calibri" w:hAnsi="Calibri"/>
-                <w:color w:val="000000"/>
-                <w:sz w:val="22"/>
-                <w:szCs w:val="22"/>
-              </w:rPr>
-              <w:t>72</w:t>
+            <w:noWrap/>
+            <w:hideMark/>
+          </w:tcPr>
+          <w:p>
+            <w:pPr>
+              <w:jc w:val="center"/>
+              <w:rPr>
+                <w:rFonts w:ascii="Calibri" w:hAnsi="Calibri"/>
+                <w:color w:val="000000"/>
+                <w:sz w:val="22"/>
+                <w:szCs w:val="22"/>
+              </w:rPr>
+            </w:pPr>
+            <w:r>
+              <w:t>13,72</w:t>
             </w:r>
           </w:p>
         </w:tc>
@@ -2184,47 +1466,21 @@
               <w:bottom w:val="nil"/>
               <w:right w:val="nil"/>
             </w:tcBorders>
-            <w:shd w:val="clear" w:color="auto" w:fill="auto"/>
-            <w:noWrap/>
-            <w:vAlign w:val="bottom"/>
-            <w:hideMark/>
-          </w:tcPr>
-          <w:p>
-            <w:pPr>
-              <w:jc w:val="center"/>
-              <w:rPr>
-                <w:rFonts w:ascii="Calibri" w:hAnsi="Calibri"/>
-                <w:color w:val="000000"/>
-                <w:sz w:val="22"/>
-                <w:szCs w:val="22"/>
-              </w:rPr>
-            </w:pPr>
-            <w:r>
-              <w:rPr>
-                <w:rFonts w:ascii="Calibri" w:hAnsi="Calibri"/>
-                <w:color w:val="000000"/>
-                <w:sz w:val="22"/>
-                <w:szCs w:val="22"/>
-              </w:rPr>
-              <w:t>62</w:t>
-            </w:r>
-            <w:r>
-              <w:rPr>
-                <w:rFonts w:ascii="Calibri" w:hAnsi="Calibri"/>
-                <w:color w:val="000000"/>
-                <w:sz w:val="22"/>
-                <w:szCs w:val="22"/>
-              </w:rPr>
-              <w:t>,</w:t>
-            </w:r>
-            <w:r>
-              <w:rPr>
-                <w:rFonts w:ascii="Calibri" w:hAnsi="Calibri"/>
-                <w:color w:val="000000"/>
-                <w:sz w:val="22"/>
-                <w:szCs w:val="22"/>
-              </w:rPr>
-              <w:t>61</w:t>
+            <w:noWrap/>
+            <w:hideMark/>
+          </w:tcPr>
+          <w:p>
+            <w:pPr>
+              <w:jc w:val="center"/>
+              <w:rPr>
+                <w:rFonts w:ascii="Calibri" w:hAnsi="Calibri"/>
+                <w:color w:val="000000"/>
+                <w:sz w:val="22"/>
+                <w:szCs w:val="22"/>
+              </w:rPr>
+            </w:pPr>
+            <w:r>
+              <w:t>-3,26</w:t>
             </w:r>
           </w:p>
         </w:tc>
@@ -2237,47 +1493,21 @@
               <w:bottom w:val="nil"/>
               <w:right w:val="single" w:sz="4" w:space="0" w:color="auto"/>
             </w:tcBorders>
-            <w:shd w:val="clear" w:color="auto" w:fill="auto"/>
-            <w:noWrap/>
-            <w:vAlign w:val="bottom"/>
-            <w:hideMark/>
-          </w:tcPr>
-          <w:p>
-            <w:pPr>
-              <w:jc w:val="center"/>
-              <w:rPr>
-                <w:rFonts w:ascii="Calibri" w:hAnsi="Calibri"/>
-                <w:color w:val="000000"/>
-                <w:sz w:val="22"/>
-                <w:szCs w:val="22"/>
-              </w:rPr>
-            </w:pPr>
-            <w:r>
-              <w:rPr>
-                <w:rFonts w:ascii="Calibri" w:hAnsi="Calibri"/>
-                <w:color w:val="000000"/>
-                <w:sz w:val="22"/>
-                <w:szCs w:val="22"/>
-              </w:rPr>
-              <w:t>105</w:t>
-            </w:r>
-            <w:r>
-              <w:rPr>
-                <w:rFonts w:ascii="Calibri" w:hAnsi="Calibri"/>
-                <w:color w:val="000000"/>
-                <w:sz w:val="22"/>
-                <w:szCs w:val="22"/>
-              </w:rPr>
-              <w:t>,</w:t>
-            </w:r>
-            <w:r>
-              <w:rPr>
-                <w:rFonts w:ascii="Calibri" w:hAnsi="Calibri"/>
-                <w:color w:val="000000"/>
-                <w:sz w:val="22"/>
-                <w:szCs w:val="22"/>
-              </w:rPr>
-              <w:t>82</w:t>
+            <w:noWrap/>
+            <w:hideMark/>
+          </w:tcPr>
+          <w:p>
+            <w:pPr>
+              <w:jc w:val="center"/>
+              <w:rPr>
+                <w:rFonts w:ascii="Calibri" w:hAnsi="Calibri"/>
+                <w:color w:val="000000"/>
+                <w:sz w:val="22"/>
+                <w:szCs w:val="22"/>
+              </w:rPr>
+            </w:pPr>
+            <w:r>
+              <w:t>0,13</w:t>
             </w:r>
           </w:p>
         </w:tc>
@@ -2290,56 +1520,21 @@
               <w:bottom w:val="nil"/>
               <w:right w:val="single" w:sz="4" w:space="0" w:color="auto"/>
             </w:tcBorders>
-            <w:shd w:val="clear" w:color="auto" w:fill="auto"/>
-            <w:noWrap/>
-            <w:vAlign w:val="bottom"/>
-            <w:hideMark/>
-          </w:tcPr>
-          <w:p>
-            <w:pPr>
-              <w:jc w:val="center"/>
-              <w:rPr>
-                <w:rFonts w:ascii="Calibri" w:hAnsi="Calibri"/>
-                <w:color w:val="000000"/>
-                <w:sz w:val="22"/>
-                <w:szCs w:val="22"/>
-              </w:rPr>
-            </w:pPr>
-            <w:r>
-              <w:rPr>
-                <w:rFonts w:ascii="Calibri" w:hAnsi="Calibri"/>
-                <w:color w:val="000000"/>
-                <w:sz w:val="22"/>
-                <w:szCs w:val="22"/>
-              </w:rPr>
-              <w:t>-</w:t>
-            </w:r>
-            <w:r>
-              <w:rPr>
-                <w:rFonts w:ascii="Calibri" w:hAnsi="Calibri"/>
-                <w:color w:val="000000"/>
-                <w:sz w:val="22"/>
-                <w:szCs w:val="22"/>
-              </w:rPr>
-              <w:t>51</w:t>
-            </w:r>
-            <w:r>
-              <w:rPr>
-                <w:rFonts w:ascii="Calibri" w:hAnsi="Calibri"/>
-                <w:color w:val="000000"/>
-                <w:sz w:val="22"/>
-                <w:szCs w:val="22"/>
-              </w:rPr>
-              <w:t>,</w:t>
-            </w:r>
-            <w:r>
-              <w:rPr>
-                <w:rFonts w:ascii="Calibri" w:hAnsi="Calibri"/>
-                <w:color w:val="000000"/>
-                <w:sz w:val="22"/>
-                <w:szCs w:val="22"/>
-              </w:rPr>
-              <w:t>25</w:t>
+            <w:noWrap/>
+            <w:hideMark/>
+          </w:tcPr>
+          <w:p>
+            <w:pPr>
+              <w:jc w:val="center"/>
+              <w:rPr>
+                <w:rFonts w:ascii="Calibri" w:hAnsi="Calibri"/>
+                <w:color w:val="000000"/>
+                <w:sz w:val="22"/>
+                <w:szCs w:val="22"/>
+              </w:rPr>
+            </w:pPr>
+            <w:r>
+              <w:t>166,65</w:t>
             </w:r>
           </w:p>
         </w:tc>
@@ -2358,47 +1553,21 @@
               <w:bottom w:val="nil"/>
               <w:right w:val="nil"/>
             </w:tcBorders>
-            <w:shd w:val="clear" w:color="auto" w:fill="auto"/>
-            <w:noWrap/>
-            <w:vAlign w:val="bottom"/>
-            <w:hideMark/>
-          </w:tcPr>
-          <w:p>
-            <w:pPr>
-              <w:jc w:val="center"/>
-              <w:rPr>
-                <w:rFonts w:ascii="Calibri" w:hAnsi="Calibri"/>
-                <w:color w:val="000000"/>
-                <w:sz w:val="22"/>
-                <w:szCs w:val="22"/>
-              </w:rPr>
-            </w:pPr>
-            <w:r>
-              <w:rPr>
-                <w:rFonts w:ascii="Calibri" w:hAnsi="Calibri"/>
-                <w:color w:val="000000"/>
-                <w:sz w:val="22"/>
-                <w:szCs w:val="22"/>
-              </w:rPr>
-              <w:t>69</w:t>
-            </w:r>
-            <w:r>
-              <w:rPr>
-                <w:rFonts w:ascii="Calibri" w:hAnsi="Calibri"/>
-                <w:color w:val="000000"/>
-                <w:sz w:val="22"/>
-                <w:szCs w:val="22"/>
-              </w:rPr>
-              <w:t>,</w:t>
-            </w:r>
-            <w:r>
-              <w:rPr>
-                <w:rFonts w:ascii="Calibri" w:hAnsi="Calibri"/>
-                <w:color w:val="000000"/>
-                <w:sz w:val="22"/>
-                <w:szCs w:val="22"/>
-              </w:rPr>
-              <w:t>25</w:t>
+            <w:noWrap/>
+            <w:hideMark/>
+          </w:tcPr>
+          <w:p>
+            <w:pPr>
+              <w:jc w:val="center"/>
+              <w:rPr>
+                <w:rFonts w:ascii="Calibri" w:hAnsi="Calibri"/>
+                <w:color w:val="000000"/>
+                <w:sz w:val="22"/>
+                <w:szCs w:val="22"/>
+              </w:rPr>
+            </w:pPr>
+            <w:r>
+              <w:t>64,95</w:t>
             </w:r>
           </w:p>
         </w:tc>
@@ -2411,56 +1580,21 @@
               <w:bottom w:val="nil"/>
               <w:right w:val="single" w:sz="4" w:space="0" w:color="auto"/>
             </w:tcBorders>
-            <w:shd w:val="clear" w:color="auto" w:fill="auto"/>
-            <w:noWrap/>
-            <w:vAlign w:val="bottom"/>
-            <w:hideMark/>
-          </w:tcPr>
-          <w:p>
-            <w:pPr>
-              <w:jc w:val="center"/>
-              <w:rPr>
-                <w:rFonts w:ascii="Calibri" w:hAnsi="Calibri"/>
-                <w:color w:val="000000"/>
-                <w:sz w:val="22"/>
-                <w:szCs w:val="22"/>
-              </w:rPr>
-            </w:pPr>
-            <w:r>
-              <w:rPr>
-                <w:rFonts w:ascii="Calibri" w:hAnsi="Calibri"/>
-                <w:color w:val="000000"/>
-                <w:sz w:val="22"/>
-                <w:szCs w:val="22"/>
-              </w:rPr>
-              <w:t>-</w:t>
-            </w:r>
-            <w:r>
-              <w:rPr>
-                <w:rFonts w:ascii="Calibri" w:hAnsi="Calibri"/>
-                <w:color w:val="000000"/>
-                <w:sz w:val="22"/>
-                <w:szCs w:val="22"/>
-              </w:rPr>
-              <w:t>1</w:t>
-            </w:r>
-            <w:r>
-              <w:rPr>
-                <w:rFonts w:ascii="Calibri" w:hAnsi="Calibri"/>
-                <w:color w:val="000000"/>
-                <w:sz w:val="22"/>
-                <w:szCs w:val="22"/>
-              </w:rPr>
-              <w:t>,</w:t>
-            </w:r>
-            <w:r>
-              <w:rPr>
-                <w:rFonts w:ascii="Calibri" w:hAnsi="Calibri"/>
-                <w:color w:val="000000"/>
-                <w:sz w:val="22"/>
-                <w:szCs w:val="22"/>
-              </w:rPr>
-              <w:t>70</w:t>
+            <w:noWrap/>
+            <w:hideMark/>
+          </w:tcPr>
+          <w:p>
+            <w:pPr>
+              <w:jc w:val="center"/>
+              <w:rPr>
+                <w:rFonts w:ascii="Calibri" w:hAnsi="Calibri"/>
+                <w:color w:val="000000"/>
+                <w:sz w:val="22"/>
+                <w:szCs w:val="22"/>
+              </w:rPr>
+            </w:pPr>
+            <w:r>
+              <w:t>70,75</w:t>
             </w:r>
           </w:p>
         </w:tc>
@@ -2473,47 +1607,21 @@
               <w:bottom w:val="nil"/>
               <w:right w:val="nil"/>
             </w:tcBorders>
-            <w:shd w:val="clear" w:color="auto" w:fill="auto"/>
-            <w:noWrap/>
-            <w:vAlign w:val="bottom"/>
-            <w:hideMark/>
-          </w:tcPr>
-          <w:p>
-            <w:pPr>
-              <w:jc w:val="center"/>
-              <w:rPr>
-                <w:rFonts w:ascii="Calibri" w:hAnsi="Calibri"/>
-                <w:color w:val="000000"/>
-                <w:sz w:val="22"/>
-                <w:szCs w:val="22"/>
-              </w:rPr>
-            </w:pPr>
-            <w:r>
-              <w:rPr>
-                <w:rFonts w:ascii="Calibri" w:hAnsi="Calibri"/>
-                <w:color w:val="000000"/>
-                <w:sz w:val="22"/>
-                <w:szCs w:val="22"/>
-              </w:rPr>
-              <w:t>66</w:t>
-            </w:r>
-            <w:r>
-              <w:rPr>
-                <w:rFonts w:ascii="Calibri" w:hAnsi="Calibri"/>
-                <w:color w:val="000000"/>
-                <w:sz w:val="22"/>
-                <w:szCs w:val="22"/>
-              </w:rPr>
-              <w:t>,</w:t>
-            </w:r>
-            <w:r>
-              <w:rPr>
-                <w:rFonts w:ascii="Calibri" w:hAnsi="Calibri"/>
-                <w:color w:val="000000"/>
-                <w:sz w:val="22"/>
-                <w:szCs w:val="22"/>
-              </w:rPr>
-              <w:t>08</w:t>
+            <w:noWrap/>
+            <w:hideMark/>
+          </w:tcPr>
+          <w:p>
+            <w:pPr>
+              <w:jc w:val="center"/>
+              <w:rPr>
+                <w:rFonts w:ascii="Calibri" w:hAnsi="Calibri"/>
+                <w:color w:val="000000"/>
+                <w:sz w:val="22"/>
+                <w:szCs w:val="22"/>
+              </w:rPr>
+            </w:pPr>
+            <w:r>
+              <w:t>-4,4</w:t>
             </w:r>
           </w:p>
         </w:tc>
@@ -2526,47 +1634,21 @@
               <w:bottom w:val="nil"/>
               <w:right w:val="single" w:sz="4" w:space="0" w:color="auto"/>
             </w:tcBorders>
-            <w:shd w:val="clear" w:color="auto" w:fill="auto"/>
-            <w:noWrap/>
-            <w:vAlign w:val="bottom"/>
-            <w:hideMark/>
-          </w:tcPr>
-          <w:p>
-            <w:pPr>
-              <w:jc w:val="center"/>
-              <w:rPr>
-                <w:rFonts w:ascii="Calibri" w:hAnsi="Calibri"/>
-                <w:color w:val="000000"/>
-                <w:sz w:val="22"/>
-                <w:szCs w:val="22"/>
-              </w:rPr>
-            </w:pPr>
-            <w:r>
-              <w:rPr>
-                <w:rFonts w:ascii="Calibri" w:hAnsi="Calibri"/>
-                <w:color w:val="000000"/>
-                <w:sz w:val="22"/>
-                <w:szCs w:val="22"/>
-              </w:rPr>
-              <w:t>108</w:t>
-            </w:r>
-            <w:r>
-              <w:rPr>
-                <w:rFonts w:ascii="Calibri" w:hAnsi="Calibri"/>
-                <w:color w:val="000000"/>
-                <w:sz w:val="22"/>
-                <w:szCs w:val="22"/>
-              </w:rPr>
-              <w:t>,</w:t>
-            </w:r>
-            <w:r>
-              <w:rPr>
-                <w:rFonts w:ascii="Calibri" w:hAnsi="Calibri"/>
-                <w:color w:val="000000"/>
-                <w:sz w:val="22"/>
-                <w:szCs w:val="22"/>
-              </w:rPr>
-              <w:t>69</w:t>
+            <w:noWrap/>
+            <w:hideMark/>
+          </w:tcPr>
+          <w:p>
+            <w:pPr>
+              <w:jc w:val="center"/>
+              <w:rPr>
+                <w:rFonts w:ascii="Calibri" w:hAnsi="Calibri"/>
+                <w:color w:val="000000"/>
+                <w:sz w:val="22"/>
+                <w:szCs w:val="22"/>
+              </w:rPr>
+            </w:pPr>
+            <w:r>
+              <w:t>0,17</w:t>
             </w:r>
           </w:p>
         </w:tc>
@@ -2579,56 +1661,21 @@
               <w:bottom w:val="nil"/>
               <w:right w:val="single" w:sz="4" w:space="0" w:color="auto"/>
             </w:tcBorders>
-            <w:shd w:val="clear" w:color="auto" w:fill="auto"/>
-            <w:noWrap/>
-            <w:vAlign w:val="bottom"/>
-            <w:hideMark/>
-          </w:tcPr>
-          <w:p>
-            <w:pPr>
-              <w:jc w:val="center"/>
-              <w:rPr>
-                <w:rFonts w:ascii="Calibri" w:hAnsi="Calibri"/>
-                <w:color w:val="000000"/>
-                <w:sz w:val="22"/>
-                <w:szCs w:val="22"/>
-              </w:rPr>
-            </w:pPr>
-            <w:r>
-              <w:rPr>
-                <w:rFonts w:ascii="Calibri" w:hAnsi="Calibri"/>
-                <w:color w:val="000000"/>
-                <w:sz w:val="22"/>
-                <w:szCs w:val="22"/>
-              </w:rPr>
-              <w:t>-</w:t>
-            </w:r>
-            <w:r>
-              <w:rPr>
-                <w:rFonts w:ascii="Calibri" w:hAnsi="Calibri"/>
-                <w:color w:val="000000"/>
-                <w:sz w:val="22"/>
-                <w:szCs w:val="22"/>
-              </w:rPr>
-              <w:t>67</w:t>
-            </w:r>
-            <w:r>
-              <w:rPr>
-                <w:rFonts w:ascii="Calibri" w:hAnsi="Calibri"/>
-                <w:color w:val="000000"/>
-                <w:sz w:val="22"/>
-                <w:szCs w:val="22"/>
-              </w:rPr>
-              <w:t>,</w:t>
-            </w:r>
-            <w:r>
-              <w:rPr>
-                <w:rFonts w:ascii="Calibri" w:hAnsi="Calibri"/>
-                <w:color w:val="000000"/>
-                <w:sz w:val="22"/>
-                <w:szCs w:val="22"/>
-              </w:rPr>
-              <w:t>18</w:t>
+            <w:noWrap/>
+            <w:hideMark/>
+          </w:tcPr>
+          <w:p>
+            <w:pPr>
+              <w:jc w:val="center"/>
+              <w:rPr>
+                <w:rFonts w:ascii="Calibri" w:hAnsi="Calibri"/>
+                <w:color w:val="000000"/>
+                <w:sz w:val="22"/>
+                <w:szCs w:val="22"/>
+              </w:rPr>
+            </w:pPr>
+            <w:r>
+              <w:t>156,81</w:t>
             </w:r>
           </w:p>
         </w:tc>
@@ -2647,47 +1694,21 @@
               <w:bottom w:val="nil"/>
               <w:right w:val="nil"/>
             </w:tcBorders>
-            <w:shd w:val="clear" w:color="auto" w:fill="auto"/>
-            <w:noWrap/>
-            <w:vAlign w:val="bottom"/>
-            <w:hideMark/>
-          </w:tcPr>
-          <w:p>
-            <w:pPr>
-              <w:jc w:val="center"/>
-              <w:rPr>
-                <w:rFonts w:ascii="Calibri" w:hAnsi="Calibri"/>
-                <w:color w:val="000000"/>
-                <w:sz w:val="22"/>
-                <w:szCs w:val="22"/>
-              </w:rPr>
-            </w:pPr>
-            <w:r>
-              <w:rPr>
-                <w:rFonts w:ascii="Calibri" w:hAnsi="Calibri"/>
-                <w:color w:val="000000"/>
-                <w:sz w:val="22"/>
-                <w:szCs w:val="22"/>
-              </w:rPr>
-              <w:t>69</w:t>
-            </w:r>
-            <w:r>
-              <w:rPr>
-                <w:rFonts w:ascii="Calibri" w:hAnsi="Calibri"/>
-                <w:color w:val="000000"/>
-                <w:sz w:val="22"/>
-                <w:szCs w:val="22"/>
-              </w:rPr>
-              <w:t>,</w:t>
-            </w:r>
-            <w:r>
-              <w:rPr>
-                <w:rFonts w:ascii="Calibri" w:hAnsi="Calibri"/>
-                <w:color w:val="000000"/>
-                <w:sz w:val="22"/>
-                <w:szCs w:val="22"/>
-              </w:rPr>
-              <w:t>68</w:t>
+            <w:noWrap/>
+            <w:hideMark/>
+          </w:tcPr>
+          <w:p>
+            <w:pPr>
+              <w:jc w:val="center"/>
+              <w:rPr>
+                <w:rFonts w:ascii="Calibri" w:hAnsi="Calibri"/>
+                <w:color w:val="000000"/>
+                <w:sz w:val="22"/>
+                <w:szCs w:val="22"/>
+              </w:rPr>
+            </w:pPr>
+            <w:r>
+              <w:t>52,19</w:t>
             </w:r>
           </w:p>
         </w:tc>
@@ -2700,56 +1721,21 @@
               <w:bottom w:val="nil"/>
               <w:right w:val="single" w:sz="4" w:space="0" w:color="auto"/>
             </w:tcBorders>
-            <w:shd w:val="clear" w:color="auto" w:fill="auto"/>
-            <w:noWrap/>
-            <w:vAlign w:val="bottom"/>
-            <w:hideMark/>
-          </w:tcPr>
-          <w:p>
-            <w:pPr>
-              <w:jc w:val="center"/>
-              <w:rPr>
-                <w:rFonts w:ascii="Calibri" w:hAnsi="Calibri"/>
-                <w:color w:val="000000"/>
-                <w:sz w:val="22"/>
-                <w:szCs w:val="22"/>
-              </w:rPr>
-            </w:pPr>
-            <w:r>
-              <w:rPr>
-                <w:rFonts w:ascii="Calibri" w:hAnsi="Calibri"/>
-                <w:color w:val="000000"/>
-                <w:sz w:val="22"/>
-                <w:szCs w:val="22"/>
-              </w:rPr>
-              <w:t>-</w:t>
-            </w:r>
-            <w:r>
-              <w:rPr>
-                <w:rFonts w:ascii="Calibri" w:hAnsi="Calibri"/>
-                <w:color w:val="000000"/>
-                <w:sz w:val="22"/>
-                <w:szCs w:val="22"/>
-              </w:rPr>
-              <w:t>1</w:t>
-            </w:r>
-            <w:r>
-              <w:rPr>
-                <w:rFonts w:ascii="Calibri" w:hAnsi="Calibri"/>
-                <w:color w:val="000000"/>
-                <w:sz w:val="22"/>
-                <w:szCs w:val="22"/>
-              </w:rPr>
-              <w:t>,</w:t>
-            </w:r>
-            <w:r>
-              <w:rPr>
-                <w:rFonts w:ascii="Calibri" w:hAnsi="Calibri"/>
-                <w:color w:val="000000"/>
-                <w:sz w:val="22"/>
-                <w:szCs w:val="22"/>
-              </w:rPr>
-              <w:t>50</w:t>
+            <w:noWrap/>
+            <w:hideMark/>
+          </w:tcPr>
+          <w:p>
+            <w:pPr>
+              <w:jc w:val="center"/>
+              <w:rPr>
+                <w:rFonts w:ascii="Calibri" w:hAnsi="Calibri"/>
+                <w:color w:val="000000"/>
+                <w:sz w:val="22"/>
+                <w:szCs w:val="22"/>
+              </w:rPr>
+            </w:pPr>
+            <w:r>
+              <w:t>35,83</w:t>
             </w:r>
           </w:p>
         </w:tc>
@@ -2762,47 +1748,21 @@
               <w:bottom w:val="nil"/>
               <w:right w:val="nil"/>
             </w:tcBorders>
-            <w:shd w:val="clear" w:color="auto" w:fill="auto"/>
-            <w:noWrap/>
-            <w:vAlign w:val="bottom"/>
-            <w:hideMark/>
-          </w:tcPr>
-          <w:p>
-            <w:pPr>
-              <w:jc w:val="center"/>
-              <w:rPr>
-                <w:rFonts w:ascii="Calibri" w:hAnsi="Calibri"/>
-                <w:color w:val="000000"/>
-                <w:sz w:val="22"/>
-                <w:szCs w:val="22"/>
-              </w:rPr>
-            </w:pPr>
-            <w:r>
-              <w:rPr>
-                <w:rFonts w:ascii="Calibri" w:hAnsi="Calibri"/>
-                <w:color w:val="000000"/>
-                <w:sz w:val="22"/>
-                <w:szCs w:val="22"/>
-              </w:rPr>
-              <w:t>56</w:t>
-            </w:r>
-            <w:r>
-              <w:rPr>
-                <w:rFonts w:ascii="Calibri" w:hAnsi="Calibri"/>
-                <w:color w:val="000000"/>
-                <w:sz w:val="22"/>
-                <w:szCs w:val="22"/>
-              </w:rPr>
-              <w:t>,</w:t>
-            </w:r>
-            <w:r>
-              <w:rPr>
-                <w:rFonts w:ascii="Calibri" w:hAnsi="Calibri"/>
-                <w:color w:val="000000"/>
-                <w:sz w:val="22"/>
-                <w:szCs w:val="22"/>
-              </w:rPr>
-              <w:t>42</w:t>
+            <w:noWrap/>
+            <w:hideMark/>
+          </w:tcPr>
+          <w:p>
+            <w:pPr>
+              <w:jc w:val="center"/>
+              <w:rPr>
+                <w:rFonts w:ascii="Calibri" w:hAnsi="Calibri"/>
+                <w:color w:val="000000"/>
+                <w:sz w:val="22"/>
+                <w:szCs w:val="22"/>
+              </w:rPr>
+            </w:pPr>
+            <w:r>
+              <w:t>18,87</w:t>
             </w:r>
           </w:p>
         </w:tc>
@@ -2815,47 +1775,21 @@
               <w:bottom w:val="nil"/>
               <w:right w:val="single" w:sz="4" w:space="0" w:color="auto"/>
             </w:tcBorders>
-            <w:shd w:val="clear" w:color="auto" w:fill="auto"/>
-            <w:noWrap/>
-            <w:vAlign w:val="bottom"/>
-            <w:hideMark/>
-          </w:tcPr>
-          <w:p>
-            <w:pPr>
-              <w:jc w:val="center"/>
-              <w:rPr>
-                <w:rFonts w:ascii="Calibri" w:hAnsi="Calibri"/>
-                <w:color w:val="000000"/>
-                <w:sz w:val="22"/>
-                <w:szCs w:val="22"/>
-              </w:rPr>
-            </w:pPr>
-            <w:r>
-              <w:rPr>
-                <w:rFonts w:ascii="Calibri" w:hAnsi="Calibri"/>
-                <w:color w:val="000000"/>
-                <w:sz w:val="22"/>
-                <w:szCs w:val="22"/>
-              </w:rPr>
-              <w:t>104</w:t>
-            </w:r>
-            <w:r>
-              <w:rPr>
-                <w:rFonts w:ascii="Calibri" w:hAnsi="Calibri"/>
-                <w:color w:val="000000"/>
-                <w:sz w:val="22"/>
-                <w:szCs w:val="22"/>
-              </w:rPr>
-              <w:t>,</w:t>
-            </w:r>
-            <w:r>
-              <w:rPr>
-                <w:rFonts w:ascii="Calibri" w:hAnsi="Calibri"/>
-                <w:color w:val="000000"/>
-                <w:sz w:val="22"/>
-                <w:szCs w:val="22"/>
-              </w:rPr>
-              <w:t>96</w:t>
+            <w:noWrap/>
+            <w:hideMark/>
+          </w:tcPr>
+          <w:p>
+            <w:pPr>
+              <w:jc w:val="center"/>
+              <w:rPr>
+                <w:rFonts w:ascii="Calibri" w:hAnsi="Calibri"/>
+                <w:color w:val="000000"/>
+                <w:sz w:val="22"/>
+                <w:szCs w:val="22"/>
+              </w:rPr>
+            </w:pPr>
+            <w:r>
+              <w:t>0,2</w:t>
             </w:r>
           </w:p>
         </w:tc>
@@ -2868,56 +1802,21 @@
               <w:bottom w:val="nil"/>
               <w:right w:val="single" w:sz="4" w:space="0" w:color="auto"/>
             </w:tcBorders>
-            <w:shd w:val="clear" w:color="auto" w:fill="auto"/>
-            <w:noWrap/>
-            <w:vAlign w:val="bottom"/>
-            <w:hideMark/>
-          </w:tcPr>
-          <w:p>
-            <w:pPr>
-              <w:jc w:val="center"/>
-              <w:rPr>
-                <w:rFonts w:ascii="Calibri" w:hAnsi="Calibri"/>
-                <w:color w:val="000000"/>
-                <w:sz w:val="22"/>
-                <w:szCs w:val="22"/>
-              </w:rPr>
-            </w:pPr>
-            <w:r>
-              <w:rPr>
-                <w:rFonts w:ascii="Calibri" w:hAnsi="Calibri"/>
-                <w:color w:val="000000"/>
-                <w:sz w:val="22"/>
-                <w:szCs w:val="22"/>
-              </w:rPr>
-              <w:t>-</w:t>
-            </w:r>
-            <w:r>
-              <w:rPr>
-                <w:rFonts w:ascii="Calibri" w:hAnsi="Calibri"/>
-                <w:color w:val="000000"/>
-                <w:sz w:val="22"/>
-                <w:szCs w:val="22"/>
-              </w:rPr>
-              <w:t>58</w:t>
-            </w:r>
-            <w:r>
-              <w:rPr>
-                <w:rFonts w:ascii="Calibri" w:hAnsi="Calibri"/>
-                <w:color w:val="000000"/>
-                <w:sz w:val="22"/>
-                <w:szCs w:val="22"/>
-              </w:rPr>
-              <w:t>,</w:t>
-            </w:r>
-            <w:r>
-              <w:rPr>
-                <w:rFonts w:ascii="Calibri" w:hAnsi="Calibri"/>
-                <w:color w:val="000000"/>
-                <w:sz w:val="22"/>
-                <w:szCs w:val="22"/>
-              </w:rPr>
-              <w:t>34</w:t>
+            <w:noWrap/>
+            <w:hideMark/>
+          </w:tcPr>
+          <w:p>
+            <w:pPr>
+              <w:jc w:val="center"/>
+              <w:rPr>
+                <w:rFonts w:ascii="Calibri" w:hAnsi="Calibri"/>
+                <w:color w:val="000000"/>
+                <w:sz w:val="22"/>
+                <w:szCs w:val="22"/>
+              </w:rPr>
+            </w:pPr>
+            <w:r>
+              <w:t>170,92</w:t>
             </w:r>
           </w:p>
         </w:tc>
@@ -2936,47 +1835,21 @@
               <w:bottom w:val="nil"/>
               <w:right w:val="nil"/>
             </w:tcBorders>
-            <w:shd w:val="clear" w:color="auto" w:fill="auto"/>
-            <w:noWrap/>
-            <w:vAlign w:val="bottom"/>
-            <w:hideMark/>
-          </w:tcPr>
-          <w:p>
-            <w:pPr>
-              <w:jc w:val="center"/>
-              <w:rPr>
-                <w:rFonts w:ascii="Calibri" w:hAnsi="Calibri"/>
-                <w:color w:val="000000"/>
-                <w:sz w:val="22"/>
-                <w:szCs w:val="22"/>
-              </w:rPr>
-            </w:pPr>
-            <w:r>
-              <w:rPr>
-                <w:rFonts w:ascii="Calibri" w:hAnsi="Calibri"/>
-                <w:color w:val="000000"/>
-                <w:sz w:val="22"/>
-                <w:szCs w:val="22"/>
-              </w:rPr>
-              <w:t>70</w:t>
-            </w:r>
-            <w:r>
-              <w:rPr>
-                <w:rFonts w:ascii="Calibri" w:hAnsi="Calibri"/>
-                <w:color w:val="000000"/>
-                <w:sz w:val="22"/>
-                <w:szCs w:val="22"/>
-              </w:rPr>
-              <w:t>,</w:t>
-            </w:r>
-            <w:r>
-              <w:rPr>
-                <w:rFonts w:ascii="Calibri" w:hAnsi="Calibri"/>
-                <w:color w:val="000000"/>
-                <w:sz w:val="22"/>
-                <w:szCs w:val="22"/>
-              </w:rPr>
-              <w:t>60</w:t>
+            <w:noWrap/>
+            <w:hideMark/>
+          </w:tcPr>
+          <w:p>
+            <w:pPr>
+              <w:jc w:val="center"/>
+              <w:rPr>
+                <w:rFonts w:ascii="Calibri" w:hAnsi="Calibri"/>
+                <w:color w:val="000000"/>
+                <w:sz w:val="22"/>
+                <w:szCs w:val="22"/>
+              </w:rPr>
+            </w:pPr>
+            <w:r>
+              <w:t>65,88</w:t>
             </w:r>
           </w:p>
         </w:tc>
@@ -2989,56 +1862,21 @@
               <w:bottom w:val="nil"/>
               <w:right w:val="single" w:sz="4" w:space="0" w:color="auto"/>
             </w:tcBorders>
-            <w:shd w:val="clear" w:color="auto" w:fill="auto"/>
-            <w:noWrap/>
-            <w:vAlign w:val="bottom"/>
-            <w:hideMark/>
-          </w:tcPr>
-          <w:p>
-            <w:pPr>
-              <w:jc w:val="center"/>
-              <w:rPr>
-                <w:rFonts w:ascii="Calibri" w:hAnsi="Calibri"/>
-                <w:color w:val="000000"/>
-                <w:sz w:val="22"/>
-                <w:szCs w:val="22"/>
-              </w:rPr>
-            </w:pPr>
-            <w:r>
-              <w:rPr>
-                <w:rFonts w:ascii="Calibri" w:hAnsi="Calibri"/>
-                <w:color w:val="000000"/>
-                <w:sz w:val="22"/>
-                <w:szCs w:val="22"/>
-              </w:rPr>
-              <w:t>-</w:t>
-            </w:r>
-            <w:r>
-              <w:rPr>
-                <w:rFonts w:ascii="Calibri" w:hAnsi="Calibri"/>
-                <w:color w:val="000000"/>
-                <w:sz w:val="22"/>
-                <w:szCs w:val="22"/>
-              </w:rPr>
-              <w:t>1</w:t>
-            </w:r>
-            <w:r>
-              <w:rPr>
-                <w:rFonts w:ascii="Calibri" w:hAnsi="Calibri"/>
-                <w:color w:val="000000"/>
-                <w:sz w:val="22"/>
-                <w:szCs w:val="22"/>
-              </w:rPr>
-              <w:t>,</w:t>
-            </w:r>
-            <w:r>
-              <w:rPr>
-                <w:rFonts w:ascii="Calibri" w:hAnsi="Calibri"/>
-                <w:color w:val="000000"/>
-                <w:sz w:val="22"/>
-                <w:szCs w:val="22"/>
-              </w:rPr>
-              <w:t>69</w:t>
+            <w:noWrap/>
+            <w:hideMark/>
+          </w:tcPr>
+          <w:p>
+            <w:pPr>
+              <w:jc w:val="center"/>
+              <w:rPr>
+                <w:rFonts w:ascii="Calibri" w:hAnsi="Calibri"/>
+                <w:color w:val="000000"/>
+                <w:sz w:val="22"/>
+                <w:szCs w:val="22"/>
+              </w:rPr>
+            </w:pPr>
+            <w:r>
+              <w:t>45,59</w:t>
             </w:r>
           </w:p>
         </w:tc>
@@ -3051,47 +1889,21 @@
               <w:bottom w:val="nil"/>
               <w:right w:val="nil"/>
             </w:tcBorders>
-            <w:shd w:val="clear" w:color="auto" w:fill="auto"/>
-            <w:noWrap/>
-            <w:vAlign w:val="bottom"/>
-            <w:hideMark/>
-          </w:tcPr>
-          <w:p>
-            <w:pPr>
-              <w:jc w:val="center"/>
-              <w:rPr>
-                <w:rFonts w:ascii="Calibri" w:hAnsi="Calibri"/>
-                <w:color w:val="000000"/>
-                <w:sz w:val="22"/>
-                <w:szCs w:val="22"/>
-              </w:rPr>
-            </w:pPr>
-            <w:r>
-              <w:rPr>
-                <w:rFonts w:ascii="Calibri" w:hAnsi="Calibri"/>
-                <w:color w:val="000000"/>
-                <w:sz w:val="22"/>
-                <w:szCs w:val="22"/>
-              </w:rPr>
-              <w:t>56</w:t>
-            </w:r>
-            <w:r>
-              <w:rPr>
-                <w:rFonts w:ascii="Calibri" w:hAnsi="Calibri"/>
-                <w:color w:val="000000"/>
-                <w:sz w:val="22"/>
-                <w:szCs w:val="22"/>
-              </w:rPr>
-              <w:t>,</w:t>
-            </w:r>
-            <w:r>
-              <w:rPr>
-                <w:rFonts w:ascii="Calibri" w:hAnsi="Calibri"/>
-                <w:color w:val="000000"/>
-                <w:sz w:val="22"/>
-                <w:szCs w:val="22"/>
-              </w:rPr>
-              <w:t>00</w:t>
+            <w:noWrap/>
+            <w:hideMark/>
+          </w:tcPr>
+          <w:p>
+            <w:pPr>
+              <w:jc w:val="center"/>
+              <w:rPr>
+                <w:rFonts w:ascii="Calibri" w:hAnsi="Calibri"/>
+                <w:color w:val="000000"/>
+                <w:sz w:val="22"/>
+                <w:szCs w:val="22"/>
+              </w:rPr>
+            </w:pPr>
+            <w:r>
+              <w:t>-18,41</w:t>
             </w:r>
           </w:p>
         </w:tc>
@@ -3104,47 +1916,21 @@
               <w:bottom w:val="nil"/>
               <w:right w:val="single" w:sz="4" w:space="0" w:color="auto"/>
             </w:tcBorders>
-            <w:shd w:val="clear" w:color="auto" w:fill="auto"/>
-            <w:noWrap/>
-            <w:vAlign w:val="bottom"/>
-            <w:hideMark/>
-          </w:tcPr>
-          <w:p>
-            <w:pPr>
-              <w:jc w:val="center"/>
-              <w:rPr>
-                <w:rFonts w:ascii="Calibri" w:hAnsi="Calibri"/>
-                <w:color w:val="000000"/>
-                <w:sz w:val="22"/>
-                <w:szCs w:val="22"/>
-              </w:rPr>
-            </w:pPr>
-            <w:r>
-              <w:rPr>
-                <w:rFonts w:ascii="Calibri" w:hAnsi="Calibri"/>
-                <w:color w:val="000000"/>
-                <w:sz w:val="22"/>
-                <w:szCs w:val="22"/>
-              </w:rPr>
-              <w:t>105</w:t>
-            </w:r>
-            <w:r>
-              <w:rPr>
-                <w:rFonts w:ascii="Calibri" w:hAnsi="Calibri"/>
-                <w:color w:val="000000"/>
-                <w:sz w:val="22"/>
-                <w:szCs w:val="22"/>
-              </w:rPr>
-              <w:t>,</w:t>
-            </w:r>
-            <w:r>
-              <w:rPr>
-                <w:rFonts w:ascii="Calibri" w:hAnsi="Calibri"/>
-                <w:color w:val="000000"/>
-                <w:sz w:val="22"/>
-                <w:szCs w:val="22"/>
-              </w:rPr>
-              <w:t>97</w:t>
+            <w:noWrap/>
+            <w:hideMark/>
+          </w:tcPr>
+          <w:p>
+            <w:pPr>
+              <w:jc w:val="center"/>
+              <w:rPr>
+                <w:rFonts w:ascii="Calibri" w:hAnsi="Calibri"/>
+                <w:color w:val="000000"/>
+                <w:sz w:val="22"/>
+                <w:szCs w:val="22"/>
+              </w:rPr>
+            </w:pPr>
+            <w:r>
+              <w:t>0,14</w:t>
             </w:r>
           </w:p>
         </w:tc>
@@ -3157,56 +1943,21 @@
               <w:bottom w:val="nil"/>
               <w:right w:val="single" w:sz="4" w:space="0" w:color="auto"/>
             </w:tcBorders>
-            <w:shd w:val="clear" w:color="auto" w:fill="auto"/>
-            <w:noWrap/>
-            <w:vAlign w:val="bottom"/>
-            <w:hideMark/>
-          </w:tcPr>
-          <w:p>
-            <w:pPr>
-              <w:jc w:val="center"/>
-              <w:rPr>
-                <w:rFonts w:ascii="Calibri" w:hAnsi="Calibri"/>
-                <w:color w:val="000000"/>
-                <w:sz w:val="22"/>
-                <w:szCs w:val="22"/>
-              </w:rPr>
-            </w:pPr>
-            <w:r>
-              <w:rPr>
-                <w:rFonts w:ascii="Calibri" w:hAnsi="Calibri"/>
-                <w:color w:val="000000"/>
-                <w:sz w:val="22"/>
-                <w:szCs w:val="22"/>
-              </w:rPr>
-              <w:t>-</w:t>
-            </w:r>
-            <w:r>
-              <w:rPr>
-                <w:rFonts w:ascii="Calibri" w:hAnsi="Calibri"/>
-                <w:color w:val="000000"/>
-                <w:sz w:val="22"/>
-                <w:szCs w:val="22"/>
-              </w:rPr>
-              <w:t>72</w:t>
-            </w:r>
-            <w:r>
-              <w:rPr>
-                <w:rFonts w:ascii="Calibri" w:hAnsi="Calibri"/>
-                <w:color w:val="000000"/>
-                <w:sz w:val="22"/>
-                <w:szCs w:val="22"/>
-              </w:rPr>
-              <w:t>,</w:t>
-            </w:r>
-            <w:r>
-              <w:rPr>
-                <w:rFonts w:ascii="Calibri" w:hAnsi="Calibri"/>
-                <w:color w:val="000000"/>
-                <w:sz w:val="22"/>
-                <w:szCs w:val="22"/>
-              </w:rPr>
-              <w:t>49</w:t>
+            <w:noWrap/>
+            <w:hideMark/>
+          </w:tcPr>
+          <w:p>
+            <w:pPr>
+              <w:jc w:val="center"/>
+              <w:rPr>
+                <w:rFonts w:ascii="Calibri" w:hAnsi="Calibri"/>
+                <w:color w:val="000000"/>
+                <w:sz w:val="22"/>
+                <w:szCs w:val="22"/>
+              </w:rPr>
+            </w:pPr>
+            <w:r>
+              <w:t>163,87</w:t>
             </w:r>
           </w:p>
         </w:tc>
@@ -3225,47 +1976,21 @@
               <w:bottom w:val="nil"/>
               <w:right w:val="nil"/>
             </w:tcBorders>
-            <w:shd w:val="clear" w:color="auto" w:fill="auto"/>
-            <w:noWrap/>
-            <w:vAlign w:val="bottom"/>
-            <w:hideMark/>
-          </w:tcPr>
-          <w:p>
-            <w:pPr>
-              <w:jc w:val="center"/>
-              <w:rPr>
-                <w:rFonts w:ascii="Calibri" w:hAnsi="Calibri"/>
-                <w:color w:val="000000"/>
-                <w:sz w:val="22"/>
-                <w:szCs w:val="22"/>
-              </w:rPr>
-            </w:pPr>
-            <w:r>
-              <w:rPr>
-                <w:rFonts w:ascii="Calibri" w:hAnsi="Calibri"/>
-                <w:color w:val="000000"/>
-                <w:sz w:val="22"/>
-                <w:szCs w:val="22"/>
-              </w:rPr>
-              <w:t>42</w:t>
-            </w:r>
-            <w:r>
-              <w:rPr>
-                <w:rFonts w:ascii="Calibri" w:hAnsi="Calibri"/>
-                <w:color w:val="000000"/>
-                <w:sz w:val="22"/>
-                <w:szCs w:val="22"/>
-              </w:rPr>
-              <w:t>,</w:t>
-            </w:r>
-            <w:r>
-              <w:rPr>
-                <w:rFonts w:ascii="Calibri" w:hAnsi="Calibri"/>
-                <w:color w:val="000000"/>
-                <w:sz w:val="22"/>
-                <w:szCs w:val="22"/>
-              </w:rPr>
-              <w:t>82</w:t>
+            <w:noWrap/>
+            <w:hideMark/>
+          </w:tcPr>
+          <w:p>
+            <w:pPr>
+              <w:jc w:val="center"/>
+              <w:rPr>
+                <w:rFonts w:ascii="Calibri" w:hAnsi="Calibri"/>
+                <w:color w:val="000000"/>
+                <w:sz w:val="22"/>
+                <w:szCs w:val="22"/>
+              </w:rPr>
+            </w:pPr>
+            <w:r>
+              <w:t>62,48</w:t>
             </w:r>
           </w:p>
         </w:tc>
@@ -3278,56 +2003,21 @@
               <w:bottom w:val="nil"/>
               <w:right w:val="single" w:sz="4" w:space="0" w:color="auto"/>
             </w:tcBorders>
-            <w:shd w:val="clear" w:color="auto" w:fill="auto"/>
-            <w:noWrap/>
-            <w:vAlign w:val="bottom"/>
-            <w:hideMark/>
-          </w:tcPr>
-          <w:p>
-            <w:pPr>
-              <w:jc w:val="center"/>
-              <w:rPr>
-                <w:rFonts w:ascii="Calibri" w:hAnsi="Calibri"/>
-                <w:color w:val="000000"/>
-                <w:sz w:val="22"/>
-                <w:szCs w:val="22"/>
-              </w:rPr>
-            </w:pPr>
-            <w:r>
-              <w:rPr>
-                <w:rFonts w:ascii="Calibri" w:hAnsi="Calibri"/>
-                <w:color w:val="000000"/>
-                <w:sz w:val="22"/>
-                <w:szCs w:val="22"/>
-              </w:rPr>
-              <w:t>-</w:t>
-            </w:r>
-            <w:r>
-              <w:rPr>
-                <w:rFonts w:ascii="Calibri" w:hAnsi="Calibri"/>
-                <w:color w:val="000000"/>
-                <w:sz w:val="22"/>
-                <w:szCs w:val="22"/>
-              </w:rPr>
-              <w:t>1</w:t>
-            </w:r>
-            <w:r>
-              <w:rPr>
-                <w:rFonts w:ascii="Calibri" w:hAnsi="Calibri"/>
-                <w:color w:val="000000"/>
-                <w:sz w:val="22"/>
-                <w:szCs w:val="22"/>
-              </w:rPr>
-              <w:t>,</w:t>
-            </w:r>
-            <w:r>
-              <w:rPr>
-                <w:rFonts w:ascii="Calibri" w:hAnsi="Calibri"/>
-                <w:color w:val="000000"/>
-                <w:sz w:val="22"/>
-                <w:szCs w:val="22"/>
-              </w:rPr>
-              <w:t>08</w:t>
+            <w:noWrap/>
+            <w:hideMark/>
+          </w:tcPr>
+          <w:p>
+            <w:pPr>
+              <w:jc w:val="center"/>
+              <w:rPr>
+                <w:rFonts w:ascii="Calibri" w:hAnsi="Calibri"/>
+                <w:color w:val="000000"/>
+                <w:sz w:val="22"/>
+                <w:szCs w:val="22"/>
+              </w:rPr>
+            </w:pPr>
+            <w:r>
+              <w:t>73,39</w:t>
             </w:r>
           </w:p>
         </w:tc>
@@ -3340,47 +2030,21 @@
               <w:bottom w:val="nil"/>
               <w:right w:val="nil"/>
             </w:tcBorders>
-            <w:shd w:val="clear" w:color="auto" w:fill="auto"/>
-            <w:noWrap/>
-            <w:vAlign w:val="bottom"/>
-            <w:hideMark/>
-          </w:tcPr>
-          <w:p>
-            <w:pPr>
-              <w:jc w:val="center"/>
-              <w:rPr>
-                <w:rFonts w:ascii="Calibri" w:hAnsi="Calibri"/>
-                <w:color w:val="000000"/>
-                <w:sz w:val="22"/>
-                <w:szCs w:val="22"/>
-              </w:rPr>
-            </w:pPr>
-            <w:r>
-              <w:rPr>
-                <w:rFonts w:ascii="Calibri" w:hAnsi="Calibri"/>
-                <w:color w:val="000000"/>
-                <w:sz w:val="22"/>
-                <w:szCs w:val="22"/>
-              </w:rPr>
-              <w:t>71</w:t>
-            </w:r>
-            <w:r>
-              <w:rPr>
-                <w:rFonts w:ascii="Calibri" w:hAnsi="Calibri"/>
-                <w:color w:val="000000"/>
-                <w:sz w:val="22"/>
-                <w:szCs w:val="22"/>
-              </w:rPr>
-              <w:t>,</w:t>
-            </w:r>
-            <w:r>
-              <w:rPr>
-                <w:rFonts w:ascii="Calibri" w:hAnsi="Calibri"/>
-                <w:color w:val="000000"/>
-                <w:sz w:val="22"/>
-                <w:szCs w:val="22"/>
-              </w:rPr>
-              <w:t>08</w:t>
+            <w:noWrap/>
+            <w:hideMark/>
+          </w:tcPr>
+          <w:p>
+            <w:pPr>
+              <w:jc w:val="center"/>
+              <w:rPr>
+                <w:rFonts w:ascii="Calibri" w:hAnsi="Calibri"/>
+                <w:color w:val="000000"/>
+                <w:sz w:val="22"/>
+                <w:szCs w:val="22"/>
+              </w:rPr>
+            </w:pPr>
+            <w:r>
+              <w:t>-14,32</w:t>
             </w:r>
           </w:p>
         </w:tc>
@@ -3393,47 +2057,21 @@
               <w:bottom w:val="nil"/>
               <w:right w:val="single" w:sz="4" w:space="0" w:color="auto"/>
             </w:tcBorders>
-            <w:shd w:val="clear" w:color="auto" w:fill="auto"/>
-            <w:noWrap/>
-            <w:vAlign w:val="bottom"/>
-            <w:hideMark/>
-          </w:tcPr>
-          <w:p>
-            <w:pPr>
-              <w:jc w:val="center"/>
-              <w:rPr>
-                <w:rFonts w:ascii="Calibri" w:hAnsi="Calibri"/>
-                <w:color w:val="000000"/>
-                <w:sz w:val="22"/>
-                <w:szCs w:val="22"/>
-              </w:rPr>
-            </w:pPr>
-            <w:r>
-              <w:rPr>
-                <w:rFonts w:ascii="Calibri" w:hAnsi="Calibri"/>
-                <w:color w:val="000000"/>
-                <w:sz w:val="22"/>
-                <w:szCs w:val="22"/>
-              </w:rPr>
-              <w:t>112</w:t>
-            </w:r>
-            <w:r>
-              <w:rPr>
-                <w:rFonts w:ascii="Calibri" w:hAnsi="Calibri"/>
-                <w:color w:val="000000"/>
-                <w:sz w:val="22"/>
-                <w:szCs w:val="22"/>
-              </w:rPr>
-              <w:t>,</w:t>
-            </w:r>
-            <w:r>
-              <w:rPr>
-                <w:rFonts w:ascii="Calibri" w:hAnsi="Calibri"/>
-                <w:color w:val="000000"/>
-                <w:sz w:val="22"/>
-                <w:szCs w:val="22"/>
-              </w:rPr>
-              <w:t>19</w:t>
+            <w:noWrap/>
+            <w:hideMark/>
+          </w:tcPr>
+          <w:p>
+            <w:pPr>
+              <w:jc w:val="center"/>
+              <w:rPr>
+                <w:rFonts w:ascii="Calibri" w:hAnsi="Calibri"/>
+                <w:color w:val="000000"/>
+                <w:sz w:val="22"/>
+                <w:szCs w:val="22"/>
+              </w:rPr>
+            </w:pPr>
+            <w:r>
+              <w:t>0,1</w:t>
             </w:r>
           </w:p>
         </w:tc>
@@ -3446,56 +2084,21 @@
               <w:bottom w:val="nil"/>
               <w:right w:val="single" w:sz="4" w:space="0" w:color="auto"/>
             </w:tcBorders>
-            <w:shd w:val="clear" w:color="auto" w:fill="auto"/>
-            <w:noWrap/>
-            <w:vAlign w:val="bottom"/>
-            <w:hideMark/>
-          </w:tcPr>
-          <w:p>
-            <w:pPr>
-              <w:jc w:val="center"/>
-              <w:rPr>
-                <w:rFonts w:ascii="Calibri" w:hAnsi="Calibri"/>
-                <w:color w:val="000000"/>
-                <w:sz w:val="22"/>
-                <w:szCs w:val="22"/>
-              </w:rPr>
-            </w:pPr>
-            <w:r>
-              <w:rPr>
-                <w:rFonts w:ascii="Calibri" w:hAnsi="Calibri"/>
-                <w:color w:val="000000"/>
-                <w:sz w:val="22"/>
-                <w:szCs w:val="22"/>
-              </w:rPr>
-              <w:t>-</w:t>
-            </w:r>
-            <w:r>
-              <w:rPr>
-                <w:rFonts w:ascii="Calibri" w:hAnsi="Calibri"/>
-                <w:color w:val="000000"/>
-                <w:sz w:val="22"/>
-                <w:szCs w:val="22"/>
-              </w:rPr>
-              <w:t>51</w:t>
-            </w:r>
-            <w:r>
-              <w:rPr>
-                <w:rFonts w:ascii="Calibri" w:hAnsi="Calibri"/>
-                <w:color w:val="000000"/>
-                <w:sz w:val="22"/>
-                <w:szCs w:val="22"/>
-              </w:rPr>
-              <w:t>,</w:t>
-            </w:r>
-            <w:r>
-              <w:rPr>
-                <w:rFonts w:ascii="Calibri" w:hAnsi="Calibri"/>
-                <w:color w:val="000000"/>
-                <w:sz w:val="22"/>
-                <w:szCs w:val="22"/>
-              </w:rPr>
-              <w:t>73</w:t>
+            <w:noWrap/>
+            <w:hideMark/>
+          </w:tcPr>
+          <w:p>
+            <w:pPr>
+              <w:jc w:val="center"/>
+              <w:rPr>
+                <w:rFonts w:ascii="Calibri" w:hAnsi="Calibri"/>
+                <w:color w:val="000000"/>
+                <w:sz w:val="22"/>
+                <w:szCs w:val="22"/>
+              </w:rPr>
+            </w:pPr>
+            <w:r>
+              <w:t>163,91</w:t>
             </w:r>
           </w:p>
         </w:tc>
@@ -3514,47 +2117,21 @@
               <w:bottom w:val="nil"/>
               <w:right w:val="nil"/>
             </w:tcBorders>
-            <w:shd w:val="clear" w:color="auto" w:fill="auto"/>
-            <w:noWrap/>
-            <w:vAlign w:val="bottom"/>
-            <w:hideMark/>
-          </w:tcPr>
-          <w:p>
-            <w:pPr>
-              <w:jc w:val="center"/>
-              <w:rPr>
-                <w:rFonts w:ascii="Calibri" w:hAnsi="Calibri"/>
-                <w:color w:val="000000"/>
-                <w:sz w:val="22"/>
-                <w:szCs w:val="22"/>
-              </w:rPr>
-            </w:pPr>
-            <w:r>
-              <w:rPr>
-                <w:rFonts w:ascii="Calibri" w:hAnsi="Calibri"/>
-                <w:color w:val="000000"/>
-                <w:sz w:val="22"/>
-                <w:szCs w:val="22"/>
-              </w:rPr>
-              <w:t>65</w:t>
-            </w:r>
-            <w:r>
-              <w:rPr>
-                <w:rFonts w:ascii="Calibri" w:hAnsi="Calibri"/>
-                <w:color w:val="000000"/>
-                <w:sz w:val="22"/>
-                <w:szCs w:val="22"/>
-              </w:rPr>
-              <w:t>,</w:t>
-            </w:r>
-            <w:r>
-              <w:rPr>
-                <w:rFonts w:ascii="Calibri" w:hAnsi="Calibri"/>
-                <w:color w:val="000000"/>
-                <w:sz w:val="22"/>
-                <w:szCs w:val="22"/>
-              </w:rPr>
-              <w:t>49</w:t>
+            <w:noWrap/>
+            <w:hideMark/>
+          </w:tcPr>
+          <w:p>
+            <w:pPr>
+              <w:jc w:val="center"/>
+              <w:rPr>
+                <w:rFonts w:ascii="Calibri" w:hAnsi="Calibri"/>
+                <w:color w:val="000000"/>
+                <w:sz w:val="22"/>
+                <w:szCs w:val="22"/>
+              </w:rPr>
+            </w:pPr>
+            <w:r>
+              <w:t>54,01</w:t>
             </w:r>
           </w:p>
         </w:tc>
@@ -3567,56 +2144,21 @@
               <w:bottom w:val="nil"/>
               <w:right w:val="single" w:sz="4" w:space="0" w:color="auto"/>
             </w:tcBorders>
-            <w:shd w:val="clear" w:color="auto" w:fill="auto"/>
-            <w:noWrap/>
-            <w:vAlign w:val="bottom"/>
-            <w:hideMark/>
-          </w:tcPr>
-          <w:p>
-            <w:pPr>
-              <w:jc w:val="center"/>
-              <w:rPr>
-                <w:rFonts w:ascii="Calibri" w:hAnsi="Calibri"/>
-                <w:color w:val="000000"/>
-                <w:sz w:val="22"/>
-                <w:szCs w:val="22"/>
-              </w:rPr>
-            </w:pPr>
-            <w:r>
-              <w:rPr>
-                <w:rFonts w:ascii="Calibri" w:hAnsi="Calibri"/>
-                <w:color w:val="000000"/>
-                <w:sz w:val="22"/>
-                <w:szCs w:val="22"/>
-              </w:rPr>
-              <w:t>-</w:t>
-            </w:r>
-            <w:r>
-              <w:rPr>
-                <w:rFonts w:ascii="Calibri" w:hAnsi="Calibri"/>
-                <w:color w:val="000000"/>
-                <w:sz w:val="22"/>
-                <w:szCs w:val="22"/>
-              </w:rPr>
-              <w:t>1</w:t>
-            </w:r>
-            <w:r>
-              <w:rPr>
-                <w:rFonts w:ascii="Calibri" w:hAnsi="Calibri"/>
-                <w:color w:val="000000"/>
-                <w:sz w:val="22"/>
-                <w:szCs w:val="22"/>
-              </w:rPr>
-              <w:t>,</w:t>
-            </w:r>
-            <w:r>
-              <w:rPr>
-                <w:rFonts w:ascii="Calibri" w:hAnsi="Calibri"/>
-                <w:color w:val="000000"/>
-                <w:sz w:val="22"/>
-                <w:szCs w:val="22"/>
-              </w:rPr>
-              <w:t>53</w:t>
+            <w:noWrap/>
+            <w:hideMark/>
+          </w:tcPr>
+          <w:p>
+            <w:pPr>
+              <w:jc w:val="center"/>
+              <w:rPr>
+                <w:rFonts w:ascii="Calibri" w:hAnsi="Calibri"/>
+                <w:color w:val="000000"/>
+                <w:sz w:val="22"/>
+                <w:szCs w:val="22"/>
+              </w:rPr>
+            </w:pPr>
+            <w:r>
+              <w:t>32,37</w:t>
             </w:r>
           </w:p>
         </w:tc>
@@ -3629,47 +2171,21 @@
               <w:bottom w:val="nil"/>
               <w:right w:val="nil"/>
             </w:tcBorders>
-            <w:shd w:val="clear" w:color="auto" w:fill="auto"/>
-            <w:noWrap/>
-            <w:vAlign w:val="bottom"/>
-            <w:hideMark/>
-          </w:tcPr>
-          <w:p>
-            <w:pPr>
-              <w:jc w:val="center"/>
-              <w:rPr>
-                <w:rFonts w:ascii="Calibri" w:hAnsi="Calibri"/>
-                <w:color w:val="000000"/>
-                <w:sz w:val="22"/>
-                <w:szCs w:val="22"/>
-              </w:rPr>
-            </w:pPr>
-            <w:r>
-              <w:rPr>
-                <w:rFonts w:ascii="Calibri" w:hAnsi="Calibri"/>
-                <w:color w:val="000000"/>
-                <w:sz w:val="22"/>
-                <w:szCs w:val="22"/>
-              </w:rPr>
-              <w:t>78</w:t>
-            </w:r>
-            <w:r>
-              <w:rPr>
-                <w:rFonts w:ascii="Calibri" w:hAnsi="Calibri"/>
-                <w:color w:val="000000"/>
-                <w:sz w:val="22"/>
-                <w:szCs w:val="22"/>
-              </w:rPr>
-              <w:t>,</w:t>
-            </w:r>
-            <w:r>
-              <w:rPr>
-                <w:rFonts w:ascii="Calibri" w:hAnsi="Calibri"/>
-                <w:color w:val="000000"/>
-                <w:sz w:val="22"/>
-                <w:szCs w:val="22"/>
-              </w:rPr>
-              <w:t>45</w:t>
+            <w:noWrap/>
+            <w:hideMark/>
+          </w:tcPr>
+          <w:p>
+            <w:pPr>
+              <w:jc w:val="center"/>
+              <w:rPr>
+                <w:rFonts w:ascii="Calibri" w:hAnsi="Calibri"/>
+                <w:color w:val="000000"/>
+                <w:sz w:val="22"/>
+                <w:szCs w:val="22"/>
+              </w:rPr>
+            </w:pPr>
+            <w:r>
+              <w:t>15,8</w:t>
             </w:r>
           </w:p>
         </w:tc>
@@ -3682,47 +2198,21 @@
               <w:bottom w:val="nil"/>
               <w:right w:val="single" w:sz="4" w:space="0" w:color="auto"/>
             </w:tcBorders>
-            <w:shd w:val="clear" w:color="auto" w:fill="auto"/>
-            <w:noWrap/>
-            <w:vAlign w:val="bottom"/>
-            <w:hideMark/>
-          </w:tcPr>
-          <w:p>
-            <w:pPr>
-              <w:jc w:val="center"/>
-              <w:rPr>
-                <w:rFonts w:ascii="Calibri" w:hAnsi="Calibri"/>
-                <w:color w:val="000000"/>
-                <w:sz w:val="22"/>
-                <w:szCs w:val="22"/>
-              </w:rPr>
-            </w:pPr>
-            <w:r>
-              <w:rPr>
-                <w:rFonts w:ascii="Calibri" w:hAnsi="Calibri"/>
-                <w:color w:val="000000"/>
-                <w:sz w:val="22"/>
-                <w:szCs w:val="22"/>
-              </w:rPr>
-              <w:t>120</w:t>
-            </w:r>
-            <w:r>
-              <w:rPr>
-                <w:rFonts w:ascii="Calibri" w:hAnsi="Calibri"/>
-                <w:color w:val="000000"/>
-                <w:sz w:val="22"/>
-                <w:szCs w:val="22"/>
-              </w:rPr>
-              <w:t>,</w:t>
-            </w:r>
-            <w:r>
-              <w:rPr>
-                <w:rFonts w:ascii="Calibri" w:hAnsi="Calibri"/>
-                <w:color w:val="000000"/>
-                <w:sz w:val="22"/>
-                <w:szCs w:val="22"/>
-              </w:rPr>
-              <w:t>63</w:t>
+            <w:noWrap/>
+            <w:hideMark/>
+          </w:tcPr>
+          <w:p>
+            <w:pPr>
+              <w:jc w:val="center"/>
+              <w:rPr>
+                <w:rFonts w:ascii="Calibri" w:hAnsi="Calibri"/>
+                <w:color w:val="000000"/>
+                <w:sz w:val="22"/>
+                <w:szCs w:val="22"/>
+              </w:rPr>
+            </w:pPr>
+            <w:r>
+              <w:t>0,12</w:t>
             </w:r>
           </w:p>
         </w:tc>
@@ -3735,56 +2225,21 @@
               <w:bottom w:val="nil"/>
               <w:right w:val="single" w:sz="4" w:space="0" w:color="auto"/>
             </w:tcBorders>
-            <w:shd w:val="clear" w:color="auto" w:fill="auto"/>
-            <w:noWrap/>
-            <w:vAlign w:val="bottom"/>
-            <w:hideMark/>
-          </w:tcPr>
-          <w:p>
-            <w:pPr>
-              <w:jc w:val="center"/>
-              <w:rPr>
-                <w:rFonts w:ascii="Calibri" w:hAnsi="Calibri"/>
-                <w:color w:val="000000"/>
-                <w:sz w:val="22"/>
-                <w:szCs w:val="22"/>
-              </w:rPr>
-            </w:pPr>
-            <w:r>
-              <w:rPr>
-                <w:rFonts w:ascii="Calibri" w:hAnsi="Calibri"/>
-                <w:color w:val="000000"/>
-                <w:sz w:val="22"/>
-                <w:szCs w:val="22"/>
-              </w:rPr>
-              <w:t>-</w:t>
-            </w:r>
-            <w:r>
-              <w:rPr>
-                <w:rFonts w:ascii="Calibri" w:hAnsi="Calibri"/>
-                <w:color w:val="000000"/>
-                <w:sz w:val="22"/>
-                <w:szCs w:val="22"/>
-              </w:rPr>
-              <w:t>68</w:t>
-            </w:r>
-            <w:r>
-              <w:rPr>
-                <w:rFonts w:ascii="Calibri" w:hAnsi="Calibri"/>
-                <w:color w:val="000000"/>
-                <w:sz w:val="22"/>
-                <w:szCs w:val="22"/>
-              </w:rPr>
-              <w:t>,</w:t>
-            </w:r>
-            <w:r>
-              <w:rPr>
-                <w:rFonts w:ascii="Calibri" w:hAnsi="Calibri"/>
-                <w:color w:val="000000"/>
-                <w:sz w:val="22"/>
-                <w:szCs w:val="22"/>
-              </w:rPr>
-              <w:t>31</w:t>
+            <w:noWrap/>
+            <w:hideMark/>
+          </w:tcPr>
+          <w:p>
+            <w:pPr>
+              <w:jc w:val="center"/>
+              <w:rPr>
+                <w:rFonts w:ascii="Calibri" w:hAnsi="Calibri"/>
+                <w:color w:val="000000"/>
+                <w:sz w:val="22"/>
+                <w:szCs w:val="22"/>
+              </w:rPr>
+            </w:pPr>
+            <w:r>
+              <w:t>176,32</w:t>
             </w:r>
           </w:p>
         </w:tc>
@@ -3803,47 +2258,21 @@
               <w:bottom w:val="nil"/>
               <w:right w:val="nil"/>
             </w:tcBorders>
-            <w:shd w:val="clear" w:color="auto" w:fill="auto"/>
-            <w:noWrap/>
-            <w:vAlign w:val="bottom"/>
-            <w:hideMark/>
-          </w:tcPr>
-          <w:p>
-            <w:pPr>
-              <w:jc w:val="center"/>
-              <w:rPr>
-                <w:rFonts w:ascii="Calibri" w:hAnsi="Calibri"/>
-                <w:color w:val="000000"/>
-                <w:sz w:val="22"/>
-                <w:szCs w:val="22"/>
-              </w:rPr>
-            </w:pPr>
-            <w:r>
-              <w:rPr>
-                <w:rFonts w:ascii="Calibri" w:hAnsi="Calibri"/>
-                <w:color w:val="000000"/>
-                <w:sz w:val="22"/>
-                <w:szCs w:val="22"/>
-              </w:rPr>
-              <w:t>16</w:t>
-            </w:r>
-            <w:r>
-              <w:rPr>
-                <w:rFonts w:ascii="Calibri" w:hAnsi="Calibri"/>
-                <w:color w:val="000000"/>
-                <w:sz w:val="22"/>
-                <w:szCs w:val="22"/>
-              </w:rPr>
-              <w:t>,</w:t>
-            </w:r>
-            <w:r>
-              <w:rPr>
-                <w:rFonts w:ascii="Calibri" w:hAnsi="Calibri"/>
-                <w:color w:val="000000"/>
-                <w:sz w:val="22"/>
-                <w:szCs w:val="22"/>
-              </w:rPr>
-              <w:t>47</w:t>
+            <w:noWrap/>
+            <w:hideMark/>
+          </w:tcPr>
+          <w:p>
+            <w:pPr>
+              <w:jc w:val="center"/>
+              <w:rPr>
+                <w:rFonts w:ascii="Calibri" w:hAnsi="Calibri"/>
+                <w:color w:val="000000"/>
+                <w:sz w:val="22"/>
+                <w:szCs w:val="22"/>
+              </w:rPr>
+            </w:pPr>
+            <w:r>
+              <w:t>53,21</w:t>
             </w:r>
           </w:p>
         </w:tc>
@@ -3856,56 +2285,21 @@
               <w:bottom w:val="nil"/>
               <w:right w:val="single" w:sz="4" w:space="0" w:color="auto"/>
             </w:tcBorders>
-            <w:shd w:val="clear" w:color="auto" w:fill="auto"/>
-            <w:noWrap/>
-            <w:vAlign w:val="bottom"/>
-            <w:hideMark/>
-          </w:tcPr>
-          <w:p>
-            <w:pPr>
-              <w:jc w:val="center"/>
-              <w:rPr>
-                <w:rFonts w:ascii="Calibri" w:hAnsi="Calibri"/>
-                <w:color w:val="000000"/>
-                <w:sz w:val="22"/>
-                <w:szCs w:val="22"/>
-              </w:rPr>
-            </w:pPr>
-            <w:r>
-              <w:rPr>
-                <w:rFonts w:ascii="Calibri" w:hAnsi="Calibri"/>
-                <w:color w:val="000000"/>
-                <w:sz w:val="22"/>
-                <w:szCs w:val="22"/>
-              </w:rPr>
-              <w:t>-</w:t>
-            </w:r>
-            <w:r>
-              <w:rPr>
-                <w:rFonts w:ascii="Calibri" w:hAnsi="Calibri"/>
-                <w:color w:val="000000"/>
-                <w:sz w:val="22"/>
-                <w:szCs w:val="22"/>
-              </w:rPr>
-              <w:t>0</w:t>
-            </w:r>
-            <w:r>
-              <w:rPr>
-                <w:rFonts w:ascii="Calibri" w:hAnsi="Calibri"/>
-                <w:color w:val="000000"/>
-                <w:sz w:val="22"/>
-                <w:szCs w:val="22"/>
-              </w:rPr>
-              <w:t>,</w:t>
-            </w:r>
-            <w:r>
-              <w:rPr>
-                <w:rFonts w:ascii="Calibri" w:hAnsi="Calibri"/>
-                <w:color w:val="000000"/>
-                <w:sz w:val="22"/>
-                <w:szCs w:val="22"/>
-              </w:rPr>
-              <w:t>63</w:t>
+            <w:noWrap/>
+            <w:hideMark/>
+          </w:tcPr>
+          <w:p>
+            <w:pPr>
+              <w:jc w:val="center"/>
+              <w:rPr>
+                <w:rFonts w:ascii="Calibri" w:hAnsi="Calibri"/>
+                <w:color w:val="000000"/>
+                <w:sz w:val="22"/>
+                <w:szCs w:val="22"/>
+              </w:rPr>
+            </w:pPr>
+            <w:r>
+              <w:t>70,66</w:t>
             </w:r>
           </w:p>
         </w:tc>
@@ -3918,47 +2312,21 @@
               <w:bottom w:val="nil"/>
               <w:right w:val="nil"/>
             </w:tcBorders>
-            <w:shd w:val="clear" w:color="auto" w:fill="auto"/>
-            <w:noWrap/>
-            <w:vAlign w:val="bottom"/>
-            <w:hideMark/>
-          </w:tcPr>
-          <w:p>
-            <w:pPr>
-              <w:jc w:val="center"/>
-              <w:rPr>
-                <w:rFonts w:ascii="Calibri" w:hAnsi="Calibri"/>
-                <w:color w:val="000000"/>
-                <w:sz w:val="22"/>
-                <w:szCs w:val="22"/>
-              </w:rPr>
-            </w:pPr>
-            <w:r>
-              <w:rPr>
-                <w:rFonts w:ascii="Calibri" w:hAnsi="Calibri"/>
-                <w:color w:val="000000"/>
-                <w:sz w:val="22"/>
-                <w:szCs w:val="22"/>
-              </w:rPr>
-              <w:t>34</w:t>
-            </w:r>
-            <w:r>
-              <w:rPr>
-                <w:rFonts w:ascii="Calibri" w:hAnsi="Calibri"/>
-                <w:color w:val="000000"/>
-                <w:sz w:val="22"/>
-                <w:szCs w:val="22"/>
-              </w:rPr>
-              <w:t>,</w:t>
-            </w:r>
-            <w:r>
-              <w:rPr>
-                <w:rFonts w:ascii="Calibri" w:hAnsi="Calibri"/>
-                <w:color w:val="000000"/>
-                <w:sz w:val="22"/>
-                <w:szCs w:val="22"/>
-              </w:rPr>
-              <w:t>79</w:t>
+            <w:noWrap/>
+            <w:hideMark/>
+          </w:tcPr>
+          <w:p>
+            <w:pPr>
+              <w:jc w:val="center"/>
+              <w:rPr>
+                <w:rFonts w:ascii="Calibri" w:hAnsi="Calibri"/>
+                <w:color w:val="000000"/>
+                <w:sz w:val="22"/>
+                <w:szCs w:val="22"/>
+              </w:rPr>
+            </w:pPr>
+            <w:r>
+              <w:t>-3,55</w:t>
             </w:r>
           </w:p>
         </w:tc>
@@ -3971,47 +2339,21 @@
               <w:bottom w:val="nil"/>
               <w:right w:val="single" w:sz="4" w:space="0" w:color="auto"/>
             </w:tcBorders>
-            <w:shd w:val="clear" w:color="auto" w:fill="auto"/>
-            <w:noWrap/>
-            <w:vAlign w:val="bottom"/>
-            <w:hideMark/>
-          </w:tcPr>
-          <w:p>
-            <w:pPr>
-              <w:jc w:val="center"/>
-              <w:rPr>
-                <w:rFonts w:ascii="Calibri" w:hAnsi="Calibri"/>
-                <w:color w:val="000000"/>
-                <w:sz w:val="22"/>
-                <w:szCs w:val="22"/>
-              </w:rPr>
-            </w:pPr>
-            <w:r>
-              <w:rPr>
-                <w:rFonts w:ascii="Calibri" w:hAnsi="Calibri"/>
-                <w:color w:val="000000"/>
-                <w:sz w:val="22"/>
-                <w:szCs w:val="22"/>
-              </w:rPr>
-              <w:t>79</w:t>
-            </w:r>
-            <w:r>
-              <w:rPr>
-                <w:rFonts w:ascii="Calibri" w:hAnsi="Calibri"/>
-                <w:color w:val="000000"/>
-                <w:sz w:val="22"/>
-                <w:szCs w:val="22"/>
-              </w:rPr>
-              <w:t>,</w:t>
-            </w:r>
-            <w:r>
-              <w:rPr>
-                <w:rFonts w:ascii="Calibri" w:hAnsi="Calibri"/>
-                <w:color w:val="000000"/>
-                <w:sz w:val="22"/>
-                <w:szCs w:val="22"/>
-              </w:rPr>
-              <w:t>42</w:t>
+            <w:noWrap/>
+            <w:hideMark/>
+          </w:tcPr>
+          <w:p>
+            <w:pPr>
+              <w:jc w:val="center"/>
+              <w:rPr>
+                <w:rFonts w:ascii="Calibri" w:hAnsi="Calibri"/>
+                <w:color w:val="000000"/>
+                <w:sz w:val="22"/>
+                <w:szCs w:val="22"/>
+              </w:rPr>
+            </w:pPr>
+            <w:r>
+              <w:t>0,12</w:t>
             </w:r>
           </w:p>
         </w:tc>
@@ -4024,56 +2366,21 @@
               <w:bottom w:val="nil"/>
               <w:right w:val="single" w:sz="4" w:space="0" w:color="auto"/>
             </w:tcBorders>
-            <w:shd w:val="clear" w:color="auto" w:fill="auto"/>
-            <w:noWrap/>
-            <w:vAlign w:val="bottom"/>
-            <w:hideMark/>
-          </w:tcPr>
-          <w:p>
-            <w:pPr>
-              <w:jc w:val="center"/>
-              <w:rPr>
-                <w:rFonts w:ascii="Calibri" w:hAnsi="Calibri"/>
-                <w:color w:val="000000"/>
-                <w:sz w:val="22"/>
-                <w:szCs w:val="22"/>
-              </w:rPr>
-            </w:pPr>
-            <w:r>
-              <w:rPr>
-                <w:rFonts w:ascii="Calibri" w:hAnsi="Calibri"/>
-                <w:color w:val="000000"/>
-                <w:sz w:val="22"/>
-                <w:szCs w:val="22"/>
-              </w:rPr>
-              <w:t>-</w:t>
-            </w:r>
-            <w:r>
-              <w:rPr>
-                <w:rFonts w:ascii="Calibri" w:hAnsi="Calibri"/>
-                <w:color w:val="000000"/>
-                <w:sz w:val="22"/>
-                <w:szCs w:val="22"/>
-              </w:rPr>
-              <w:t>39</w:t>
-            </w:r>
-            <w:r>
-              <w:rPr>
-                <w:rFonts w:ascii="Calibri" w:hAnsi="Calibri"/>
-                <w:color w:val="000000"/>
-                <w:sz w:val="22"/>
-                <w:szCs w:val="22"/>
-              </w:rPr>
-              <w:t>,</w:t>
-            </w:r>
-            <w:r>
-              <w:rPr>
-                <w:rFonts w:ascii="Calibri" w:hAnsi="Calibri"/>
-                <w:color w:val="000000"/>
-                <w:sz w:val="22"/>
-                <w:szCs w:val="22"/>
-              </w:rPr>
-              <w:t>05</w:t>
+            <w:noWrap/>
+            <w:hideMark/>
+          </w:tcPr>
+          <w:p>
+            <w:pPr>
+              <w:jc w:val="center"/>
+              <w:rPr>
+                <w:rFonts w:ascii="Calibri" w:hAnsi="Calibri"/>
+                <w:color w:val="000000"/>
+                <w:sz w:val="22"/>
+                <w:szCs w:val="22"/>
+              </w:rPr>
+            </w:pPr>
+            <w:r>
+              <w:t>175,26</w:t>
             </w:r>
           </w:p>
         </w:tc>
@@ -4092,47 +2399,21 @@
               <w:bottom w:val="nil"/>
               <w:right w:val="nil"/>
             </w:tcBorders>
-            <w:shd w:val="clear" w:color="auto" w:fill="auto"/>
-            <w:noWrap/>
-            <w:vAlign w:val="bottom"/>
-            <w:hideMark/>
-          </w:tcPr>
-          <w:p>
-            <w:pPr>
-              <w:jc w:val="center"/>
-              <w:rPr>
-                <w:rFonts w:ascii="Calibri" w:hAnsi="Calibri"/>
-                <w:color w:val="000000"/>
-                <w:sz w:val="22"/>
-                <w:szCs w:val="22"/>
-              </w:rPr>
-            </w:pPr>
-            <w:r>
-              <w:rPr>
-                <w:rFonts w:ascii="Calibri" w:hAnsi="Calibri"/>
-                <w:color w:val="000000"/>
-                <w:sz w:val="22"/>
-                <w:szCs w:val="22"/>
-              </w:rPr>
-              <w:t>54</w:t>
-            </w:r>
-            <w:r>
-              <w:rPr>
-                <w:rFonts w:ascii="Calibri" w:hAnsi="Calibri"/>
-                <w:color w:val="000000"/>
-                <w:sz w:val="22"/>
-                <w:szCs w:val="22"/>
-              </w:rPr>
-              <w:t>,</w:t>
-            </w:r>
-            <w:r>
-              <w:rPr>
-                <w:rFonts w:ascii="Calibri" w:hAnsi="Calibri"/>
-                <w:color w:val="000000"/>
-                <w:sz w:val="22"/>
-                <w:szCs w:val="22"/>
-              </w:rPr>
-              <w:t>40</w:t>
+            <w:noWrap/>
+            <w:hideMark/>
+          </w:tcPr>
+          <w:p>
+            <w:pPr>
+              <w:jc w:val="center"/>
+              <w:rPr>
+                <w:rFonts w:ascii="Calibri" w:hAnsi="Calibri"/>
+                <w:color w:val="000000"/>
+                <w:sz w:val="22"/>
+                <w:szCs w:val="22"/>
+              </w:rPr>
+            </w:pPr>
+            <w:r>
+              <w:t>52,17</w:t>
             </w:r>
           </w:p>
         </w:tc>
@@ -4145,56 +2426,21 @@
               <w:bottom w:val="nil"/>
               <w:right w:val="single" w:sz="4" w:space="0" w:color="auto"/>
             </w:tcBorders>
-            <w:shd w:val="clear" w:color="auto" w:fill="auto"/>
-            <w:noWrap/>
-            <w:vAlign w:val="bottom"/>
-            <w:hideMark/>
-          </w:tcPr>
-          <w:p>
-            <w:pPr>
-              <w:jc w:val="center"/>
-              <w:rPr>
-                <w:rFonts w:ascii="Calibri" w:hAnsi="Calibri"/>
-                <w:color w:val="000000"/>
-                <w:sz w:val="22"/>
-                <w:szCs w:val="22"/>
-              </w:rPr>
-            </w:pPr>
-            <w:r>
-              <w:rPr>
-                <w:rFonts w:ascii="Calibri" w:hAnsi="Calibri"/>
-                <w:color w:val="000000"/>
-                <w:sz w:val="22"/>
-                <w:szCs w:val="22"/>
-              </w:rPr>
-              <w:t>-</w:t>
-            </w:r>
-            <w:r>
-              <w:rPr>
-                <w:rFonts w:ascii="Calibri" w:hAnsi="Calibri"/>
-                <w:color w:val="000000"/>
-                <w:sz w:val="22"/>
-                <w:szCs w:val="22"/>
-              </w:rPr>
-              <w:t>1</w:t>
-            </w:r>
-            <w:r>
-              <w:rPr>
-                <w:rFonts w:ascii="Calibri" w:hAnsi="Calibri"/>
-                <w:color w:val="000000"/>
-                <w:sz w:val="22"/>
-                <w:szCs w:val="22"/>
-              </w:rPr>
-              <w:t>,</w:t>
-            </w:r>
-            <w:r>
-              <w:rPr>
-                <w:rFonts w:ascii="Calibri" w:hAnsi="Calibri"/>
-                <w:color w:val="000000"/>
-                <w:sz w:val="22"/>
-                <w:szCs w:val="22"/>
-              </w:rPr>
-              <w:t>25</w:t>
+            <w:noWrap/>
+            <w:hideMark/>
+          </w:tcPr>
+          <w:p>
+            <w:pPr>
+              <w:jc w:val="center"/>
+              <w:rPr>
+                <w:rFonts w:ascii="Calibri" w:hAnsi="Calibri"/>
+                <w:color w:val="000000"/>
+                <w:sz w:val="22"/>
+                <w:szCs w:val="22"/>
+              </w:rPr>
+            </w:pPr>
+            <w:r>
+              <w:t>44,97</w:t>
             </w:r>
           </w:p>
         </w:tc>
@@ -4207,47 +2453,21 @@
               <w:bottom w:val="nil"/>
               <w:right w:val="nil"/>
             </w:tcBorders>
-            <w:shd w:val="clear" w:color="auto" w:fill="auto"/>
-            <w:noWrap/>
-            <w:vAlign w:val="bottom"/>
-            <w:hideMark/>
-          </w:tcPr>
-          <w:p>
-            <w:pPr>
-              <w:jc w:val="center"/>
-              <w:rPr>
-                <w:rFonts w:ascii="Calibri" w:hAnsi="Calibri"/>
-                <w:color w:val="000000"/>
-                <w:sz w:val="22"/>
-                <w:szCs w:val="22"/>
-              </w:rPr>
-            </w:pPr>
-            <w:r>
-              <w:rPr>
-                <w:rFonts w:ascii="Calibri" w:hAnsi="Calibri"/>
-                <w:color w:val="000000"/>
-                <w:sz w:val="22"/>
-                <w:szCs w:val="22"/>
-              </w:rPr>
-              <w:t>33</w:t>
-            </w:r>
-            <w:r>
-              <w:rPr>
-                <w:rFonts w:ascii="Calibri" w:hAnsi="Calibri"/>
-                <w:color w:val="000000"/>
-                <w:sz w:val="22"/>
-                <w:szCs w:val="22"/>
-              </w:rPr>
-              <w:t>,</w:t>
-            </w:r>
-            <w:r>
-              <w:rPr>
-                <w:rFonts w:ascii="Calibri" w:hAnsi="Calibri"/>
-                <w:color w:val="000000"/>
-                <w:sz w:val="22"/>
-                <w:szCs w:val="22"/>
-              </w:rPr>
-              <w:t>34</w:t>
+            <w:noWrap/>
+            <w:hideMark/>
+          </w:tcPr>
+          <w:p>
+            <w:pPr>
+              <w:jc w:val="center"/>
+              <w:rPr>
+                <w:rFonts w:ascii="Calibri" w:hAnsi="Calibri"/>
+                <w:color w:val="000000"/>
+                <w:sz w:val="22"/>
+                <w:szCs w:val="22"/>
+              </w:rPr>
+            </w:pPr>
+            <w:r>
+              <w:t>9,68</w:t>
             </w:r>
           </w:p>
         </w:tc>
@@ -4260,47 +2480,21 @@
               <w:bottom w:val="nil"/>
               <w:right w:val="single" w:sz="4" w:space="0" w:color="auto"/>
             </w:tcBorders>
-            <w:shd w:val="clear" w:color="auto" w:fill="auto"/>
-            <w:noWrap/>
-            <w:vAlign w:val="bottom"/>
-            <w:hideMark/>
-          </w:tcPr>
-          <w:p>
-            <w:pPr>
-              <w:jc w:val="center"/>
-              <w:rPr>
-                <w:rFonts w:ascii="Calibri" w:hAnsi="Calibri"/>
-                <w:color w:val="000000"/>
-                <w:sz w:val="22"/>
-                <w:szCs w:val="22"/>
-              </w:rPr>
-            </w:pPr>
-            <w:r>
-              <w:rPr>
-                <w:rFonts w:ascii="Calibri" w:hAnsi="Calibri"/>
-                <w:color w:val="000000"/>
-                <w:sz w:val="22"/>
-                <w:szCs w:val="22"/>
-              </w:rPr>
-              <w:t>75</w:t>
-            </w:r>
-            <w:r>
-              <w:rPr>
-                <w:rFonts w:ascii="Calibri" w:hAnsi="Calibri"/>
-                <w:color w:val="000000"/>
-                <w:sz w:val="22"/>
-                <w:szCs w:val="22"/>
-              </w:rPr>
-              <w:t>,</w:t>
-            </w:r>
-            <w:r>
-              <w:rPr>
-                <w:rFonts w:ascii="Calibri" w:hAnsi="Calibri"/>
-                <w:color w:val="000000"/>
-                <w:sz w:val="22"/>
-                <w:szCs w:val="22"/>
-              </w:rPr>
-              <w:t>61</w:t>
+            <w:noWrap/>
+            <w:hideMark/>
+          </w:tcPr>
+          <w:p>
+            <w:pPr>
+              <w:jc w:val="center"/>
+              <w:rPr>
+                <w:rFonts w:ascii="Calibri" w:hAnsi="Calibri"/>
+                <w:color w:val="000000"/>
+                <w:sz w:val="22"/>
+                <w:szCs w:val="22"/>
+              </w:rPr>
+            </w:pPr>
+            <w:r>
+              <w:t>0,2</w:t>
             </w:r>
           </w:p>
         </w:tc>
@@ -4313,56 +2507,21 @@
               <w:bottom w:val="nil"/>
               <w:right w:val="single" w:sz="4" w:space="0" w:color="auto"/>
             </w:tcBorders>
-            <w:shd w:val="clear" w:color="auto" w:fill="auto"/>
-            <w:noWrap/>
-            <w:vAlign w:val="bottom"/>
-            <w:hideMark/>
-          </w:tcPr>
-          <w:p>
-            <w:pPr>
-              <w:jc w:val="center"/>
-              <w:rPr>
-                <w:rFonts w:ascii="Calibri" w:hAnsi="Calibri"/>
-                <w:color w:val="000000"/>
-                <w:sz w:val="22"/>
-                <w:szCs w:val="22"/>
-              </w:rPr>
-            </w:pPr>
-            <w:r>
-              <w:rPr>
-                <w:rFonts w:ascii="Calibri" w:hAnsi="Calibri"/>
-                <w:color w:val="000000"/>
-                <w:sz w:val="22"/>
-                <w:szCs w:val="22"/>
-              </w:rPr>
-              <w:t>-</w:t>
-            </w:r>
-            <w:r>
-              <w:rPr>
-                <w:rFonts w:ascii="Calibri" w:hAnsi="Calibri"/>
-                <w:color w:val="000000"/>
-                <w:sz w:val="22"/>
-                <w:szCs w:val="22"/>
-              </w:rPr>
-              <w:t>41</w:t>
-            </w:r>
-            <w:r>
-              <w:rPr>
-                <w:rFonts w:ascii="Calibri" w:hAnsi="Calibri"/>
-                <w:color w:val="000000"/>
-                <w:sz w:val="22"/>
-                <w:szCs w:val="22"/>
-              </w:rPr>
-              <w:t>,</w:t>
-            </w:r>
-            <w:r>
-              <w:rPr>
-                <w:rFonts w:ascii="Calibri" w:hAnsi="Calibri"/>
-                <w:color w:val="000000"/>
-                <w:sz w:val="22"/>
-                <w:szCs w:val="22"/>
-              </w:rPr>
-              <w:t>60</w:t>
+            <w:noWrap/>
+            <w:hideMark/>
+          </w:tcPr>
+          <w:p>
+            <w:pPr>
+              <w:jc w:val="center"/>
+              <w:rPr>
+                <w:rFonts w:ascii="Calibri" w:hAnsi="Calibri"/>
+                <w:color w:val="000000"/>
+                <w:sz w:val="22"/>
+                <w:szCs w:val="22"/>
+              </w:rPr>
+            </w:pPr>
+            <w:r>
+              <w:t>170,43</w:t>
             </w:r>
           </w:p>
         </w:tc>
@@ -4381,47 +2540,21 @@
               <w:bottom w:val="nil"/>
               <w:right w:val="nil"/>
             </w:tcBorders>
-            <w:shd w:val="clear" w:color="auto" w:fill="auto"/>
-            <w:noWrap/>
-            <w:vAlign w:val="bottom"/>
-            <w:hideMark/>
-          </w:tcPr>
-          <w:p>
-            <w:pPr>
-              <w:jc w:val="center"/>
-              <w:rPr>
-                <w:rFonts w:ascii="Calibri" w:hAnsi="Calibri"/>
-                <w:color w:val="000000"/>
-                <w:sz w:val="22"/>
-                <w:szCs w:val="22"/>
-              </w:rPr>
-            </w:pPr>
-            <w:r>
-              <w:rPr>
-                <w:rFonts w:ascii="Calibri" w:hAnsi="Calibri"/>
-                <w:color w:val="000000"/>
-                <w:sz w:val="22"/>
-                <w:szCs w:val="22"/>
-              </w:rPr>
-              <w:t>98</w:t>
-            </w:r>
-            <w:r>
-              <w:rPr>
-                <w:rFonts w:ascii="Calibri" w:hAnsi="Calibri"/>
-                <w:color w:val="000000"/>
-                <w:sz w:val="22"/>
-                <w:szCs w:val="22"/>
-              </w:rPr>
-              <w:t>,</w:t>
-            </w:r>
-            <w:r>
-              <w:rPr>
-                <w:rFonts w:ascii="Calibri" w:hAnsi="Calibri"/>
-                <w:color w:val="000000"/>
-                <w:sz w:val="22"/>
-                <w:szCs w:val="22"/>
-              </w:rPr>
-              <w:t>68</w:t>
+            <w:noWrap/>
+            <w:hideMark/>
+          </w:tcPr>
+          <w:p>
+            <w:pPr>
+              <w:jc w:val="center"/>
+              <w:rPr>
+                <w:rFonts w:ascii="Calibri" w:hAnsi="Calibri"/>
+                <w:color w:val="000000"/>
+                <w:sz w:val="22"/>
+                <w:szCs w:val="22"/>
+              </w:rPr>
+            </w:pPr>
+            <w:r>
+              <w:t>66,24</w:t>
             </w:r>
           </w:p>
         </w:tc>
@@ -4434,56 +2567,21 @@
               <w:bottom w:val="nil"/>
               <w:right w:val="single" w:sz="4" w:space="0" w:color="auto"/>
             </w:tcBorders>
-            <w:shd w:val="clear" w:color="auto" w:fill="auto"/>
-            <w:noWrap/>
-            <w:vAlign w:val="bottom"/>
-            <w:hideMark/>
-          </w:tcPr>
-          <w:p>
-            <w:pPr>
-              <w:jc w:val="center"/>
-              <w:rPr>
-                <w:rFonts w:ascii="Calibri" w:hAnsi="Calibri"/>
-                <w:color w:val="000000"/>
-                <w:sz w:val="22"/>
-                <w:szCs w:val="22"/>
-              </w:rPr>
-            </w:pPr>
-            <w:r>
-              <w:rPr>
-                <w:rFonts w:ascii="Calibri" w:hAnsi="Calibri"/>
-                <w:color w:val="000000"/>
-                <w:sz w:val="22"/>
-                <w:szCs w:val="22"/>
-              </w:rPr>
-              <w:t>-</w:t>
-            </w:r>
-            <w:r>
-              <w:rPr>
-                <w:rFonts w:ascii="Calibri" w:hAnsi="Calibri"/>
-                <w:color w:val="000000"/>
-                <w:sz w:val="22"/>
-                <w:szCs w:val="22"/>
-              </w:rPr>
-              <w:t>2</w:t>
-            </w:r>
-            <w:r>
-              <w:rPr>
-                <w:rFonts w:ascii="Calibri" w:hAnsi="Calibri"/>
-                <w:color w:val="000000"/>
-                <w:sz w:val="22"/>
-                <w:szCs w:val="22"/>
-              </w:rPr>
-              <w:t>,</w:t>
-            </w:r>
-            <w:r>
-              <w:rPr>
-                <w:rFonts w:ascii="Calibri" w:hAnsi="Calibri"/>
-                <w:color w:val="000000"/>
-                <w:sz w:val="22"/>
-                <w:szCs w:val="22"/>
-              </w:rPr>
-              <w:t>22</w:t>
+            <w:noWrap/>
+            <w:hideMark/>
+          </w:tcPr>
+          <w:p>
+            <w:pPr>
+              <w:jc w:val="center"/>
+              <w:rPr>
+                <w:rFonts w:ascii="Calibri" w:hAnsi="Calibri"/>
+                <w:color w:val="000000"/>
+                <w:sz w:val="22"/>
+                <w:szCs w:val="22"/>
+              </w:rPr>
+            </w:pPr>
+            <w:r>
+              <w:t>60,98</w:t>
             </w:r>
           </w:p>
         </w:tc>
@@ -4496,47 +2594,21 @@
               <w:bottom w:val="nil"/>
               <w:right w:val="nil"/>
             </w:tcBorders>
-            <w:shd w:val="clear" w:color="auto" w:fill="auto"/>
-            <w:noWrap/>
-            <w:vAlign w:val="bottom"/>
-            <w:hideMark/>
-          </w:tcPr>
-          <w:p>
-            <w:pPr>
-              <w:jc w:val="center"/>
-              <w:rPr>
-                <w:rFonts w:ascii="Calibri" w:hAnsi="Calibri"/>
-                <w:color w:val="000000"/>
-                <w:sz w:val="22"/>
-                <w:szCs w:val="22"/>
-              </w:rPr>
-            </w:pPr>
-            <w:r>
-              <w:rPr>
-                <w:rFonts w:ascii="Calibri" w:hAnsi="Calibri"/>
-                <w:color w:val="000000"/>
-                <w:sz w:val="22"/>
-                <w:szCs w:val="22"/>
-              </w:rPr>
-              <w:t>90</w:t>
-            </w:r>
-            <w:r>
-              <w:rPr>
-                <w:rFonts w:ascii="Calibri" w:hAnsi="Calibri"/>
-                <w:color w:val="000000"/>
-                <w:sz w:val="22"/>
-                <w:szCs w:val="22"/>
-              </w:rPr>
-              <w:t>,</w:t>
-            </w:r>
-            <w:r>
-              <w:rPr>
-                <w:rFonts w:ascii="Calibri" w:hAnsi="Calibri"/>
-                <w:color w:val="000000"/>
-                <w:sz w:val="22"/>
-                <w:szCs w:val="22"/>
-              </w:rPr>
-              <w:t>11</w:t>
+            <w:noWrap/>
+            <w:hideMark/>
+          </w:tcPr>
+          <w:p>
+            <w:pPr>
+              <w:jc w:val="center"/>
+              <w:rPr>
+                <w:rFonts w:ascii="Calibri" w:hAnsi="Calibri"/>
+                <w:color w:val="000000"/>
+                <w:sz w:val="22"/>
+                <w:szCs w:val="22"/>
+              </w:rPr>
+            </w:pPr>
+            <w:r>
+              <w:t>-18,73</w:t>
             </w:r>
           </w:p>
         </w:tc>
@@ -4549,47 +2621,21 @@
               <w:bottom w:val="nil"/>
               <w:right w:val="single" w:sz="4" w:space="0" w:color="auto"/>
             </w:tcBorders>
-            <w:shd w:val="clear" w:color="auto" w:fill="auto"/>
-            <w:noWrap/>
-            <w:vAlign w:val="bottom"/>
-            <w:hideMark/>
-          </w:tcPr>
-          <w:p>
-            <w:pPr>
-              <w:jc w:val="center"/>
-              <w:rPr>
-                <w:rFonts w:ascii="Calibri" w:hAnsi="Calibri"/>
-                <w:color w:val="000000"/>
-                <w:sz w:val="22"/>
-                <w:szCs w:val="22"/>
-              </w:rPr>
-            </w:pPr>
-            <w:r>
-              <w:rPr>
-                <w:rFonts w:ascii="Calibri" w:hAnsi="Calibri"/>
-                <w:color w:val="000000"/>
-                <w:sz w:val="22"/>
-                <w:szCs w:val="22"/>
-              </w:rPr>
-              <w:t>137</w:t>
-            </w:r>
-            <w:r>
-              <w:rPr>
-                <w:rFonts w:ascii="Calibri" w:hAnsi="Calibri"/>
-                <w:color w:val="000000"/>
-                <w:sz w:val="22"/>
-                <w:szCs w:val="22"/>
-              </w:rPr>
-              <w:t>,</w:t>
-            </w:r>
-            <w:r>
-              <w:rPr>
-                <w:rFonts w:ascii="Calibri" w:hAnsi="Calibri"/>
-                <w:color w:val="000000"/>
-                <w:sz w:val="22"/>
-                <w:szCs w:val="22"/>
-              </w:rPr>
-              <w:t>04</w:t>
+            <w:noWrap/>
+            <w:hideMark/>
+          </w:tcPr>
+          <w:p>
+            <w:pPr>
+              <w:jc w:val="center"/>
+              <w:rPr>
+                <w:rFonts w:ascii="Calibri" w:hAnsi="Calibri"/>
+                <w:color w:val="000000"/>
+                <w:sz w:val="22"/>
+                <w:szCs w:val="22"/>
+              </w:rPr>
+            </w:pPr>
+            <w:r>
+              <w:t>0,19</w:t>
             </w:r>
           </w:p>
         </w:tc>
@@ -4602,56 +2648,21 @@
               <w:bottom w:val="nil"/>
               <w:right w:val="single" w:sz="4" w:space="0" w:color="auto"/>
             </w:tcBorders>
-            <w:shd w:val="clear" w:color="auto" w:fill="auto"/>
-            <w:noWrap/>
-            <w:vAlign w:val="bottom"/>
-            <w:hideMark/>
-          </w:tcPr>
-          <w:p>
-            <w:pPr>
-              <w:jc w:val="center"/>
-              <w:rPr>
-                <w:rFonts w:ascii="Calibri" w:hAnsi="Calibri"/>
-                <w:color w:val="000000"/>
-                <w:sz w:val="22"/>
-                <w:szCs w:val="22"/>
-              </w:rPr>
-            </w:pPr>
-            <w:r>
-              <w:rPr>
-                <w:rFonts w:ascii="Calibri" w:hAnsi="Calibri"/>
-                <w:color w:val="000000"/>
-                <w:sz w:val="22"/>
-                <w:szCs w:val="22"/>
-              </w:rPr>
-              <w:t>-</w:t>
-            </w:r>
-            <w:r>
-              <w:rPr>
-                <w:rFonts w:ascii="Calibri" w:hAnsi="Calibri"/>
-                <w:color w:val="000000"/>
-                <w:sz w:val="22"/>
-                <w:szCs w:val="22"/>
-              </w:rPr>
-              <w:t>75</w:t>
-            </w:r>
-            <w:r>
-              <w:rPr>
-                <w:rFonts w:ascii="Calibri" w:hAnsi="Calibri"/>
-                <w:color w:val="000000"/>
-                <w:sz w:val="22"/>
-                <w:szCs w:val="22"/>
-              </w:rPr>
-              <w:t>,</w:t>
-            </w:r>
-            <w:r>
-              <w:rPr>
-                <w:rFonts w:ascii="Calibri" w:hAnsi="Calibri"/>
-                <w:color w:val="000000"/>
-                <w:sz w:val="22"/>
-                <w:szCs w:val="22"/>
-              </w:rPr>
-              <w:t>66</w:t>
+            <w:noWrap/>
+            <w:hideMark/>
+          </w:tcPr>
+          <w:p>
+            <w:pPr>
+              <w:jc w:val="center"/>
+              <w:rPr>
+                <w:rFonts w:ascii="Calibri" w:hAnsi="Calibri"/>
+                <w:color w:val="000000"/>
+                <w:sz w:val="22"/>
+                <w:szCs w:val="22"/>
+              </w:rPr>
+            </w:pPr>
+            <w:r>
+              <w:t>162,34</w:t>
             </w:r>
           </w:p>
         </w:tc>
@@ -4670,47 +2681,21 @@
               <w:bottom w:val="single" w:sz="4" w:space="0" w:color="auto"/>
               <w:right w:val="nil"/>
             </w:tcBorders>
-            <w:shd w:val="clear" w:color="auto" w:fill="auto"/>
-            <w:noWrap/>
-            <w:vAlign w:val="bottom"/>
-            <w:hideMark/>
-          </w:tcPr>
-          <w:p>
-            <w:pPr>
-              <w:jc w:val="center"/>
-              <w:rPr>
-                <w:rFonts w:ascii="Calibri" w:hAnsi="Calibri"/>
-                <w:color w:val="000000"/>
-                <w:sz w:val="22"/>
-                <w:szCs w:val="22"/>
-              </w:rPr>
-            </w:pPr>
-            <w:r>
-              <w:rPr>
-                <w:rFonts w:ascii="Calibri" w:hAnsi="Calibri"/>
-                <w:color w:val="000000"/>
-                <w:sz w:val="22"/>
-                <w:szCs w:val="22"/>
-              </w:rPr>
-              <w:t>58</w:t>
-            </w:r>
-            <w:r>
-              <w:rPr>
-                <w:rFonts w:ascii="Calibri" w:hAnsi="Calibri"/>
-                <w:color w:val="000000"/>
-                <w:sz w:val="22"/>
-                <w:szCs w:val="22"/>
-              </w:rPr>
-              <w:t>,</w:t>
-            </w:r>
-            <w:r>
-              <w:rPr>
-                <w:rFonts w:ascii="Calibri" w:hAnsi="Calibri"/>
-                <w:color w:val="000000"/>
-                <w:sz w:val="22"/>
-                <w:szCs w:val="22"/>
-              </w:rPr>
-              <w:t>58</w:t>
+            <w:noWrap/>
+            <w:hideMark/>
+          </w:tcPr>
+          <w:p>
+            <w:pPr>
+              <w:jc w:val="center"/>
+              <w:rPr>
+                <w:rFonts w:ascii="Calibri" w:hAnsi="Calibri"/>
+                <w:color w:val="000000"/>
+                <w:sz w:val="22"/>
+                <w:szCs w:val="22"/>
+              </w:rPr>
+            </w:pPr>
+            <w:r>
+              <w:t>51,18</w:t>
             </w:r>
           </w:p>
         </w:tc>
@@ -4723,56 +2708,21 @@
               <w:bottom w:val="single" w:sz="4" w:space="0" w:color="auto"/>
               <w:right w:val="single" w:sz="4" w:space="0" w:color="auto"/>
             </w:tcBorders>
-            <w:shd w:val="clear" w:color="auto" w:fill="auto"/>
-            <w:noWrap/>
-            <w:vAlign w:val="bottom"/>
-            <w:hideMark/>
-          </w:tcPr>
-          <w:p>
-            <w:pPr>
-              <w:jc w:val="center"/>
-              <w:rPr>
-                <w:rFonts w:ascii="Calibri" w:hAnsi="Calibri"/>
-                <w:color w:val="000000"/>
-                <w:sz w:val="22"/>
-                <w:szCs w:val="22"/>
-              </w:rPr>
-            </w:pPr>
-            <w:r>
-              <w:rPr>
-                <w:rFonts w:ascii="Calibri" w:hAnsi="Calibri"/>
-                <w:color w:val="000000"/>
-                <w:sz w:val="22"/>
-                <w:szCs w:val="22"/>
-              </w:rPr>
-              <w:t>-</w:t>
-            </w:r>
-            <w:r>
-              <w:rPr>
-                <w:rFonts w:ascii="Calibri" w:hAnsi="Calibri"/>
-                <w:color w:val="000000"/>
-                <w:sz w:val="22"/>
-                <w:szCs w:val="22"/>
-              </w:rPr>
-              <w:t>1</w:t>
-            </w:r>
-            <w:r>
-              <w:rPr>
-                <w:rFonts w:ascii="Calibri" w:hAnsi="Calibri"/>
-                <w:color w:val="000000"/>
-                <w:sz w:val="22"/>
-                <w:szCs w:val="22"/>
-              </w:rPr>
-              <w:t>,</w:t>
-            </w:r>
-            <w:r>
-              <w:rPr>
-                <w:rFonts w:ascii="Calibri" w:hAnsi="Calibri"/>
-                <w:color w:val="000000"/>
-                <w:sz w:val="22"/>
-                <w:szCs w:val="22"/>
-              </w:rPr>
-              <w:t>38</w:t>
+            <w:noWrap/>
+            <w:hideMark/>
+          </w:tcPr>
+          <w:p>
+            <w:pPr>
+              <w:jc w:val="center"/>
+              <w:rPr>
+                <w:rFonts w:ascii="Calibri" w:hAnsi="Calibri"/>
+                <w:color w:val="000000"/>
+                <w:sz w:val="22"/>
+                <w:szCs w:val="22"/>
+              </w:rPr>
+            </w:pPr>
+            <w:r>
+              <w:t>21,83</w:t>
             </w:r>
           </w:p>
         </w:tc>
@@ -4785,47 +2735,21 @@
               <w:bottom w:val="single" w:sz="4" w:space="0" w:color="auto"/>
               <w:right w:val="nil"/>
             </w:tcBorders>
-            <w:shd w:val="clear" w:color="auto" w:fill="auto"/>
-            <w:noWrap/>
-            <w:vAlign w:val="bottom"/>
-            <w:hideMark/>
-          </w:tcPr>
-          <w:p>
-            <w:pPr>
-              <w:jc w:val="center"/>
-              <w:rPr>
-                <w:rFonts w:ascii="Calibri" w:hAnsi="Calibri"/>
-                <w:color w:val="000000"/>
-                <w:sz w:val="22"/>
-                <w:szCs w:val="22"/>
-              </w:rPr>
-            </w:pPr>
-            <w:r>
-              <w:rPr>
-                <w:rFonts w:ascii="Calibri" w:hAnsi="Calibri"/>
-                <w:color w:val="000000"/>
-                <w:sz w:val="22"/>
-                <w:szCs w:val="22"/>
-              </w:rPr>
-              <w:t>69</w:t>
-            </w:r>
-            <w:r>
-              <w:rPr>
-                <w:rFonts w:ascii="Calibri" w:hAnsi="Calibri"/>
-                <w:color w:val="000000"/>
-                <w:sz w:val="22"/>
-                <w:szCs w:val="22"/>
-              </w:rPr>
-              <w:t>,</w:t>
-            </w:r>
-            <w:r>
-              <w:rPr>
-                <w:rFonts w:ascii="Calibri" w:hAnsi="Calibri"/>
-                <w:color w:val="000000"/>
-                <w:sz w:val="22"/>
-                <w:szCs w:val="22"/>
-              </w:rPr>
-              <w:t>72</w:t>
+            <w:noWrap/>
+            <w:hideMark/>
+          </w:tcPr>
+          <w:p>
+            <w:pPr>
+              <w:jc w:val="center"/>
+              <w:rPr>
+                <w:rFonts w:ascii="Calibri" w:hAnsi="Calibri"/>
+                <w:color w:val="000000"/>
+                <w:sz w:val="22"/>
+                <w:szCs w:val="22"/>
+              </w:rPr>
+            </w:pPr>
+            <w:r>
+              <w:t>22,18</w:t>
             </w:r>
           </w:p>
         </w:tc>
@@ -4838,47 +2762,21 @@
               <w:bottom w:val="single" w:sz="4" w:space="0" w:color="auto"/>
               <w:right w:val="single" w:sz="4" w:space="0" w:color="auto"/>
             </w:tcBorders>
-            <w:shd w:val="clear" w:color="auto" w:fill="auto"/>
-            <w:noWrap/>
-            <w:vAlign w:val="bottom"/>
-            <w:hideMark/>
-          </w:tcPr>
-          <w:p>
-            <w:pPr>
-              <w:jc w:val="center"/>
-              <w:rPr>
-                <w:rFonts w:ascii="Calibri" w:hAnsi="Calibri"/>
-                <w:color w:val="000000"/>
-                <w:sz w:val="22"/>
-                <w:szCs w:val="22"/>
-              </w:rPr>
-            </w:pPr>
-            <w:r>
-              <w:rPr>
-                <w:rFonts w:ascii="Calibri" w:hAnsi="Calibri"/>
-                <w:color w:val="000000"/>
-                <w:sz w:val="22"/>
-                <w:szCs w:val="22"/>
-              </w:rPr>
-              <w:t>117</w:t>
-            </w:r>
-            <w:r>
-              <w:rPr>
-                <w:rFonts w:ascii="Calibri" w:hAnsi="Calibri"/>
-                <w:color w:val="000000"/>
-                <w:sz w:val="22"/>
-                <w:szCs w:val="22"/>
-              </w:rPr>
-              <w:t>,</w:t>
-            </w:r>
-            <w:r>
-              <w:rPr>
-                <w:rFonts w:ascii="Calibri" w:hAnsi="Calibri"/>
-                <w:color w:val="000000"/>
-                <w:sz w:val="22"/>
-                <w:szCs w:val="22"/>
-              </w:rPr>
-              <w:t>56</w:t>
+            <w:noWrap/>
+            <w:hideMark/>
+          </w:tcPr>
+          <w:p>
+            <w:pPr>
+              <w:jc w:val="center"/>
+              <w:rPr>
+                <w:rFonts w:ascii="Calibri" w:hAnsi="Calibri"/>
+                <w:color w:val="000000"/>
+                <w:sz w:val="22"/>
+                <w:szCs w:val="22"/>
+              </w:rPr>
+            </w:pPr>
+            <w:r>
+              <w:t>0,16</w:t>
             </w:r>
           </w:p>
         </w:tc>
@@ -4891,56 +2789,21 @@
               <w:bottom w:val="single" w:sz="4" w:space="0" w:color="auto"/>
               <w:right w:val="single" w:sz="4" w:space="0" w:color="auto"/>
             </w:tcBorders>
-            <w:shd w:val="clear" w:color="auto" w:fill="auto"/>
-            <w:noWrap/>
-            <w:vAlign w:val="bottom"/>
-            <w:hideMark/>
-          </w:tcPr>
-          <w:p>
-            <w:pPr>
-              <w:jc w:val="center"/>
-              <w:rPr>
-                <w:rFonts w:ascii="Calibri" w:hAnsi="Calibri"/>
-                <w:color w:val="000000"/>
-                <w:sz w:val="22"/>
-                <w:szCs w:val="22"/>
-              </w:rPr>
-            </w:pPr>
-            <w:r>
-              <w:rPr>
-                <w:rFonts w:ascii="Calibri" w:hAnsi="Calibri"/>
-                <w:color w:val="000000"/>
-                <w:sz w:val="22"/>
-                <w:szCs w:val="22"/>
-              </w:rPr>
-              <w:t>-</w:t>
-            </w:r>
-            <w:r>
-              <w:rPr>
-                <w:rFonts w:ascii="Calibri" w:hAnsi="Calibri"/>
-                <w:color w:val="000000"/>
-                <w:sz w:val="22"/>
-                <w:szCs w:val="22"/>
-              </w:rPr>
-              <w:t>56</w:t>
-            </w:r>
-            <w:r>
-              <w:rPr>
-                <w:rFonts w:ascii="Calibri" w:hAnsi="Calibri"/>
-                <w:color w:val="000000"/>
-                <w:sz w:val="22"/>
-                <w:szCs w:val="22"/>
-              </w:rPr>
-              <w:t>,</w:t>
-            </w:r>
-            <w:r>
-              <w:rPr>
-                <w:rFonts w:ascii="Calibri" w:hAnsi="Calibri"/>
-                <w:color w:val="000000"/>
-                <w:sz w:val="22"/>
-                <w:szCs w:val="22"/>
-              </w:rPr>
-              <w:t>78</w:t>
+            <w:noWrap/>
+            <w:hideMark/>
+          </w:tcPr>
+          <w:p>
+            <w:pPr>
+              <w:jc w:val="center"/>
+              <w:rPr>
+                <w:rFonts w:ascii="Calibri" w:hAnsi="Calibri"/>
+                <w:color w:val="000000"/>
+                <w:sz w:val="22"/>
+                <w:szCs w:val="22"/>
+              </w:rPr>
+            </w:pPr>
+            <w:r>
+              <w:t>175,22</w:t>
             </w:r>
           </w:p>
         </w:tc>
@@ -5152,7 +3015,6 @@
               <w:bottom w:val="single" w:sz="4" w:space="0" w:color="auto"/>
               <w:right w:val="nil"/>
             </w:tcBorders>
-            <w:shd w:val="clear" w:color="auto" w:fill="auto"/>
             <w:noWrap/>
             <w:vAlign w:val="bottom"/>
             <w:hideMark/>
@@ -5198,7 +3060,6 @@
               <w:bottom w:val="single" w:sz="4" w:space="0" w:color="auto"/>
               <w:right w:val="single" w:sz="4" w:space="0" w:color="auto"/>
             </w:tcBorders>
-            <w:shd w:val="clear" w:color="auto" w:fill="auto"/>
             <w:noWrap/>
             <w:vAlign w:val="bottom"/>
             <w:hideMark/>
@@ -5377,7 +3238,6 @@
               <w:bottom w:val="nil"/>
               <w:right w:val="nil"/>
             </w:tcBorders>
-            <w:shd w:val="clear" w:color="auto" w:fill="auto"/>
             <w:noWrap/>
             <w:vAlign w:val="bottom"/>
             <w:hideMark/>
@@ -5412,7 +3272,6 @@
               <w:bottom w:val="nil"/>
               <w:right w:val="single" w:sz="4" w:space="0" w:color="auto"/>
             </w:tcBorders>
-            <w:shd w:val="clear" w:color="auto" w:fill="auto"/>
             <w:noWrap/>
             <w:vAlign w:val="bottom"/>
             <w:hideMark/>
@@ -5474,7 +3333,6 @@
               <w:bottom w:val="nil"/>
               <w:right w:val="nil"/>
             </w:tcBorders>
-            <w:shd w:val="clear" w:color="auto" w:fill="auto"/>
             <w:noWrap/>
             <w:vAlign w:val="bottom"/>
             <w:hideMark/>
@@ -5509,7 +3367,6 @@
               <w:bottom w:val="nil"/>
               <w:right w:val="single" w:sz="4" w:space="0" w:color="auto"/>
             </w:tcBorders>
-            <w:shd w:val="clear" w:color="auto" w:fill="auto"/>
             <w:noWrap/>
             <w:vAlign w:val="bottom"/>
             <w:hideMark/>
@@ -5571,7 +3428,6 @@
               <w:bottom w:val="nil"/>
               <w:right w:val="nil"/>
             </w:tcBorders>
-            <w:shd w:val="clear" w:color="auto" w:fill="auto"/>
             <w:noWrap/>
             <w:vAlign w:val="bottom"/>
             <w:hideMark/>
@@ -5606,7 +3462,6 @@
               <w:bottom w:val="nil"/>
               <w:right w:val="single" w:sz="4" w:space="0" w:color="auto"/>
             </w:tcBorders>
-            <w:shd w:val="clear" w:color="auto" w:fill="auto"/>
             <w:noWrap/>
             <w:vAlign w:val="bottom"/>
             <w:hideMark/>
@@ -5668,7 +3523,6 @@
               <w:bottom w:val="nil"/>
               <w:right w:val="nil"/>
             </w:tcBorders>
-            <w:shd w:val="clear" w:color="auto" w:fill="auto"/>
             <w:noWrap/>
             <w:vAlign w:val="bottom"/>
             <w:hideMark/>
@@ -5703,7 +3557,6 @@
               <w:bottom w:val="nil"/>
               <w:right w:val="single" w:sz="4" w:space="0" w:color="auto"/>
             </w:tcBorders>
-            <w:shd w:val="clear" w:color="auto" w:fill="auto"/>
             <w:noWrap/>
             <w:vAlign w:val="bottom"/>
             <w:hideMark/>
@@ -5765,7 +3618,6 @@
               <w:bottom w:val="nil"/>
               <w:right w:val="nil"/>
             </w:tcBorders>
-            <w:shd w:val="clear" w:color="auto" w:fill="auto"/>
             <w:noWrap/>
             <w:vAlign w:val="bottom"/>
             <w:hideMark/>
@@ -5800,7 +3652,6 @@
               <w:bottom w:val="nil"/>
               <w:right w:val="single" w:sz="4" w:space="0" w:color="auto"/>
             </w:tcBorders>
-            <w:shd w:val="clear" w:color="auto" w:fill="auto"/>
             <w:noWrap/>
             <w:vAlign w:val="bottom"/>
             <w:hideMark/>
@@ -5862,7 +3713,6 @@
               <w:bottom w:val="nil"/>
               <w:right w:val="nil"/>
             </w:tcBorders>
-            <w:shd w:val="clear" w:color="auto" w:fill="auto"/>
             <w:noWrap/>
             <w:vAlign w:val="bottom"/>
             <w:hideMark/>
@@ -5897,7 +3747,6 @@
               <w:bottom w:val="nil"/>
               <w:right w:val="single" w:sz="4" w:space="0" w:color="auto"/>
             </w:tcBorders>
-            <w:shd w:val="clear" w:color="auto" w:fill="auto"/>
             <w:noWrap/>
             <w:vAlign w:val="bottom"/>
             <w:hideMark/>
@@ -5959,7 +3808,6 @@
               <w:bottom w:val="nil"/>
               <w:right w:val="nil"/>
             </w:tcBorders>
-            <w:shd w:val="clear" w:color="auto" w:fill="auto"/>
             <w:noWrap/>
             <w:vAlign w:val="bottom"/>
             <w:hideMark/>
@@ -5994,7 +3842,6 @@
               <w:bottom w:val="nil"/>
               <w:right w:val="single" w:sz="4" w:space="0" w:color="auto"/>
             </w:tcBorders>
-            <w:shd w:val="clear" w:color="auto" w:fill="auto"/>
             <w:noWrap/>
             <w:vAlign w:val="bottom"/>
             <w:hideMark/>
@@ -6056,7 +3903,6 @@
               <w:bottom w:val="nil"/>
               <w:right w:val="nil"/>
             </w:tcBorders>
-            <w:shd w:val="clear" w:color="auto" w:fill="auto"/>
             <w:noWrap/>
             <w:vAlign w:val="bottom"/>
             <w:hideMark/>
@@ -6091,7 +3937,6 @@
               <w:bottom w:val="nil"/>
               <w:right w:val="single" w:sz="4" w:space="0" w:color="auto"/>
             </w:tcBorders>
-            <w:shd w:val="clear" w:color="auto" w:fill="auto"/>
             <w:noWrap/>
             <w:vAlign w:val="bottom"/>
             <w:hideMark/>
@@ -6153,7 +3998,6 @@
               <w:bottom w:val="nil"/>
               <w:right w:val="nil"/>
             </w:tcBorders>
-            <w:shd w:val="clear" w:color="auto" w:fill="auto"/>
             <w:noWrap/>
             <w:vAlign w:val="bottom"/>
             <w:hideMark/>
@@ -6188,7 +4032,6 @@
               <w:bottom w:val="nil"/>
               <w:right w:val="single" w:sz="4" w:space="0" w:color="auto"/>
             </w:tcBorders>
-            <w:shd w:val="clear" w:color="auto" w:fill="auto"/>
             <w:noWrap/>
             <w:vAlign w:val="bottom"/>
             <w:hideMark/>
@@ -6250,7 +4093,6 @@
               <w:bottom w:val="nil"/>
               <w:right w:val="nil"/>
             </w:tcBorders>
-            <w:shd w:val="clear" w:color="auto" w:fill="auto"/>
             <w:noWrap/>
             <w:vAlign w:val="bottom"/>
             <w:hideMark/>
@@ -6285,7 +4127,6 @@
               <w:bottom w:val="nil"/>
               <w:right w:val="single" w:sz="4" w:space="0" w:color="auto"/>
             </w:tcBorders>
-            <w:shd w:val="clear" w:color="auto" w:fill="auto"/>
             <w:noWrap/>
             <w:vAlign w:val="bottom"/>
             <w:hideMark/>
@@ -6347,7 +4188,6 @@
               <w:bottom w:val="nil"/>
               <w:right w:val="nil"/>
             </w:tcBorders>
-            <w:shd w:val="clear" w:color="auto" w:fill="auto"/>
             <w:noWrap/>
             <w:vAlign w:val="bottom"/>
             <w:hideMark/>
@@ -6382,7 +4222,6 @@
               <w:bottom w:val="nil"/>
               <w:right w:val="single" w:sz="4" w:space="0" w:color="auto"/>
             </w:tcBorders>
-            <w:shd w:val="clear" w:color="auto" w:fill="auto"/>
             <w:noWrap/>
             <w:vAlign w:val="bottom"/>
             <w:hideMark/>
@@ -6444,7 +4283,6 @@
               <w:bottom w:val="nil"/>
               <w:right w:val="nil"/>
             </w:tcBorders>
-            <w:shd w:val="clear" w:color="auto" w:fill="auto"/>
             <w:noWrap/>
             <w:vAlign w:val="bottom"/>
             <w:hideMark/>
@@ -6479,7 +4317,6 @@
               <w:bottom w:val="nil"/>
               <w:right w:val="single" w:sz="4" w:space="0" w:color="auto"/>
             </w:tcBorders>
-            <w:shd w:val="clear" w:color="auto" w:fill="auto"/>
             <w:noWrap/>
             <w:vAlign w:val="bottom"/>
             <w:hideMark/>
@@ -6541,7 +4378,6 @@
               <w:bottom w:val="nil"/>
               <w:right w:val="nil"/>
             </w:tcBorders>
-            <w:shd w:val="clear" w:color="auto" w:fill="auto"/>
             <w:noWrap/>
             <w:vAlign w:val="bottom"/>
             <w:hideMark/>
@@ -6576,7 +4412,6 @@
               <w:bottom w:val="nil"/>
               <w:right w:val="single" w:sz="4" w:space="0" w:color="auto"/>
             </w:tcBorders>
-            <w:shd w:val="clear" w:color="auto" w:fill="auto"/>
             <w:noWrap/>
             <w:vAlign w:val="bottom"/>
             <w:hideMark/>
@@ -6638,7 +4473,6 @@
               <w:bottom w:val="nil"/>
               <w:right w:val="nil"/>
             </w:tcBorders>
-            <w:shd w:val="clear" w:color="auto" w:fill="auto"/>
             <w:noWrap/>
             <w:vAlign w:val="bottom"/>
             <w:hideMark/>
@@ -6673,7 +4507,6 @@
               <w:bottom w:val="nil"/>
               <w:right w:val="single" w:sz="4" w:space="0" w:color="auto"/>
             </w:tcBorders>
-            <w:shd w:val="clear" w:color="auto" w:fill="auto"/>
             <w:noWrap/>
             <w:vAlign w:val="bottom"/>
             <w:hideMark/>
@@ -6735,7 +4568,6 @@
               <w:bottom w:val="single" w:sz="4" w:space="0" w:color="auto"/>
               <w:right w:val="nil"/>
             </w:tcBorders>
-            <w:shd w:val="clear" w:color="auto" w:fill="auto"/>
             <w:noWrap/>
             <w:vAlign w:val="bottom"/>
             <w:hideMark/>
@@ -6770,7 +4602,6 @@
               <w:bottom w:val="single" w:sz="4" w:space="0" w:color="auto"/>
               <w:right w:val="single" w:sz="4" w:space="0" w:color="auto"/>
             </w:tcBorders>
-            <w:shd w:val="clear" w:color="auto" w:fill="auto"/>
             <w:noWrap/>
             <w:vAlign w:val="bottom"/>
             <w:hideMark/>
